--- a/8_term_Software_engineering/Production_technological_design_and_technological_practice/Отчет.docx
+++ b/8_term_Software_engineering/Production_technological_design_and_technological_practice/Отчет.docx
@@ -464,6 +464,7 @@
         </w:rPr>
         <w:t xml:space="preserve"> </w:t>
       </w:r>
+      <w:proofErr w:type="spellStart"/>
       <w:r>
         <w:rPr>
           <w:sz w:val="24"/>
@@ -471,6 +472,7 @@
         </w:rPr>
         <w:t>ФПИиКТ</w:t>
       </w:r>
+      <w:proofErr w:type="spellEnd"/>
       <w:r>
         <w:rPr>
           <w:sz w:val="24"/>
@@ -575,12 +577,29 @@
         </w:rPr>
         <w:t xml:space="preserve"> </w:t>
       </w:r>
+      <w:proofErr w:type="spellStart"/>
       <w:r>
         <w:rPr>
           <w:sz w:val="24"/>
           <w:u w:val="single"/>
         </w:rPr>
-        <w:t xml:space="preserve">Нейротехнологии и программирование </w:t>
+        <w:t>Нейротехнологии</w:t>
+      </w:r>
+      <w:proofErr w:type="spellEnd"/>
+      <w:r>
+        <w:rPr>
+          <w:sz w:val="24"/>
+          <w:u w:val="single"/>
+        </w:rPr>
+        <w:t xml:space="preserve"> и </w:t>
+      </w:r>
+      <w:proofErr w:type="gramStart"/>
+      <w:r>
+        <w:rPr>
+          <w:sz w:val="24"/>
+          <w:u w:val="single"/>
+        </w:rPr>
+        <w:t xml:space="preserve">программирование </w:t>
       </w:r>
       <w:r>
         <w:rPr>
@@ -588,6 +607,7 @@
         </w:rPr>
         <w:t xml:space="preserve"> Направление</w:t>
       </w:r>
+      <w:proofErr w:type="gramEnd"/>
       <w:r>
         <w:rPr>
           <w:spacing w:val="-11"/>
@@ -697,7 +717,7 @@
           <w:sz w:val="24"/>
           <w:u w:val="single"/>
         </w:rPr>
-        <w:t>ООО</w:t>
+        <w:t>МТС Веб Сервисы</w:t>
       </w:r>
       <w:r>
         <w:rPr>
@@ -820,15 +840,16 @@
           <w:szCs w:val="24"/>
           <w:u w:val="single"/>
         </w:rPr>
-        <w:t>ФИО</w:t>
-      </w:r>
+        <w:t xml:space="preserve">Дегтярев Роман </w:t>
+      </w:r>
+      <w:proofErr w:type="gramStart"/>
       <w:r>
         <w:rPr>
           <w:sz w:val="24"/>
           <w:szCs w:val="24"/>
           <w:u w:val="single"/>
         </w:rPr>
-        <w:t xml:space="preserve"> </w:t>
+        <w:t>Евгеньевич</w:t>
       </w:r>
       <w:r>
         <w:rPr>
@@ -836,7 +857,61 @@
           <w:szCs w:val="24"/>
           <w:u w:val="single"/>
         </w:rPr>
-        <w:t>должность</w:t>
+        <w:t>,</w:t>
+      </w:r>
+      <w:r>
+        <w:rPr>
+          <w:spacing w:val="-11"/>
+          <w:sz w:val="24"/>
+          <w:szCs w:val="24"/>
+          <w:u w:val="single"/>
+        </w:rPr>
+        <w:t xml:space="preserve"> </w:t>
+      </w:r>
+      <w:r>
+        <w:rPr>
+          <w:spacing w:val="-11"/>
+          <w:sz w:val="24"/>
+          <w:szCs w:val="24"/>
+          <w:u w:val="single"/>
+        </w:rPr>
+        <w:t xml:space="preserve">  </w:t>
+      </w:r>
+      <w:proofErr w:type="gramEnd"/>
+      <w:r>
+        <w:rPr>
+          <w:spacing w:val="-11"/>
+          <w:sz w:val="24"/>
+          <w:szCs w:val="24"/>
+          <w:u w:val="single"/>
+        </w:rPr>
+        <w:t xml:space="preserve">                        </w:t>
+      </w:r>
+      <w:r>
+        <w:rPr>
+          <w:sz w:val="24"/>
+          <w:szCs w:val="24"/>
+          <w:u w:val="single"/>
+        </w:rPr>
+        <w:t xml:space="preserve">Unit </w:t>
+      </w:r>
+      <w:proofErr w:type="spellStart"/>
+      <w:r>
+        <w:rPr>
+          <w:sz w:val="24"/>
+          <w:szCs w:val="24"/>
+          <w:u w:val="single"/>
+        </w:rPr>
+        <w:t>Lead</w:t>
+      </w:r>
+      <w:proofErr w:type="spellEnd"/>
+      <w:r>
+        <w:rPr>
+          <w:sz w:val="24"/>
+          <w:szCs w:val="24"/>
+          <w:u w:val="single"/>
+        </w:rPr>
+        <w:t xml:space="preserve"> (Руководитель направления)</w:t>
       </w:r>
       <w:r>
         <w:rPr>
@@ -962,82 +1037,94 @@
         </w:rPr>
         <w:tab/>
       </w:r>
+      <w:proofErr w:type="spellStart"/>
       <w:r>
         <w:rPr>
           <w:sz w:val="24"/>
           <w:szCs w:val="24"/>
           <w:u w:val="single"/>
         </w:rPr>
-        <w:t>Штенников Дмитрий Геннадьевич, доцент факультета</w:t>
-      </w:r>
-      <w:r>
-        <w:rPr>
-          <w:spacing w:val="-5"/>
+        <w:t>Штенников</w:t>
+      </w:r>
+      <w:proofErr w:type="spellEnd"/>
+      <w:r>
+        <w:rPr>
           <w:sz w:val="24"/>
           <w:szCs w:val="24"/>
           <w:u w:val="single"/>
         </w:rPr>
-        <w:t xml:space="preserve"> </w:t>
-      </w:r>
-      <w:r>
-        <w:rPr>
+        <w:t xml:space="preserve"> Дмитрий Геннадьевич, доцент факультета</w:t>
+      </w:r>
+      <w:r>
+        <w:rPr>
+          <w:spacing w:val="-5"/>
           <w:sz w:val="24"/>
           <w:szCs w:val="24"/>
           <w:u w:val="single"/>
         </w:rPr>
-        <w:t>программной</w:t>
-      </w:r>
-      <w:r>
-        <w:rPr>
-          <w:spacing w:val="-4"/>
+        <w:t xml:space="preserve"> </w:t>
+      </w:r>
+      <w:r>
+        <w:rPr>
           <w:sz w:val="24"/>
           <w:szCs w:val="24"/>
           <w:u w:val="single"/>
         </w:rPr>
-        <w:t xml:space="preserve"> </w:t>
-      </w:r>
-      <w:r>
-        <w:rPr>
+        <w:t>программной</w:t>
+      </w:r>
+      <w:r>
+        <w:rPr>
+          <w:spacing w:val="-4"/>
           <w:sz w:val="24"/>
           <w:szCs w:val="24"/>
           <w:u w:val="single"/>
         </w:rPr>
-        <w:t>инженерии</w:t>
-      </w:r>
-      <w:r>
-        <w:rPr>
-          <w:spacing w:val="-4"/>
+        <w:t xml:space="preserve"> </w:t>
+      </w:r>
+      <w:r>
+        <w:rPr>
           <w:sz w:val="24"/>
           <w:szCs w:val="24"/>
           <w:u w:val="single"/>
         </w:rPr>
-        <w:t xml:space="preserve"> </w:t>
-      </w:r>
-      <w:r>
-        <w:rPr>
+        <w:t>инженерии</w:t>
+      </w:r>
+      <w:r>
+        <w:rPr>
+          <w:spacing w:val="-4"/>
           <w:sz w:val="24"/>
           <w:szCs w:val="24"/>
           <w:u w:val="single"/>
         </w:rPr>
-        <w:t>и</w:t>
-      </w:r>
-      <w:r>
-        <w:rPr>
-          <w:spacing w:val="80"/>
+        <w:t xml:space="preserve"> </w:t>
+      </w:r>
+      <w:proofErr w:type="gramStart"/>
+      <w:r>
+        <w:rPr>
           <w:sz w:val="24"/>
           <w:szCs w:val="24"/>
           <w:u w:val="single"/>
         </w:rPr>
-        <w:t xml:space="preserve"> </w:t>
-      </w:r>
-      <w:r>
-        <w:rPr>
+        <w:t>и</w:t>
+      </w:r>
+      <w:r>
+        <w:rPr>
+          <w:spacing w:val="80"/>
           <w:sz w:val="24"/>
           <w:szCs w:val="24"/>
           <w:u w:val="single"/>
         </w:rPr>
+        <w:t xml:space="preserve">  </w:t>
+      </w:r>
+      <w:r>
+        <w:rPr>
+          <w:sz w:val="24"/>
+          <w:szCs w:val="24"/>
+          <w:u w:val="single"/>
+        </w:rPr>
         <w:t>компьютерной</w:t>
       </w:r>
+      <w:proofErr w:type="gramEnd"/>
       <w:r>
         <w:rPr>
           <w:spacing w:val="-11"/>
@@ -2666,7 +2753,7 @@
                 <w:noProof/>
                 <w:webHidden/>
               </w:rPr>
-              <w:t>8</w:t>
+              <w:t>10</w:t>
             </w:r>
             <w:r>
               <w:rPr>
@@ -2738,7 +2825,7 @@
                 <w:noProof/>
                 <w:webHidden/>
               </w:rPr>
-              <w:t>9</w:t>
+              <w:t>11</w:t>
             </w:r>
             <w:r>
               <w:rPr>
@@ -2810,7 +2897,7 @@
                 <w:noProof/>
                 <w:webHidden/>
               </w:rPr>
-              <w:t>10</w:t>
+              <w:t>12</w:t>
             </w:r>
             <w:r>
               <w:rPr>
@@ -2882,7 +2969,7 @@
                 <w:noProof/>
                 <w:webHidden/>
               </w:rPr>
-              <w:t>13</w:t>
+              <w:t>15</w:t>
             </w:r>
             <w:r>
               <w:rPr>
@@ -3162,10 +3249,33 @@
         <w:ind w:firstLine="709"/>
       </w:pPr>
       <w:r>
-        <w:t>В данной работе представлен развернутый отчет о прохождении производственной практики, в ходе которой выполнялось</w:t>
-      </w:r>
-      <w:r>
-        <w:t>…</w:t>
+        <w:t xml:space="preserve">В данной работе представлен развернутый отчет о прохождении производственной практики, в ходе которой выполнялось добавление нового функционала в сервис управления агентами на языке Go [1]. В рамках практики были реализованы постоянное хранилище данных на базе </w:t>
+      </w:r>
+      <w:proofErr w:type="spellStart"/>
+      <w:r>
+        <w:t>PostgreSQL</w:t>
+      </w:r>
+      <w:proofErr w:type="spellEnd"/>
+      <w:r>
+        <w:t xml:space="preserve"> [2], реляционная схема данных и интерфейс по протоколу HTTP для управления сущностями сервиса и контроля его работоспособности. Кроме того, реализован прием событий по HTTP для последующей обработки, выполнено документирование интерфейса в формате </w:t>
+      </w:r>
+      <w:proofErr w:type="spellStart"/>
+      <w:r>
+        <w:t>OpenAPI</w:t>
+      </w:r>
+      <w:proofErr w:type="spellEnd"/>
+      <w:r>
+        <w:t xml:space="preserve"> [3] и разработано модульное тестирование ключевых компонентов.</w:t>
+      </w:r>
+    </w:p>
+    <w:p>
+      <w:pPr>
+        <w:pStyle w:val="a3"/>
+        <w:spacing w:line="360" w:lineRule="auto"/>
+        <w:ind w:firstLine="709"/>
+      </w:pPr>
+      <w:r>
+        <w:t>Применение постоянного хранилища данных и стандартизированного интерфейса по протоколу HTTP является типовым требованием к современным сервисам, ориентированным на интеграцию и сопровождение. В проекте подобная постановка позволяет отработать полный цикл работ: от уточнения требований и анализа структуры проекта до реализации схемы базы данных, прикладных путей обработки запросов, обработки ошибочных сценариев и покрытия кода тестами с использованием изоляции зависимостей.</w:t>
       </w:r>
     </w:p>
     <w:p>
@@ -3218,28 +3328,61 @@
         <w:ind w:firstLine="709"/>
       </w:pPr>
       <w:r>
-        <w:t>ООО «</w:t>
-      </w:r>
-      <w:r>
-        <w:t>ООО</w:t>
-      </w:r>
-      <w:r>
-        <w:t xml:space="preserve">» </w:t>
+        <w:t xml:space="preserve">ООО «МТС Веб Сервисы» </w:t>
       </w:r>
       <w:r>
         <w:t>[</w:t>
       </w:r>
       <w:r>
-        <w:t>1</w:t>
+        <w:t>4</w:t>
       </w:r>
       <w:r>
         <w:t>]</w:t>
       </w:r>
       <w:r>
-        <w:t xml:space="preserve"> – бигтех-компани</w:t>
-      </w:r>
-      <w:r>
-        <w:t>я…</w:t>
+        <w:t xml:space="preserve"> – </w:t>
+      </w:r>
+      <w:proofErr w:type="spellStart"/>
+      <w:r>
+        <w:t>бигтех</w:t>
+      </w:r>
+      <w:proofErr w:type="spellEnd"/>
+      <w:r>
+        <w:t xml:space="preserve">-компания, предоставляющая облачные сервисы, решения в области искусственного интеллекта и платформенные продукты для бизнеса: от работы с данными до разработки продуктов и оптимизации процессов. Компания позиционирует себя как «технологии без ограничений» и входит в экосистему МТС; на рынке представлена более 20 лет, обслуживает свыше 5000 клиентов и входит в число лидеров рейтинга </w:t>
+      </w:r>
+      <w:proofErr w:type="spellStart"/>
+      <w:r>
+        <w:t>IaaS</w:t>
+      </w:r>
+      <w:proofErr w:type="spellEnd"/>
+      <w:r>
+        <w:t xml:space="preserve"> Enterprise.</w:t>
+      </w:r>
+    </w:p>
+    <w:p>
+      <w:pPr>
+        <w:pStyle w:val="a3"/>
+        <w:spacing w:line="360" w:lineRule="auto"/>
+        <w:ind w:firstLine="709"/>
+      </w:pPr>
+      <w:r>
+        <w:t xml:space="preserve">Направления деятельности включают облачные платформы (в том числе MWS </w:t>
+      </w:r>
+      <w:proofErr w:type="spellStart"/>
+      <w:r>
+        <w:t>Cloud</w:t>
+      </w:r>
+      <w:proofErr w:type="spellEnd"/>
+      <w:r>
+        <w:t xml:space="preserve"> Platform, контейнерные и </w:t>
+      </w:r>
+      <w:proofErr w:type="spellStart"/>
+      <w:r>
+        <w:t>импортозамещенные</w:t>
+      </w:r>
+      <w:proofErr w:type="spellEnd"/>
+      <w:r>
+        <w:t xml:space="preserve"> решения), инструменты разработки (ускорение тестирования и выпуска ИТ-продуктов), работу с данными (хранилища, аналитика и др.), кибербезопасность и сервисы на базе ИИ. </w:t>
       </w:r>
     </w:p>
     <w:p>
@@ -3267,7 +3410,69 @@
         <w:t>е</w:t>
       </w:r>
       <w:r>
-        <w:t>…</w:t>
+        <w:t xml:space="preserve"> «Инструменты производственного процесса». </w:t>
+      </w:r>
+      <w:r>
+        <w:t>Данная к</w:t>
+      </w:r>
+      <w:r>
+        <w:t xml:space="preserve">оманда отвечает за разработку и сопровождение инструментов, используемых в производственном процессе создания продуктов компании. В рамках практики выполнялась разработка сервиса </w:t>
+      </w:r>
+      <w:proofErr w:type="spellStart"/>
+      <w:r>
+        <w:t>оркестрации</w:t>
+      </w:r>
+      <w:proofErr w:type="spellEnd"/>
+      <w:r>
+        <w:t xml:space="preserve"> агентов в контексте задач команды.</w:t>
+      </w:r>
+    </w:p>
+    <w:p>
+      <w:pPr>
+        <w:pStyle w:val="a3"/>
+        <w:spacing w:line="360" w:lineRule="auto"/>
+        <w:ind w:firstLine="709"/>
+      </w:pPr>
+      <w:r>
+        <w:t xml:space="preserve">Используемые языки программирования – </w:t>
+      </w:r>
+      <w:proofErr w:type="spellStart"/>
+      <w:r>
+        <w:t>Golang</w:t>
+      </w:r>
+      <w:proofErr w:type="spellEnd"/>
+      <w:r>
+        <w:t xml:space="preserve"> и Python. Для работы также необходимы знания операционных систем на основе Linux</w:t>
+      </w:r>
+      <w:r>
+        <w:t xml:space="preserve"> и</w:t>
+      </w:r>
+      <w:r>
+        <w:t xml:space="preserve"> систем контроля версий </w:t>
+      </w:r>
+      <w:proofErr w:type="spellStart"/>
+      <w:r>
+        <w:t>Git</w:t>
+      </w:r>
+      <w:proofErr w:type="spellEnd"/>
+      <w:r>
+        <w:t xml:space="preserve"> и </w:t>
+      </w:r>
+      <w:proofErr w:type="spellStart"/>
+      <w:r>
+        <w:t>GitLab</w:t>
+      </w:r>
+      <w:proofErr w:type="spellEnd"/>
+      <w:r>
+        <w:t xml:space="preserve">. Для сборки проектов используются контейнеры под управлением </w:t>
+      </w:r>
+      <w:proofErr w:type="spellStart"/>
+      <w:r>
+        <w:t>Docker</w:t>
+      </w:r>
+      <w:proofErr w:type="spellEnd"/>
+      <w:r>
+        <w:t>. Также используется технология WSL для эффективной сборки и тестирования на компьютерах под управлением Windows.</w:t>
       </w:r>
     </w:p>
     <w:p>
@@ -3368,15 +3573,33 @@
           <w:szCs w:val="28"/>
           <w:lang w:eastAsia="ru-RU"/>
         </w:rPr>
-        <w:t>функционал</w:t>
-      </w:r>
-      <w:r>
-        <w:rPr>
-          <w:sz w:val="28"/>
-          <w:szCs w:val="28"/>
-          <w:lang w:eastAsia="ru-RU"/>
-        </w:rPr>
-        <w:t>…</w:t>
+        <w:t xml:space="preserve">функционал путем добавления базы данных </w:t>
+      </w:r>
+      <w:proofErr w:type="spellStart"/>
+      <w:r>
+        <w:rPr>
+          <w:sz w:val="28"/>
+          <w:szCs w:val="28"/>
+          <w:lang w:eastAsia="ru-RU"/>
+        </w:rPr>
+        <w:t>PostgreSQL</w:t>
+      </w:r>
+      <w:proofErr w:type="spellEnd"/>
+      <w:r>
+        <w:rPr>
+          <w:sz w:val="28"/>
+          <w:szCs w:val="28"/>
+          <w:lang w:eastAsia="ru-RU"/>
+        </w:rPr>
+        <w:t xml:space="preserve"> и набора путей обработки запросов по протоколу HTTP</w:t>
+      </w:r>
+      <w:r>
+        <w:rPr>
+          <w:sz w:val="28"/>
+          <w:szCs w:val="28"/>
+          <w:lang w:eastAsia="ru-RU"/>
+        </w:rPr>
+        <w:t>.</w:t>
       </w:r>
     </w:p>
     <w:p>
@@ -3422,16 +3645,248 @@
           <w:szCs w:val="28"/>
           <w:lang w:eastAsia="ru-RU"/>
         </w:rPr>
-        <w:t xml:space="preserve">Задача </w:t>
-      </w:r>
-      <w:r>
-        <w:rPr>
-          <w:sz w:val="28"/>
-          <w:szCs w:val="28"/>
-          <w:lang w:val="en-US" w:eastAsia="ru-RU"/>
-        </w:rPr>
-        <w:t>N</w:t>
-      </w:r>
+        <w:t>Определить</w:t>
+      </w:r>
+      <w:r>
+        <w:rPr>
+          <w:sz w:val="28"/>
+          <w:szCs w:val="28"/>
+          <w:lang w:eastAsia="ru-RU"/>
+        </w:rPr>
+        <w:t xml:space="preserve"> набор </w:t>
+      </w:r>
+      <w:r>
+        <w:rPr>
+          <w:sz w:val="28"/>
+          <w:szCs w:val="28"/>
+          <w:lang w:eastAsia="ru-RU"/>
+        </w:rPr>
+        <w:t>новых</w:t>
+      </w:r>
+      <w:r>
+        <w:rPr>
+          <w:sz w:val="28"/>
+          <w:szCs w:val="28"/>
+          <w:lang w:eastAsia="ru-RU"/>
+        </w:rPr>
+        <w:t xml:space="preserve"> компонентов</w:t>
+      </w:r>
+      <w:r>
+        <w:rPr>
+          <w:sz w:val="28"/>
+          <w:szCs w:val="28"/>
+          <w:lang w:eastAsia="ru-RU"/>
+        </w:rPr>
+        <w:t>.</w:t>
+      </w:r>
+    </w:p>
+    <w:p>
+      <w:pPr>
+        <w:pStyle w:val="a5"/>
+        <w:widowControl/>
+        <w:numPr>
+          <w:ilvl w:val="0"/>
+          <w:numId w:val="6"/>
+        </w:numPr>
+        <w:autoSpaceDE/>
+        <w:autoSpaceDN/>
+        <w:spacing w:line="360" w:lineRule="auto"/>
+        <w:ind w:left="1418" w:hanging="709"/>
+        <w:rPr>
+          <w:sz w:val="28"/>
+          <w:szCs w:val="28"/>
+          <w:lang w:eastAsia="ru-RU"/>
+        </w:rPr>
+      </w:pPr>
+      <w:r>
+        <w:rPr>
+          <w:sz w:val="28"/>
+          <w:szCs w:val="28"/>
+          <w:lang w:eastAsia="ru-RU"/>
+        </w:rPr>
+        <w:t xml:space="preserve">Реализовать и верифицировать конфигурацию через переменные окружения для подключения к </w:t>
+      </w:r>
+      <w:proofErr w:type="spellStart"/>
+      <w:r>
+        <w:rPr>
+          <w:sz w:val="28"/>
+          <w:szCs w:val="28"/>
+          <w:lang w:eastAsia="ru-RU"/>
+        </w:rPr>
+        <w:t>PostgreSQL</w:t>
+      </w:r>
+      <w:proofErr w:type="spellEnd"/>
+      <w:r>
+        <w:rPr>
+          <w:sz w:val="28"/>
+          <w:szCs w:val="28"/>
+          <w:lang w:eastAsia="ru-RU"/>
+        </w:rPr>
+        <w:t xml:space="preserve"> и настройки сервиса.</w:t>
+      </w:r>
+    </w:p>
+    <w:p>
+      <w:pPr>
+        <w:pStyle w:val="a5"/>
+        <w:widowControl/>
+        <w:numPr>
+          <w:ilvl w:val="0"/>
+          <w:numId w:val="6"/>
+        </w:numPr>
+        <w:autoSpaceDE/>
+        <w:autoSpaceDN/>
+        <w:spacing w:line="360" w:lineRule="auto"/>
+        <w:ind w:left="1418" w:hanging="709"/>
+        <w:rPr>
+          <w:sz w:val="28"/>
+          <w:szCs w:val="28"/>
+          <w:lang w:eastAsia="ru-RU"/>
+        </w:rPr>
+      </w:pPr>
+      <w:r>
+        <w:rPr>
+          <w:sz w:val="28"/>
+          <w:szCs w:val="28"/>
+          <w:lang w:eastAsia="ru-RU"/>
+        </w:rPr>
+        <w:t xml:space="preserve">Спроектировать схему базы данных </w:t>
+      </w:r>
+      <w:proofErr w:type="spellStart"/>
+      <w:r>
+        <w:rPr>
+          <w:sz w:val="28"/>
+          <w:szCs w:val="28"/>
+          <w:lang w:eastAsia="ru-RU"/>
+        </w:rPr>
+        <w:t>PostgreSQL</w:t>
+      </w:r>
+      <w:proofErr w:type="spellEnd"/>
+      <w:r>
+        <w:rPr>
+          <w:sz w:val="28"/>
+          <w:szCs w:val="28"/>
+          <w:lang w:eastAsia="ru-RU"/>
+        </w:rPr>
+        <w:t xml:space="preserve"> и реализовать миграции.</w:t>
+      </w:r>
+    </w:p>
+    <w:p>
+      <w:pPr>
+        <w:pStyle w:val="a5"/>
+        <w:widowControl/>
+        <w:numPr>
+          <w:ilvl w:val="0"/>
+          <w:numId w:val="6"/>
+        </w:numPr>
+        <w:autoSpaceDE/>
+        <w:autoSpaceDN/>
+        <w:spacing w:line="360" w:lineRule="auto"/>
+        <w:ind w:left="1418" w:hanging="709"/>
+        <w:rPr>
+          <w:sz w:val="28"/>
+          <w:szCs w:val="28"/>
+          <w:lang w:eastAsia="ru-RU"/>
+        </w:rPr>
+      </w:pPr>
+      <w:r>
+        <w:rPr>
+          <w:sz w:val="28"/>
+          <w:szCs w:val="28"/>
+          <w:lang w:eastAsia="ru-RU"/>
+        </w:rPr>
+        <w:t>Реализовать слой доступа к данным (репозиторий) и операции создания, чтения, обновления и удаления.</w:t>
+      </w:r>
+    </w:p>
+    <w:p>
+      <w:pPr>
+        <w:pStyle w:val="a5"/>
+        <w:widowControl/>
+        <w:numPr>
+          <w:ilvl w:val="0"/>
+          <w:numId w:val="6"/>
+        </w:numPr>
+        <w:autoSpaceDE/>
+        <w:autoSpaceDN/>
+        <w:spacing w:line="360" w:lineRule="auto"/>
+        <w:ind w:left="1418" w:hanging="709"/>
+        <w:rPr>
+          <w:sz w:val="28"/>
+          <w:szCs w:val="28"/>
+          <w:lang w:eastAsia="ru-RU"/>
+        </w:rPr>
+      </w:pPr>
+      <w:r>
+        <w:rPr>
+          <w:sz w:val="28"/>
+          <w:szCs w:val="28"/>
+          <w:lang w:eastAsia="ru-RU"/>
+        </w:rPr>
+        <w:t>Реализовать интерфейс по протоколу HTTP.</w:t>
+      </w:r>
+    </w:p>
+    <w:p>
+      <w:pPr>
+        <w:pStyle w:val="a5"/>
+        <w:widowControl/>
+        <w:numPr>
+          <w:ilvl w:val="0"/>
+          <w:numId w:val="6"/>
+        </w:numPr>
+        <w:autoSpaceDE/>
+        <w:autoSpaceDN/>
+        <w:spacing w:line="360" w:lineRule="auto"/>
+        <w:ind w:left="1418" w:hanging="709"/>
+        <w:rPr>
+          <w:sz w:val="28"/>
+          <w:szCs w:val="28"/>
+          <w:lang w:eastAsia="ru-RU"/>
+        </w:rPr>
+      </w:pPr>
+      <w:r>
+        <w:rPr>
+          <w:sz w:val="28"/>
+          <w:szCs w:val="28"/>
+          <w:lang w:eastAsia="ru-RU"/>
+        </w:rPr>
+        <w:t>Написать базовые модульные тесты для обработки запросов по протоколу HTTP и для репозитория.</w:t>
+      </w:r>
+    </w:p>
+    <w:p>
+      <w:pPr>
+        <w:pStyle w:val="a5"/>
+        <w:widowControl/>
+        <w:numPr>
+          <w:ilvl w:val="0"/>
+          <w:numId w:val="6"/>
+        </w:numPr>
+        <w:autoSpaceDE/>
+        <w:autoSpaceDN/>
+        <w:spacing w:line="360" w:lineRule="auto"/>
+        <w:ind w:left="1418" w:hanging="709"/>
+        <w:rPr>
+          <w:sz w:val="28"/>
+          <w:szCs w:val="28"/>
+          <w:lang w:eastAsia="ru-RU"/>
+        </w:rPr>
+      </w:pPr>
+      <w:r>
+        <w:rPr>
+          <w:sz w:val="28"/>
+          <w:szCs w:val="28"/>
+          <w:lang w:eastAsia="ru-RU"/>
+        </w:rPr>
+        <w:t xml:space="preserve">Подготовить описание интерфейса в формате </w:t>
+      </w:r>
+      <w:proofErr w:type="spellStart"/>
+      <w:r>
+        <w:rPr>
+          <w:sz w:val="28"/>
+          <w:szCs w:val="28"/>
+          <w:lang w:eastAsia="ru-RU"/>
+        </w:rPr>
+        <w:t>OpenAPI</w:t>
+      </w:r>
+      <w:proofErr w:type="spellEnd"/>
       <w:r>
         <w:rPr>
           <w:sz w:val="28"/>
@@ -3540,24 +3995,220 @@
         <w:rPr>
           <w:sz w:val="28"/>
           <w:szCs w:val="28"/>
-          <w:lang w:val="en-US" w:eastAsia="ru-RU"/>
-        </w:rPr>
-      </w:pPr>
-      <w:r>
-        <w:rPr>
-          <w:sz w:val="28"/>
-          <w:szCs w:val="28"/>
-          <w:lang w:eastAsia="ru-RU"/>
-        </w:rPr>
-        <w:t>В ходе работы использованы</w:t>
-      </w:r>
-      <w:r>
-        <w:rPr>
-          <w:sz w:val="28"/>
-          <w:szCs w:val="28"/>
-          <w:lang w:eastAsia="ru-RU"/>
-        </w:rPr>
-        <w:t>…</w:t>
+          <w:lang w:eastAsia="ru-RU"/>
+        </w:rPr>
+      </w:pPr>
+      <w:r>
+        <w:rPr>
+          <w:sz w:val="28"/>
+          <w:szCs w:val="28"/>
+          <w:lang w:eastAsia="ru-RU"/>
+        </w:rPr>
+        <w:t>В ходе работы использованы язык Go и стандартные средства сборки и тестирования (</w:t>
+      </w:r>
+      <w:proofErr w:type="spellStart"/>
+      <w:r>
+        <w:rPr>
+          <w:sz w:val="28"/>
+          <w:szCs w:val="28"/>
+          <w:lang w:eastAsia="ru-RU"/>
+        </w:rPr>
+        <w:t>go</w:t>
+      </w:r>
+      <w:proofErr w:type="spellEnd"/>
+      <w:r>
+        <w:rPr>
+          <w:sz w:val="28"/>
+          <w:szCs w:val="28"/>
+          <w:lang w:eastAsia="ru-RU"/>
+        </w:rPr>
+        <w:t xml:space="preserve"> </w:t>
+      </w:r>
+      <w:proofErr w:type="spellStart"/>
+      <w:r>
+        <w:rPr>
+          <w:sz w:val="28"/>
+          <w:szCs w:val="28"/>
+          <w:lang w:eastAsia="ru-RU"/>
+        </w:rPr>
+        <w:t>test</w:t>
+      </w:r>
+      <w:proofErr w:type="spellEnd"/>
+      <w:r>
+        <w:rPr>
+          <w:sz w:val="28"/>
+          <w:szCs w:val="28"/>
+          <w:lang w:eastAsia="ru-RU"/>
+        </w:rPr>
+        <w:t xml:space="preserve">). Для реализации интерфейса по протоколу HTTP применена библиотека </w:t>
+      </w:r>
+      <w:proofErr w:type="spellStart"/>
+      <w:r>
+        <w:rPr>
+          <w:sz w:val="28"/>
+          <w:szCs w:val="28"/>
+          <w:lang w:eastAsia="ru-RU"/>
+        </w:rPr>
+        <w:t>go-chi</w:t>
+      </w:r>
+      <w:proofErr w:type="spellEnd"/>
+      <w:r>
+        <w:rPr>
+          <w:sz w:val="28"/>
+          <w:szCs w:val="28"/>
+          <w:lang w:eastAsia="ru-RU"/>
+        </w:rPr>
+        <w:t>/</w:t>
+      </w:r>
+      <w:proofErr w:type="spellStart"/>
+      <w:r>
+        <w:rPr>
+          <w:sz w:val="28"/>
+          <w:szCs w:val="28"/>
+          <w:lang w:eastAsia="ru-RU"/>
+        </w:rPr>
+        <w:t>chi</w:t>
+      </w:r>
+      <w:proofErr w:type="spellEnd"/>
+      <w:r>
+        <w:rPr>
+          <w:sz w:val="28"/>
+          <w:szCs w:val="28"/>
+          <w:lang w:eastAsia="ru-RU"/>
+        </w:rPr>
+        <w:t xml:space="preserve">, обеспечивающая сопоставление путей запросов с обработчиками и подключение промежуточных обработчиков [4]. В качестве системы управления базами данных применена </w:t>
+      </w:r>
+      <w:proofErr w:type="spellStart"/>
+      <w:r>
+        <w:rPr>
+          <w:sz w:val="28"/>
+          <w:szCs w:val="28"/>
+          <w:lang w:eastAsia="ru-RU"/>
+        </w:rPr>
+        <w:t>PostgreSQL</w:t>
+      </w:r>
+      <w:proofErr w:type="spellEnd"/>
+      <w:r>
+        <w:rPr>
+          <w:sz w:val="28"/>
+          <w:szCs w:val="28"/>
+          <w:lang w:eastAsia="ru-RU"/>
+        </w:rPr>
+        <w:t>,</w:t>
+      </w:r>
+      <w:r>
+        <w:rPr>
+          <w:sz w:val="28"/>
+          <w:szCs w:val="28"/>
+          <w:lang w:eastAsia="ru-RU"/>
+        </w:rPr>
+        <w:t xml:space="preserve"> для работы с ней использованы библиотека </w:t>
+      </w:r>
+      <w:proofErr w:type="spellStart"/>
+      <w:r>
+        <w:rPr>
+          <w:sz w:val="28"/>
+          <w:szCs w:val="28"/>
+          <w:lang w:eastAsia="ru-RU"/>
+        </w:rPr>
+        <w:t>sqlx</w:t>
+      </w:r>
+      <w:proofErr w:type="spellEnd"/>
+      <w:r>
+        <w:rPr>
+          <w:sz w:val="28"/>
+          <w:szCs w:val="28"/>
+          <w:lang w:eastAsia="ru-RU"/>
+        </w:rPr>
+        <w:t xml:space="preserve"> [5] и драйвер </w:t>
+      </w:r>
+      <w:proofErr w:type="spellStart"/>
+      <w:r>
+        <w:rPr>
+          <w:sz w:val="28"/>
+          <w:szCs w:val="28"/>
+          <w:lang w:eastAsia="ru-RU"/>
+        </w:rPr>
+        <w:t>pgx</w:t>
+      </w:r>
+      <w:proofErr w:type="spellEnd"/>
+      <w:r>
+        <w:rPr>
+          <w:sz w:val="28"/>
+          <w:szCs w:val="28"/>
+          <w:lang w:eastAsia="ru-RU"/>
+        </w:rPr>
+        <w:t xml:space="preserve"> [6]. Воспроизводимость схемы базы данных обеспечена за счет использования механизма миграций </w:t>
+      </w:r>
+      <w:proofErr w:type="spellStart"/>
+      <w:r>
+        <w:rPr>
+          <w:sz w:val="28"/>
+          <w:szCs w:val="28"/>
+          <w:lang w:eastAsia="ru-RU"/>
+        </w:rPr>
+        <w:t>golang-migrate</w:t>
+      </w:r>
+      <w:proofErr w:type="spellEnd"/>
+      <w:r>
+        <w:rPr>
+          <w:sz w:val="28"/>
+          <w:szCs w:val="28"/>
+          <w:lang w:eastAsia="ru-RU"/>
+        </w:rPr>
+        <w:t xml:space="preserve"> [7]. Для структурированного протоколирования использована библиотека </w:t>
+      </w:r>
+      <w:proofErr w:type="spellStart"/>
+      <w:r>
+        <w:rPr>
+          <w:sz w:val="28"/>
+          <w:szCs w:val="28"/>
+          <w:lang w:eastAsia="ru-RU"/>
+        </w:rPr>
+        <w:t>zerolog</w:t>
+      </w:r>
+      <w:proofErr w:type="spellEnd"/>
+      <w:r>
+        <w:rPr>
+          <w:sz w:val="28"/>
+          <w:szCs w:val="28"/>
+          <w:lang w:eastAsia="ru-RU"/>
+        </w:rPr>
+        <w:t xml:space="preserve"> [8], а для загрузки конфигурации из переменных окружения </w:t>
+      </w:r>
+      <w:r>
+        <w:rPr>
+          <w:sz w:val="28"/>
+          <w:szCs w:val="28"/>
+          <w:lang w:eastAsia="ru-RU"/>
+        </w:rPr>
+        <w:t>–</w:t>
+      </w:r>
+      <w:r>
+        <w:rPr>
+          <w:sz w:val="28"/>
+          <w:szCs w:val="28"/>
+          <w:lang w:eastAsia="ru-RU"/>
+        </w:rPr>
+        <w:t xml:space="preserve"> библиотека caarlos0/</w:t>
+      </w:r>
+      <w:proofErr w:type="spellStart"/>
+      <w:r>
+        <w:rPr>
+          <w:sz w:val="28"/>
+          <w:szCs w:val="28"/>
+          <w:lang w:eastAsia="ru-RU"/>
+        </w:rPr>
+        <w:t>env</w:t>
+      </w:r>
+      <w:proofErr w:type="spellEnd"/>
+      <w:r>
+        <w:rPr>
+          <w:sz w:val="28"/>
+          <w:szCs w:val="28"/>
+          <w:lang w:eastAsia="ru-RU"/>
+        </w:rPr>
+        <w:t xml:space="preserve"> [9].</w:t>
       </w:r>
     </w:p>
     <w:p>
@@ -3580,6 +4231,74 @@
           <w:szCs w:val="28"/>
           <w:lang w:eastAsia="ru-RU"/>
         </w:rPr>
+        <w:t>Выбор перечисленных инструментов обусловлен практическими требованиями к сервису: необходимость надежного хранения данных с поддержкой транзакций и ограничений целостности (</w:t>
+      </w:r>
+      <w:proofErr w:type="spellStart"/>
+      <w:r>
+        <w:rPr>
+          <w:sz w:val="28"/>
+          <w:szCs w:val="28"/>
+          <w:lang w:eastAsia="ru-RU"/>
+        </w:rPr>
+        <w:t>PostgreSQL</w:t>
+      </w:r>
+      <w:proofErr w:type="spellEnd"/>
+      <w:r>
+        <w:rPr>
+          <w:sz w:val="28"/>
+          <w:szCs w:val="28"/>
+          <w:lang w:eastAsia="ru-RU"/>
+        </w:rPr>
+        <w:t>), необходимость воспроизводимого развертывания схемы (миграции), а также необходимость реализации понятного и расширяемого интерфейса по протоколу HTTP. Дополнительно для обеспечения качества кода применено модульное тестирование с подменой SQL</w:t>
+      </w:r>
+      <w:r>
+        <w:rPr>
+          <w:sz w:val="28"/>
+          <w:szCs w:val="28"/>
+          <w:lang w:eastAsia="ru-RU"/>
+        </w:rPr>
+        <w:noBreakHyphen/>
+        <w:t xml:space="preserve">соединения при проверке репозитория с использованием библиотеки </w:t>
+      </w:r>
+      <w:proofErr w:type="spellStart"/>
+      <w:r>
+        <w:rPr>
+          <w:sz w:val="28"/>
+          <w:szCs w:val="28"/>
+          <w:lang w:eastAsia="ru-RU"/>
+        </w:rPr>
+        <w:t>go-sqlmock</w:t>
+      </w:r>
+      <w:proofErr w:type="spellEnd"/>
+      <w:r>
+        <w:rPr>
+          <w:sz w:val="28"/>
+          <w:szCs w:val="28"/>
+          <w:lang w:eastAsia="ru-RU"/>
+        </w:rPr>
+        <w:t xml:space="preserve"> [10], что позволяет тестировать логику доступа к данным без зависимости от внешней среды.</w:t>
+      </w:r>
+    </w:p>
+    <w:p>
+      <w:pPr>
+        <w:widowControl/>
+        <w:autoSpaceDE/>
+        <w:autoSpaceDN/>
+        <w:spacing w:line="360" w:lineRule="auto"/>
+        <w:ind w:firstLine="720"/>
+        <w:jc w:val="both"/>
+        <w:rPr>
+          <w:sz w:val="28"/>
+          <w:szCs w:val="28"/>
+          <w:lang w:eastAsia="ru-RU"/>
+        </w:rPr>
+      </w:pPr>
+      <w:r>
+        <w:rPr>
+          <w:sz w:val="28"/>
+          <w:szCs w:val="28"/>
+          <w:lang w:eastAsia="ru-RU"/>
+        </w:rPr>
         <w:t xml:space="preserve"> </w:t>
       </w:r>
     </w:p>
@@ -3662,31 +4381,24 @@
           <w:szCs w:val="28"/>
           <w:lang w:eastAsia="ru-RU"/>
         </w:rPr>
-        <w:t>На первом этапе выполнялось уточнение требований</w:t>
-      </w:r>
-      <w:r>
-        <w:rPr>
-          <w:sz w:val="28"/>
-          <w:szCs w:val="28"/>
-          <w:lang w:eastAsia="ru-RU"/>
-        </w:rPr>
-        <w:t>…</w:t>
-      </w:r>
-    </w:p>
-    <w:p>
-      <w:pPr>
-        <w:pStyle w:val="2"/>
-        <w:spacing w:before="240" w:after="240" w:line="360" w:lineRule="auto"/>
-        <w:ind w:left="709"/>
-      </w:pPr>
-      <w:bookmarkStart w:id="12" w:name="_Toc225362747"/>
-      <w:r>
-        <w:t>Формирование архитектуры</w:t>
-      </w:r>
-      <w:r>
-        <w:t xml:space="preserve"> проекта</w:t>
-      </w:r>
-      <w:bookmarkEnd w:id="12"/>
+        <w:t xml:space="preserve">На первом этапе выполнялось уточнение требований к разработке функциональности и определение состава работ. В качестве функциональной основы рассматривался сервис, предназначенный для хранения списка подключенных </w:t>
+      </w:r>
+      <w:r>
+        <w:rPr>
+          <w:sz w:val="28"/>
+          <w:szCs w:val="28"/>
+          <w:lang w:eastAsia="ru-RU"/>
+        </w:rPr>
+        <w:t>репозиториев</w:t>
+      </w:r>
+      <w:r>
+        <w:rPr>
+          <w:sz w:val="28"/>
+          <w:szCs w:val="28"/>
+          <w:lang w:eastAsia="ru-RU"/>
+        </w:rPr>
+        <w:t xml:space="preserve"> и связанных с ними политик обработки. К обязательным требованиям были отнесены операции управления данными через интерфейс по протоколу HTTP, а также наличие пути проверки работоспособности.</w:t>
+      </w:r>
     </w:p>
     <w:p>
       <w:pPr>
@@ -3697,84 +4409,50 @@
         <w:ind w:firstLine="709"/>
         <w:jc w:val="both"/>
         <w:rPr>
-          <w:sz w:val="24"/>
-          <w:szCs w:val="24"/>
-          <w:lang w:eastAsia="ru-RU"/>
-        </w:rPr>
-      </w:pPr>
-      <w:r>
-        <w:rPr>
-          <w:sz w:val="28"/>
-          <w:szCs w:val="28"/>
-          <w:lang w:eastAsia="ru-RU"/>
-        </w:rPr>
-        <w:t xml:space="preserve">На следующем этапе была </w:t>
-      </w:r>
-      <w:r>
-        <w:rPr>
-          <w:sz w:val="28"/>
-          <w:szCs w:val="28"/>
-          <w:lang w:eastAsia="ru-RU"/>
-        </w:rPr>
-        <w:t>спроектирована</w:t>
-      </w:r>
-      <w:r>
-        <w:rPr>
-          <w:sz w:val="28"/>
-          <w:szCs w:val="28"/>
-          <w:lang w:eastAsia="ru-RU"/>
-        </w:rPr>
-        <w:t xml:space="preserve"> </w:t>
-      </w:r>
-      <w:r>
-        <w:rPr>
-          <w:sz w:val="28"/>
-          <w:szCs w:val="28"/>
-          <w:lang w:eastAsia="ru-RU"/>
-        </w:rPr>
-        <w:t>архитект</w:t>
-      </w:r>
-      <w:r>
-        <w:rPr>
-          <w:sz w:val="28"/>
-          <w:szCs w:val="28"/>
-          <w:lang w:eastAsia="ru-RU"/>
-        </w:rPr>
-        <w:t>ура проекта</w:t>
-      </w:r>
-      <w:r>
-        <w:rPr>
-          <w:sz w:val="28"/>
-          <w:szCs w:val="28"/>
-          <w:lang w:eastAsia="ru-RU"/>
-        </w:rPr>
-        <w:t>…</w:t>
-      </w:r>
-    </w:p>
-    <w:p>
-      <w:pPr>
-        <w:widowControl/>
-        <w:autoSpaceDE/>
-        <w:autoSpaceDN/>
+          <w:sz w:val="28"/>
+          <w:szCs w:val="28"/>
+          <w:lang w:eastAsia="ru-RU"/>
+        </w:rPr>
+      </w:pPr>
+      <w:r>
+        <w:rPr>
+          <w:sz w:val="28"/>
+          <w:szCs w:val="28"/>
+          <w:lang w:eastAsia="ru-RU"/>
+        </w:rPr>
+        <w:t xml:space="preserve">Основной объем работ был сосредоточен на подсистеме хранения данных и прикладных путях обработки запросов по протоколу HTTP, обеспечивающих управление сущностями и прием событий. Таким образом, в рамках проектируемой функциональности требовалось обеспечить хранение перечня подключенных </w:t>
+      </w:r>
+      <w:r>
+        <w:rPr>
+          <w:sz w:val="28"/>
+          <w:szCs w:val="28"/>
+          <w:lang w:eastAsia="ru-RU"/>
+        </w:rPr>
+        <w:t>репозиториев</w:t>
+      </w:r>
+      <w:r>
+        <w:rPr>
+          <w:sz w:val="28"/>
+          <w:szCs w:val="28"/>
+          <w:lang w:eastAsia="ru-RU"/>
+        </w:rPr>
+        <w:t xml:space="preserve"> и связанных с ними политик обработки, реализовать операции создания, чтения, обновления и удаления через интерфейс HTTP, а также предусмотреть путь проверки работоспособности сервиса.</w:t>
+      </w:r>
+    </w:p>
+    <w:p>
+      <w:pPr>
+        <w:pStyle w:val="2"/>
         <w:spacing w:before="240" w:after="240" w:line="360" w:lineRule="auto"/>
-        <w:ind w:firstLine="709"/>
-        <w:jc w:val="both"/>
-        <w:rPr>
-          <w:b/>
-          <w:bCs/>
-          <w:sz w:val="28"/>
-          <w:szCs w:val="28"/>
-        </w:rPr>
-      </w:pPr>
-      <w:r>
-        <w:rPr>
-          <w:b/>
-          <w:bCs/>
-          <w:sz w:val="28"/>
-          <w:szCs w:val="28"/>
-        </w:rPr>
-        <w:t>Тестирование</w:t>
-      </w:r>
+        <w:ind w:left="709"/>
+      </w:pPr>
+      <w:bookmarkStart w:id="12" w:name="_Toc225362747"/>
+      <w:r>
+        <w:t>Формирование архитектуры</w:t>
+      </w:r>
+      <w:r>
+        <w:t xml:space="preserve"> проекта</w:t>
+      </w:r>
+      <w:bookmarkEnd w:id="12"/>
     </w:p>
     <w:p>
       <w:pPr>
@@ -3796,16 +4474,358 @@
           <w:szCs w:val="28"/>
           <w:lang w:eastAsia="ru-RU"/>
         </w:rPr>
-        <w:t>В рамках обеспечения качества кода были реализованы базовые модульные тесты</w:t>
-      </w:r>
-      <w:r>
-        <w:rPr>
-          <w:sz w:val="28"/>
-          <w:szCs w:val="28"/>
-          <w:lang w:eastAsia="ru-RU"/>
-        </w:rPr>
-        <w:t>…</w:t>
-      </w:r>
+        <w:t xml:space="preserve">На следующем этапе была </w:t>
+      </w:r>
+      <w:r>
+        <w:rPr>
+          <w:sz w:val="28"/>
+          <w:szCs w:val="28"/>
+          <w:lang w:eastAsia="ru-RU"/>
+        </w:rPr>
+        <w:t>спроектирована</w:t>
+      </w:r>
+      <w:r>
+        <w:rPr>
+          <w:sz w:val="28"/>
+          <w:szCs w:val="28"/>
+          <w:lang w:eastAsia="ru-RU"/>
+        </w:rPr>
+        <w:t xml:space="preserve"> </w:t>
+      </w:r>
+      <w:r>
+        <w:rPr>
+          <w:sz w:val="28"/>
+          <w:szCs w:val="28"/>
+          <w:lang w:eastAsia="ru-RU"/>
+        </w:rPr>
+        <w:t>архитект</w:t>
+      </w:r>
+      <w:r>
+        <w:rPr>
+          <w:sz w:val="28"/>
+          <w:szCs w:val="28"/>
+          <w:lang w:eastAsia="ru-RU"/>
+        </w:rPr>
+        <w:t>ура проекта и зафиксировано распределение компонентов по логическим модулям. Архитектура реализована по модульному принципу и включает следующие составляющие:</w:t>
+      </w:r>
+    </w:p>
+    <w:p>
+      <w:pPr>
+        <w:pStyle w:val="a5"/>
+        <w:widowControl/>
+        <w:numPr>
+          <w:ilvl w:val="0"/>
+          <w:numId w:val="9"/>
+        </w:numPr>
+        <w:autoSpaceDE/>
+        <w:autoSpaceDN/>
+        <w:spacing w:line="360" w:lineRule="auto"/>
+        <w:rPr>
+          <w:sz w:val="28"/>
+          <w:szCs w:val="28"/>
+          <w:lang w:eastAsia="ru-RU"/>
+        </w:rPr>
+      </w:pPr>
+      <w:r>
+        <w:rPr>
+          <w:sz w:val="28"/>
+          <w:szCs w:val="28"/>
+          <w:lang w:eastAsia="ru-RU"/>
+        </w:rPr>
+        <w:t>М</w:t>
+      </w:r>
+      <w:r>
+        <w:rPr>
+          <w:sz w:val="28"/>
+          <w:szCs w:val="28"/>
+          <w:lang w:eastAsia="ru-RU"/>
+        </w:rPr>
+        <w:t>одуль точки входа приложения, обеспечивающий запуск и корректное завершение работы;</w:t>
+      </w:r>
+    </w:p>
+    <w:p>
+      <w:pPr>
+        <w:pStyle w:val="a5"/>
+        <w:widowControl/>
+        <w:numPr>
+          <w:ilvl w:val="0"/>
+          <w:numId w:val="9"/>
+        </w:numPr>
+        <w:autoSpaceDE/>
+        <w:autoSpaceDN/>
+        <w:spacing w:line="360" w:lineRule="auto"/>
+        <w:rPr>
+          <w:sz w:val="28"/>
+          <w:szCs w:val="28"/>
+          <w:lang w:eastAsia="ru-RU"/>
+        </w:rPr>
+      </w:pPr>
+      <w:r>
+        <w:rPr>
+          <w:sz w:val="28"/>
+          <w:szCs w:val="28"/>
+          <w:lang w:eastAsia="ru-RU"/>
+        </w:rPr>
+        <w:t>М</w:t>
+      </w:r>
+      <w:r>
+        <w:rPr>
+          <w:sz w:val="28"/>
+          <w:szCs w:val="28"/>
+          <w:lang w:eastAsia="ru-RU"/>
+        </w:rPr>
+        <w:t>одуль конфигурации, обеспечивающий загрузку параметров из окружения и формирование параметров подключения к базе данных;</w:t>
+      </w:r>
+    </w:p>
+    <w:p>
+      <w:pPr>
+        <w:pStyle w:val="a5"/>
+        <w:widowControl/>
+        <w:numPr>
+          <w:ilvl w:val="0"/>
+          <w:numId w:val="9"/>
+        </w:numPr>
+        <w:autoSpaceDE/>
+        <w:autoSpaceDN/>
+        <w:spacing w:line="360" w:lineRule="auto"/>
+        <w:rPr>
+          <w:sz w:val="28"/>
+          <w:szCs w:val="28"/>
+          <w:lang w:eastAsia="ru-RU"/>
+        </w:rPr>
+      </w:pPr>
+      <w:r>
+        <w:rPr>
+          <w:sz w:val="28"/>
+          <w:szCs w:val="28"/>
+          <w:lang w:eastAsia="ru-RU"/>
+        </w:rPr>
+        <w:lastRenderedPageBreak/>
+        <w:t>М</w:t>
+      </w:r>
+      <w:r>
+        <w:rPr>
+          <w:sz w:val="28"/>
+          <w:szCs w:val="28"/>
+          <w:lang w:eastAsia="ru-RU"/>
+        </w:rPr>
+        <w:t>одуль приложения, выполняющий сборку зависимостей и запуск подсистем;</w:t>
+      </w:r>
+    </w:p>
+    <w:p>
+      <w:pPr>
+        <w:pStyle w:val="a5"/>
+        <w:widowControl/>
+        <w:numPr>
+          <w:ilvl w:val="0"/>
+          <w:numId w:val="9"/>
+        </w:numPr>
+        <w:autoSpaceDE/>
+        <w:autoSpaceDN/>
+        <w:spacing w:line="360" w:lineRule="auto"/>
+        <w:rPr>
+          <w:sz w:val="28"/>
+          <w:szCs w:val="28"/>
+          <w:lang w:eastAsia="ru-RU"/>
+        </w:rPr>
+      </w:pPr>
+      <w:r>
+        <w:rPr>
+          <w:sz w:val="28"/>
+          <w:szCs w:val="28"/>
+          <w:lang w:eastAsia="ru-RU"/>
+        </w:rPr>
+        <w:t>М</w:t>
+      </w:r>
+      <w:r>
+        <w:rPr>
+          <w:sz w:val="28"/>
+          <w:szCs w:val="28"/>
+          <w:lang w:eastAsia="ru-RU"/>
+        </w:rPr>
+        <w:t>одуль обработки запросов по протоколу HTTP, включающий регистрацию путей и обработчики запросов;</w:t>
+      </w:r>
+    </w:p>
+    <w:p>
+      <w:pPr>
+        <w:pStyle w:val="a5"/>
+        <w:widowControl/>
+        <w:numPr>
+          <w:ilvl w:val="0"/>
+          <w:numId w:val="9"/>
+        </w:numPr>
+        <w:autoSpaceDE/>
+        <w:autoSpaceDN/>
+        <w:spacing w:line="360" w:lineRule="auto"/>
+        <w:rPr>
+          <w:sz w:val="28"/>
+          <w:szCs w:val="28"/>
+          <w:lang w:eastAsia="ru-RU"/>
+        </w:rPr>
+      </w:pPr>
+      <w:r>
+        <w:rPr>
+          <w:sz w:val="28"/>
+          <w:szCs w:val="28"/>
+          <w:lang w:eastAsia="ru-RU"/>
+        </w:rPr>
+        <w:t>М</w:t>
+      </w:r>
+      <w:r>
+        <w:rPr>
+          <w:sz w:val="28"/>
+          <w:szCs w:val="28"/>
+          <w:lang w:eastAsia="ru-RU"/>
+        </w:rPr>
+        <w:t>одуль хранения данных, включающий миграции, подключение к базе данных и репозиторий;</w:t>
+      </w:r>
+    </w:p>
+    <w:p>
+      <w:pPr>
+        <w:pStyle w:val="a5"/>
+        <w:widowControl/>
+        <w:numPr>
+          <w:ilvl w:val="0"/>
+          <w:numId w:val="9"/>
+        </w:numPr>
+        <w:autoSpaceDE/>
+        <w:autoSpaceDN/>
+        <w:spacing w:line="360" w:lineRule="auto"/>
+        <w:rPr>
+          <w:sz w:val="28"/>
+          <w:szCs w:val="28"/>
+          <w:lang w:eastAsia="ru-RU"/>
+        </w:rPr>
+      </w:pPr>
+      <w:r>
+        <w:rPr>
+          <w:sz w:val="28"/>
+          <w:szCs w:val="28"/>
+          <w:lang w:eastAsia="ru-RU"/>
+        </w:rPr>
+        <w:t>М</w:t>
+      </w:r>
+      <w:r>
+        <w:rPr>
+          <w:sz w:val="28"/>
+          <w:szCs w:val="28"/>
+          <w:lang w:eastAsia="ru-RU"/>
+        </w:rPr>
+        <w:t>одуль приема и обработки событий.</w:t>
+      </w:r>
+    </w:p>
+    <w:p>
+      <w:pPr>
+        <w:widowControl/>
+        <w:autoSpaceDE/>
+        <w:autoSpaceDN/>
+        <w:spacing w:line="360" w:lineRule="auto"/>
+        <w:ind w:firstLine="709"/>
+        <w:jc w:val="both"/>
+        <w:rPr>
+          <w:sz w:val="28"/>
+          <w:szCs w:val="28"/>
+          <w:lang w:eastAsia="ru-RU"/>
+        </w:rPr>
+      </w:pPr>
+      <w:r>
+        <w:rPr>
+          <w:sz w:val="28"/>
+          <w:szCs w:val="28"/>
+          <w:lang w:eastAsia="ru-RU"/>
+        </w:rPr>
+        <w:t>Такое разделение позволяет изолировать слои приложения и упростить модульное тестирование за счет подмены зависимостей через интерфейсы.</w:t>
+      </w:r>
+    </w:p>
+    <w:p>
+      <w:pPr>
+        <w:widowControl/>
+        <w:autoSpaceDE/>
+        <w:autoSpaceDN/>
+        <w:spacing w:line="360" w:lineRule="auto"/>
+        <w:ind w:firstLine="709"/>
+        <w:jc w:val="both"/>
+        <w:rPr>
+          <w:sz w:val="28"/>
+          <w:szCs w:val="28"/>
+          <w:lang w:eastAsia="ru-RU"/>
+        </w:rPr>
+      </w:pPr>
+      <w:r>
+        <w:rPr>
+          <w:sz w:val="28"/>
+          <w:szCs w:val="28"/>
+          <w:lang w:eastAsia="ru-RU"/>
+        </w:rPr>
+        <w:t xml:space="preserve">Ключевые структуры данных представлены типами </w:t>
+      </w:r>
+      <w:proofErr w:type="spellStart"/>
+      <w:r>
+        <w:rPr>
+          <w:sz w:val="28"/>
+          <w:szCs w:val="28"/>
+          <w:lang w:eastAsia="ru-RU"/>
+        </w:rPr>
+        <w:t>TrackedRepo</w:t>
+      </w:r>
+      <w:proofErr w:type="spellEnd"/>
+      <w:r>
+        <w:rPr>
+          <w:sz w:val="28"/>
+          <w:szCs w:val="28"/>
+          <w:lang w:eastAsia="ru-RU"/>
+        </w:rPr>
+        <w:t xml:space="preserve"> и </w:t>
+      </w:r>
+      <w:proofErr w:type="spellStart"/>
+      <w:r>
+        <w:rPr>
+          <w:sz w:val="28"/>
+          <w:szCs w:val="28"/>
+          <w:lang w:eastAsia="ru-RU"/>
+        </w:rPr>
+        <w:t>RepoPolicy</w:t>
+      </w:r>
+      <w:proofErr w:type="spellEnd"/>
+      <w:r>
+        <w:rPr>
+          <w:sz w:val="28"/>
+          <w:szCs w:val="28"/>
+          <w:lang w:eastAsia="ru-RU"/>
+        </w:rPr>
+        <w:t>, отражающими сущность подключенного репозитория и его политики обработки.</w:t>
+      </w:r>
+      <w:r>
+        <w:rPr>
+          <w:sz w:val="28"/>
+          <w:szCs w:val="28"/>
+          <w:lang w:eastAsia="ru-RU"/>
+        </w:rPr>
+        <w:t xml:space="preserve"> </w:t>
+      </w:r>
+      <w:r>
+        <w:rPr>
+          <w:sz w:val="28"/>
+          <w:szCs w:val="28"/>
+          <w:lang w:eastAsia="ru-RU"/>
+        </w:rPr>
+        <w:t>Наличие отдельных типов для политики обеспечивает явную фиксацию набора правил, применяемых при обработке событий, и облегчает дальнейшее расширение функциональности без изменения внешнего контракта интерфейса.</w:t>
+      </w:r>
+    </w:p>
+    <w:p>
+      <w:pPr>
+        <w:widowControl/>
+        <w:autoSpaceDE/>
+        <w:autoSpaceDN/>
+        <w:spacing w:line="360" w:lineRule="auto"/>
+        <w:ind w:firstLine="709"/>
+        <w:jc w:val="both"/>
+        <w:rPr>
+          <w:sz w:val="28"/>
+          <w:szCs w:val="28"/>
+          <w:lang w:eastAsia="ru-RU"/>
+        </w:rPr>
+      </w:pPr>
     </w:p>
     <w:p>
       <w:pPr>
@@ -3827,11 +4847,12 @@
           <w:szCs w:val="28"/>
           <w:lang w:eastAsia="ru-RU"/>
         </w:rPr>
+        <w:lastRenderedPageBreak/>
         <w:drawing>
-          <wp:inline distT="0" distB="0" distL="0" distR="0" wp14:anchorId="17E2F5D3" wp14:editId="5DD085DE">
-            <wp:extent cx="1408566" cy="792348"/>
-            <wp:effectExtent l="0" t="0" r="1270" b="8255"/>
-            <wp:docPr id="21" name="Рисунок 21" descr="Залитая солнцем вода"/>
+          <wp:inline distT="0" distB="0" distL="0" distR="0" wp14:anchorId="1ABB43F9" wp14:editId="1D2B63B4">
+            <wp:extent cx="4290785" cy="4259580"/>
+            <wp:effectExtent l="0" t="0" r="0" b="7620"/>
+            <wp:docPr id="26" name="Рисунок 26"/>
             <wp:cNvGraphicFramePr>
               <a:graphicFrameLocks xmlns:a="http://schemas.openxmlformats.org/drawingml/2006/main" noChangeAspect="1"/>
             </wp:cNvGraphicFramePr>
@@ -3839,19 +4860,1559 @@
               <a:graphicData uri="http://schemas.openxmlformats.org/drawingml/2006/picture">
                 <pic:pic xmlns:pic="http://schemas.openxmlformats.org/drawingml/2006/picture">
                   <pic:nvPicPr>
-                    <pic:cNvPr id="21" name="Рисунок 21" descr="Залитая солнцем вода"/>
+                    <pic:cNvPr id="1" name=""/>
+                    <pic:cNvPicPr/>
+                  </pic:nvPicPr>
+                  <pic:blipFill>
+                    <a:blip r:embed="rId8"/>
+                    <a:stretch>
+                      <a:fillRect/>
+                    </a:stretch>
+                  </pic:blipFill>
+                  <pic:spPr>
+                    <a:xfrm>
+                      <a:off x="0" y="0"/>
+                      <a:ext cx="4294842" cy="4263608"/>
+                    </a:xfrm>
+                    <a:prstGeom prst="rect">
+                      <a:avLst/>
+                    </a:prstGeom>
+                  </pic:spPr>
+                </pic:pic>
+              </a:graphicData>
+            </a:graphic>
+          </wp:inline>
+        </w:drawing>
+      </w:r>
+    </w:p>
+    <w:p>
+      <w:pPr>
+        <w:widowControl/>
+        <w:autoSpaceDE/>
+        <w:autoSpaceDN/>
+        <w:spacing w:after="240" w:line="360" w:lineRule="auto"/>
+        <w:ind w:firstLine="709"/>
+        <w:jc w:val="center"/>
+        <w:rPr>
+          <w:sz w:val="24"/>
+          <w:szCs w:val="24"/>
+          <w:lang w:eastAsia="ru-RU"/>
+        </w:rPr>
+      </w:pPr>
+      <w:r>
+        <w:rPr>
+          <w:sz w:val="24"/>
+          <w:szCs w:val="24"/>
+          <w:lang w:eastAsia="ru-RU"/>
+        </w:rPr>
+        <w:t xml:space="preserve">Рисунок </w:t>
+      </w:r>
+      <w:r>
+        <w:rPr>
+          <w:sz w:val="24"/>
+          <w:szCs w:val="24"/>
+          <w:lang w:eastAsia="ru-RU"/>
+        </w:rPr>
+        <w:t>1</w:t>
+      </w:r>
+      <w:r>
+        <w:rPr>
+          <w:sz w:val="24"/>
+          <w:szCs w:val="24"/>
+          <w:lang w:eastAsia="ru-RU"/>
+        </w:rPr>
+        <w:t xml:space="preserve"> – Модель данных сущности и политик</w:t>
+      </w:r>
+    </w:p>
+    <w:p>
+      <w:pPr>
+        <w:widowControl/>
+        <w:autoSpaceDE/>
+        <w:autoSpaceDN/>
+        <w:spacing w:line="360" w:lineRule="auto"/>
+        <w:ind w:firstLine="709"/>
+        <w:jc w:val="both"/>
+        <w:rPr>
+          <w:sz w:val="28"/>
+          <w:szCs w:val="28"/>
+          <w:lang w:eastAsia="ru-RU"/>
+        </w:rPr>
+      </w:pPr>
+      <w:r>
+        <w:rPr>
+          <w:sz w:val="28"/>
+          <w:szCs w:val="28"/>
+          <w:lang w:eastAsia="ru-RU"/>
+        </w:rPr>
+        <w:t>Для обработки ошибок на прикладном уровне используются доменные ошибки (</w:t>
+      </w:r>
+      <w:proofErr w:type="spellStart"/>
+      <w:r>
+        <w:rPr>
+          <w:sz w:val="28"/>
+          <w:szCs w:val="28"/>
+          <w:lang w:eastAsia="ru-RU"/>
+        </w:rPr>
+        <w:t>ErrNotFound</w:t>
+      </w:r>
+      <w:proofErr w:type="spellEnd"/>
+      <w:r>
+        <w:rPr>
+          <w:sz w:val="28"/>
+          <w:szCs w:val="28"/>
+          <w:lang w:eastAsia="ru-RU"/>
+        </w:rPr>
+        <w:t xml:space="preserve">, </w:t>
+      </w:r>
+      <w:proofErr w:type="spellStart"/>
+      <w:r>
+        <w:rPr>
+          <w:sz w:val="28"/>
+          <w:szCs w:val="28"/>
+          <w:lang w:eastAsia="ru-RU"/>
+        </w:rPr>
+        <w:t>ErrConflict</w:t>
+      </w:r>
+      <w:proofErr w:type="spellEnd"/>
+      <w:r>
+        <w:rPr>
+          <w:sz w:val="28"/>
+          <w:szCs w:val="28"/>
+          <w:lang w:eastAsia="ru-RU"/>
+        </w:rPr>
+        <w:t xml:space="preserve">, </w:t>
+      </w:r>
+      <w:proofErr w:type="spellStart"/>
+      <w:r>
+        <w:rPr>
+          <w:sz w:val="28"/>
+          <w:szCs w:val="28"/>
+          <w:lang w:eastAsia="ru-RU"/>
+        </w:rPr>
+        <w:t>ErrValidation</w:t>
+      </w:r>
+      <w:proofErr w:type="spellEnd"/>
+      <w:r>
+        <w:rPr>
+          <w:sz w:val="28"/>
+          <w:szCs w:val="28"/>
+          <w:lang w:eastAsia="ru-RU"/>
+        </w:rPr>
+        <w:t>), что позволяет унифицировать реакцию HTTP</w:t>
+      </w:r>
+      <w:r>
+        <w:rPr>
+          <w:sz w:val="28"/>
+          <w:szCs w:val="28"/>
+          <w:lang w:eastAsia="ru-RU"/>
+        </w:rPr>
+        <w:noBreakHyphen/>
+        <w:t>слоя на типовые ситуации: отсутствие записи, нарушение уникальности и некорректные входные данные. Разделение доменных ошибок и технических ошибок базы данных позволяет формировать предсказуемые коды ответов и сообщения, не раскрывая внутренние детали реализации</w:t>
+      </w:r>
+    </w:p>
+    <w:p>
+      <w:pPr>
+        <w:widowControl/>
+        <w:autoSpaceDE/>
+        <w:autoSpaceDN/>
+        <w:spacing w:line="360" w:lineRule="auto"/>
+        <w:jc w:val="center"/>
+        <w:rPr>
+          <w:sz w:val="28"/>
+          <w:szCs w:val="28"/>
+          <w:lang w:eastAsia="ru-RU"/>
+        </w:rPr>
+      </w:pPr>
+      <w:r>
+        <w:rPr>
+          <w:noProof/>
+          <w:sz w:val="28"/>
+          <w:szCs w:val="28"/>
+          <w:lang w:eastAsia="ru-RU"/>
+        </w:rPr>
+        <w:drawing>
+          <wp:inline distT="0" distB="0" distL="0" distR="0" wp14:anchorId="249CA55E" wp14:editId="2880CABC">
+            <wp:extent cx="3915321" cy="1629002"/>
+            <wp:effectExtent l="0" t="0" r="9525" b="9525"/>
+            <wp:docPr id="23" name="Рисунок 23"/>
+            <wp:cNvGraphicFramePr>
+              <a:graphicFrameLocks xmlns:a="http://schemas.openxmlformats.org/drawingml/2006/main" noChangeAspect="1"/>
+            </wp:cNvGraphicFramePr>
+            <a:graphic xmlns:a="http://schemas.openxmlformats.org/drawingml/2006/main">
+              <a:graphicData uri="http://schemas.openxmlformats.org/drawingml/2006/picture">
+                <pic:pic xmlns:pic="http://schemas.openxmlformats.org/drawingml/2006/picture">
+                  <pic:nvPicPr>
+                    <pic:cNvPr id="1" name=""/>
+                    <pic:cNvPicPr/>
+                  </pic:nvPicPr>
+                  <pic:blipFill>
+                    <a:blip r:embed="rId9"/>
+                    <a:stretch>
+                      <a:fillRect/>
+                    </a:stretch>
+                  </pic:blipFill>
+                  <pic:spPr>
+                    <a:xfrm>
+                      <a:off x="0" y="0"/>
+                      <a:ext cx="3915321" cy="1629002"/>
+                    </a:xfrm>
+                    <a:prstGeom prst="rect">
+                      <a:avLst/>
+                    </a:prstGeom>
+                  </pic:spPr>
+                </pic:pic>
+              </a:graphicData>
+            </a:graphic>
+          </wp:inline>
+        </w:drawing>
+      </w:r>
+    </w:p>
+    <w:p>
+      <w:pPr>
+        <w:widowControl/>
+        <w:autoSpaceDE/>
+        <w:autoSpaceDN/>
+        <w:spacing w:line="360" w:lineRule="auto"/>
+        <w:ind w:firstLine="709"/>
+        <w:jc w:val="center"/>
+        <w:rPr>
+          <w:sz w:val="28"/>
+          <w:szCs w:val="28"/>
+          <w:lang w:eastAsia="ru-RU"/>
+        </w:rPr>
+      </w:pPr>
+      <w:r>
+        <w:rPr>
+          <w:sz w:val="24"/>
+          <w:szCs w:val="24"/>
+          <w:lang w:eastAsia="ru-RU"/>
+        </w:rPr>
+        <w:t xml:space="preserve">Рисунок </w:t>
+      </w:r>
+      <w:r>
+        <w:rPr>
+          <w:sz w:val="24"/>
+          <w:szCs w:val="24"/>
+          <w:lang w:eastAsia="ru-RU"/>
+        </w:rPr>
+        <w:t>2</w:t>
+      </w:r>
+      <w:r>
+        <w:rPr>
+          <w:sz w:val="24"/>
+          <w:szCs w:val="24"/>
+          <w:lang w:eastAsia="ru-RU"/>
+        </w:rPr>
+        <w:t xml:space="preserve"> – Доменные ошибки подсистемы хранения</w:t>
+      </w:r>
+      <w:r>
+        <w:rPr>
+          <w:sz w:val="28"/>
+          <w:szCs w:val="28"/>
+          <w:lang w:eastAsia="ru-RU"/>
+        </w:rPr>
+        <w:t>.</w:t>
+      </w:r>
+    </w:p>
+    <w:p>
+      <w:pPr>
+        <w:widowControl/>
+        <w:autoSpaceDE/>
+        <w:autoSpaceDN/>
+        <w:spacing w:line="360" w:lineRule="auto"/>
+        <w:ind w:firstLine="709"/>
+        <w:jc w:val="both"/>
+        <w:rPr>
+          <w:sz w:val="28"/>
+          <w:szCs w:val="28"/>
+          <w:lang w:eastAsia="ru-RU"/>
+        </w:rPr>
+      </w:pPr>
+      <w:r>
+        <w:rPr>
+          <w:sz w:val="28"/>
+          <w:szCs w:val="28"/>
+          <w:lang w:eastAsia="ru-RU"/>
+        </w:rPr>
+        <w:lastRenderedPageBreak/>
+        <w:t>С точки зрения сопровождения существенное значение имеет согласованность уровней ответственности: подсистема хранения возвращает доменные ошибки, а подсистема HTTP</w:t>
+      </w:r>
+      <w:r>
+        <w:rPr>
+          <w:sz w:val="28"/>
+          <w:szCs w:val="28"/>
+          <w:lang w:eastAsia="ru-RU"/>
+        </w:rPr>
+        <w:noBreakHyphen/>
+        <w:t>интерфейса преобразует их в коды ответов и унифицированные сообщения. Такой подход повышает предсказуемость поведения сервиса и исключает утечку технических деталей реализации наружу.</w:t>
+      </w:r>
+    </w:p>
+    <w:p>
+      <w:pPr>
+        <w:widowControl/>
+        <w:autoSpaceDE/>
+        <w:autoSpaceDN/>
+        <w:spacing w:line="360" w:lineRule="auto"/>
+        <w:ind w:firstLine="709"/>
+        <w:jc w:val="both"/>
+        <w:rPr>
+          <w:sz w:val="28"/>
+          <w:szCs w:val="28"/>
+          <w:lang w:eastAsia="ru-RU"/>
+        </w:rPr>
+      </w:pPr>
+      <w:r>
+        <w:rPr>
+          <w:sz w:val="28"/>
+          <w:szCs w:val="28"/>
+          <w:lang w:eastAsia="ru-RU"/>
+        </w:rPr>
+        <w:t>Также в подсистеме хранения реализовано встраивание миграций и их применение при запуске, что обеспечивает целостность схемы базы данных без необходимости ручного выполнения SQL</w:t>
+      </w:r>
+      <w:r>
+        <w:rPr>
+          <w:sz w:val="28"/>
+          <w:szCs w:val="28"/>
+          <w:lang w:eastAsia="ru-RU"/>
+        </w:rPr>
+        <w:noBreakHyphen/>
+        <w:t>скриптов и снижает вероятность расхождения между средами выполнения.</w:t>
+      </w:r>
+    </w:p>
+    <w:p>
+      <w:pPr>
+        <w:pStyle w:val="2"/>
+        <w:spacing w:before="240" w:after="240" w:line="360" w:lineRule="auto"/>
+        <w:ind w:left="709"/>
+      </w:pPr>
+      <w:bookmarkStart w:id="13" w:name="_Toc225362748"/>
+      <w:r>
+        <w:t>Конфигурация и параметры окружения</w:t>
+      </w:r>
+      <w:bookmarkEnd w:id="13"/>
+    </w:p>
+    <w:p>
+      <w:pPr>
+        <w:widowControl/>
+        <w:autoSpaceDE/>
+        <w:autoSpaceDN/>
+        <w:spacing w:line="360" w:lineRule="auto"/>
+        <w:ind w:firstLine="709"/>
+        <w:jc w:val="both"/>
+        <w:rPr>
+          <w:sz w:val="28"/>
+          <w:szCs w:val="28"/>
+          <w:lang w:eastAsia="ru-RU"/>
+        </w:rPr>
+      </w:pPr>
+      <w:r>
+        <w:rPr>
+          <w:sz w:val="28"/>
+          <w:szCs w:val="28"/>
+          <w:lang w:eastAsia="ru-RU"/>
+        </w:rPr>
+        <w:t>Конфигурация сервиса загружается из переменных окружения, что обеспечивает воспроизводимость запуска и возможность изменения параметров без модификации исходного кода.</w:t>
+      </w:r>
+    </w:p>
+    <w:p>
+      <w:pPr>
+        <w:widowControl/>
+        <w:autoSpaceDE/>
+        <w:autoSpaceDN/>
+        <w:spacing w:line="360" w:lineRule="auto"/>
+        <w:ind w:firstLine="709"/>
+        <w:jc w:val="both"/>
+        <w:rPr>
+          <w:sz w:val="28"/>
+          <w:szCs w:val="28"/>
+          <w:lang w:eastAsia="ru-RU"/>
+        </w:rPr>
+      </w:pPr>
+      <w:r>
+        <w:rPr>
+          <w:sz w:val="28"/>
+          <w:szCs w:val="28"/>
+          <w:lang w:eastAsia="ru-RU"/>
+        </w:rPr>
+        <w:t>О</w:t>
+      </w:r>
+      <w:r>
+        <w:rPr>
+          <w:sz w:val="28"/>
+          <w:szCs w:val="28"/>
+          <w:lang w:eastAsia="ru-RU"/>
+        </w:rPr>
+        <w:t xml:space="preserve">собое внимание уделялось корректной параметризации подключения к базе данных. Параметры соединения вынесены в окружение с целью обеспечения воспроизводимости запуска в различных средах. Формирование строки подключения к </w:t>
+      </w:r>
+      <w:proofErr w:type="spellStart"/>
+      <w:r>
+        <w:rPr>
+          <w:sz w:val="28"/>
+          <w:szCs w:val="28"/>
+          <w:lang w:eastAsia="ru-RU"/>
+        </w:rPr>
+        <w:t>PostgreSQL</w:t>
+      </w:r>
+      <w:proofErr w:type="spellEnd"/>
+      <w:r>
+        <w:rPr>
+          <w:sz w:val="28"/>
+          <w:szCs w:val="28"/>
+          <w:lang w:eastAsia="ru-RU"/>
+        </w:rPr>
+        <w:t xml:space="preserve"> реализовано в виде отдельного метода конфигурации, что позволяет централизованно контролировать формат и состав параметров соединения.</w:t>
+      </w:r>
+    </w:p>
+    <w:p>
+      <w:pPr>
+        <w:widowControl/>
+        <w:autoSpaceDE/>
+        <w:autoSpaceDN/>
+        <w:spacing w:line="360" w:lineRule="auto"/>
+        <w:ind w:firstLine="709"/>
+        <w:jc w:val="center"/>
+        <w:rPr>
+          <w:sz w:val="28"/>
+          <w:szCs w:val="28"/>
+          <w:lang w:eastAsia="ru-RU"/>
+        </w:rPr>
+      </w:pPr>
+      <w:r>
+        <w:rPr>
+          <w:noProof/>
+          <w:sz w:val="28"/>
+          <w:szCs w:val="28"/>
+          <w:lang w:eastAsia="ru-RU"/>
+        </w:rPr>
+        <w:lastRenderedPageBreak/>
+        <w:drawing>
+          <wp:inline distT="0" distB="0" distL="0" distR="0" wp14:anchorId="0190393C" wp14:editId="7DF73422">
+            <wp:extent cx="3803015" cy="3524904"/>
+            <wp:effectExtent l="0" t="0" r="6985" b="0"/>
+            <wp:docPr id="25" name="Рисунок 25"/>
+            <wp:cNvGraphicFramePr>
+              <a:graphicFrameLocks xmlns:a="http://schemas.openxmlformats.org/drawingml/2006/main" noChangeAspect="1"/>
+            </wp:cNvGraphicFramePr>
+            <a:graphic xmlns:a="http://schemas.openxmlformats.org/drawingml/2006/main">
+              <a:graphicData uri="http://schemas.openxmlformats.org/drawingml/2006/picture">
+                <pic:pic xmlns:pic="http://schemas.openxmlformats.org/drawingml/2006/picture">
+                  <pic:nvPicPr>
+                    <pic:cNvPr id="1" name=""/>
+                    <pic:cNvPicPr/>
+                  </pic:nvPicPr>
+                  <pic:blipFill>
+                    <a:blip r:embed="rId10"/>
+                    <a:stretch>
+                      <a:fillRect/>
+                    </a:stretch>
+                  </pic:blipFill>
+                  <pic:spPr>
+                    <a:xfrm>
+                      <a:off x="0" y="0"/>
+                      <a:ext cx="3812819" cy="3533991"/>
+                    </a:xfrm>
+                    <a:prstGeom prst="rect">
+                      <a:avLst/>
+                    </a:prstGeom>
+                  </pic:spPr>
+                </pic:pic>
+              </a:graphicData>
+            </a:graphic>
+          </wp:inline>
+        </w:drawing>
+      </w:r>
+    </w:p>
+    <w:p>
+      <w:pPr>
+        <w:widowControl/>
+        <w:autoSpaceDE/>
+        <w:autoSpaceDN/>
+        <w:spacing w:line="360" w:lineRule="auto"/>
+        <w:ind w:firstLine="709"/>
+        <w:jc w:val="center"/>
+        <w:rPr>
+          <w:sz w:val="24"/>
+          <w:szCs w:val="24"/>
+          <w:lang w:eastAsia="ru-RU"/>
+        </w:rPr>
+      </w:pPr>
+      <w:r>
+        <w:rPr>
+          <w:sz w:val="24"/>
+          <w:szCs w:val="24"/>
+          <w:lang w:eastAsia="ru-RU"/>
+        </w:rPr>
+        <w:t xml:space="preserve">Рисунок </w:t>
+      </w:r>
+      <w:r>
+        <w:rPr>
+          <w:sz w:val="24"/>
+          <w:szCs w:val="24"/>
+          <w:lang w:eastAsia="ru-RU"/>
+        </w:rPr>
+        <w:t>3</w:t>
+      </w:r>
+      <w:r>
+        <w:rPr>
+          <w:sz w:val="24"/>
+          <w:szCs w:val="24"/>
+          <w:lang w:eastAsia="ru-RU"/>
+        </w:rPr>
+        <w:t xml:space="preserve"> – Модуль конфигурации</w:t>
+      </w:r>
+    </w:p>
+    <w:p>
+      <w:pPr>
+        <w:pStyle w:val="2"/>
+        <w:spacing w:before="240" w:after="240" w:line="360" w:lineRule="auto"/>
+        <w:ind w:left="709"/>
+      </w:pPr>
+      <w:bookmarkStart w:id="14" w:name="_Toc225362749"/>
+      <w:r>
+        <w:t>Инициализация базы данных</w:t>
+      </w:r>
+      <w:bookmarkEnd w:id="14"/>
+    </w:p>
+    <w:p>
+      <w:pPr>
+        <w:widowControl/>
+        <w:autoSpaceDE/>
+        <w:autoSpaceDN/>
+        <w:spacing w:line="360" w:lineRule="auto"/>
+        <w:ind w:firstLine="709"/>
+        <w:jc w:val="both"/>
+        <w:rPr>
+          <w:sz w:val="28"/>
+          <w:szCs w:val="28"/>
+          <w:lang w:eastAsia="ru-RU"/>
+        </w:rPr>
+      </w:pPr>
+      <w:r>
+        <w:rPr>
+          <w:sz w:val="28"/>
+          <w:szCs w:val="28"/>
+          <w:lang w:eastAsia="ru-RU"/>
+        </w:rPr>
+        <w:t xml:space="preserve">Для хранения данных используется </w:t>
+      </w:r>
+      <w:proofErr w:type="spellStart"/>
+      <w:r>
+        <w:rPr>
+          <w:sz w:val="28"/>
+          <w:szCs w:val="28"/>
+          <w:lang w:eastAsia="ru-RU"/>
+        </w:rPr>
+        <w:t>PostgreSQL</w:t>
+      </w:r>
+      <w:proofErr w:type="spellEnd"/>
+      <w:r>
+        <w:rPr>
+          <w:sz w:val="28"/>
+          <w:szCs w:val="28"/>
+          <w:lang w:eastAsia="ru-RU"/>
+        </w:rPr>
+        <w:t xml:space="preserve">. </w:t>
+      </w:r>
+      <w:r>
+        <w:rPr>
+          <w:sz w:val="28"/>
+          <w:szCs w:val="28"/>
+          <w:lang w:eastAsia="ru-RU"/>
+        </w:rPr>
+        <w:t xml:space="preserve">Была </w:t>
+      </w:r>
+      <w:r>
+        <w:rPr>
+          <w:sz w:val="28"/>
+          <w:szCs w:val="28"/>
+          <w:lang w:eastAsia="ru-RU"/>
+        </w:rPr>
+        <w:t>реализована схема базы данных и механизм миграций. Схема включает:</w:t>
+      </w:r>
+    </w:p>
+    <w:p>
+      <w:pPr>
+        <w:pStyle w:val="a5"/>
+        <w:widowControl/>
+        <w:numPr>
+          <w:ilvl w:val="0"/>
+          <w:numId w:val="10"/>
+        </w:numPr>
+        <w:autoSpaceDE/>
+        <w:autoSpaceDN/>
+        <w:spacing w:line="360" w:lineRule="auto"/>
+        <w:rPr>
+          <w:sz w:val="28"/>
+          <w:szCs w:val="28"/>
+          <w:lang w:eastAsia="ru-RU"/>
+        </w:rPr>
+      </w:pPr>
+      <w:r>
+        <w:rPr>
+          <w:sz w:val="28"/>
+          <w:szCs w:val="28"/>
+          <w:lang w:eastAsia="ru-RU"/>
+        </w:rPr>
+        <w:t>Т</w:t>
+      </w:r>
+      <w:r>
+        <w:rPr>
+          <w:sz w:val="28"/>
+          <w:szCs w:val="28"/>
+          <w:lang w:eastAsia="ru-RU"/>
+        </w:rPr>
+        <w:t xml:space="preserve">аблицу </w:t>
+      </w:r>
+      <w:proofErr w:type="spellStart"/>
+      <w:r>
+        <w:rPr>
+          <w:sz w:val="28"/>
+          <w:szCs w:val="28"/>
+          <w:lang w:eastAsia="ru-RU"/>
+        </w:rPr>
+        <w:t>tracked_repos</w:t>
+      </w:r>
+      <w:proofErr w:type="spellEnd"/>
+      <w:r>
+        <w:rPr>
+          <w:sz w:val="28"/>
+          <w:szCs w:val="28"/>
+          <w:lang w:eastAsia="ru-RU"/>
+        </w:rPr>
+        <w:t xml:space="preserve"> для хранения подключенных репозиториев;</w:t>
+      </w:r>
+    </w:p>
+    <w:p>
+      <w:pPr>
+        <w:pStyle w:val="a5"/>
+        <w:widowControl/>
+        <w:numPr>
+          <w:ilvl w:val="0"/>
+          <w:numId w:val="10"/>
+        </w:numPr>
+        <w:autoSpaceDE/>
+        <w:autoSpaceDN/>
+        <w:spacing w:line="360" w:lineRule="auto"/>
+        <w:rPr>
+          <w:sz w:val="28"/>
+          <w:szCs w:val="28"/>
+          <w:lang w:eastAsia="ru-RU"/>
+        </w:rPr>
+      </w:pPr>
+      <w:r>
+        <w:rPr>
+          <w:sz w:val="28"/>
+          <w:szCs w:val="28"/>
+          <w:lang w:eastAsia="ru-RU"/>
+        </w:rPr>
+        <w:t>Т</w:t>
+      </w:r>
+      <w:r>
+        <w:rPr>
+          <w:sz w:val="28"/>
+          <w:szCs w:val="28"/>
+          <w:lang w:eastAsia="ru-RU"/>
+        </w:rPr>
+        <w:t xml:space="preserve">аблицу </w:t>
+      </w:r>
+      <w:proofErr w:type="spellStart"/>
+      <w:r>
+        <w:rPr>
+          <w:sz w:val="28"/>
+          <w:szCs w:val="28"/>
+          <w:lang w:eastAsia="ru-RU"/>
+        </w:rPr>
+        <w:t>repo_policies</w:t>
+      </w:r>
+      <w:proofErr w:type="spellEnd"/>
+      <w:r>
+        <w:rPr>
+          <w:sz w:val="28"/>
+          <w:szCs w:val="28"/>
+          <w:lang w:eastAsia="ru-RU"/>
+        </w:rPr>
+        <w:t xml:space="preserve"> для хранения политик обработки, связанных 1:1 по </w:t>
+      </w:r>
+      <w:proofErr w:type="spellStart"/>
+      <w:r>
+        <w:rPr>
+          <w:sz w:val="28"/>
+          <w:szCs w:val="28"/>
+          <w:lang w:eastAsia="ru-RU"/>
+        </w:rPr>
+        <w:t>repo_id</w:t>
+      </w:r>
+      <w:proofErr w:type="spellEnd"/>
+      <w:r>
+        <w:rPr>
+          <w:sz w:val="28"/>
+          <w:szCs w:val="28"/>
+          <w:lang w:eastAsia="ru-RU"/>
+        </w:rPr>
+        <w:t>.</w:t>
+      </w:r>
+    </w:p>
+    <w:p>
+      <w:pPr>
+        <w:widowControl/>
+        <w:autoSpaceDE/>
+        <w:autoSpaceDN/>
+        <w:spacing w:line="360" w:lineRule="auto"/>
+        <w:jc w:val="center"/>
+        <w:rPr>
+          <w:sz w:val="28"/>
+          <w:szCs w:val="28"/>
+          <w:lang w:eastAsia="ru-RU"/>
+        </w:rPr>
+      </w:pPr>
+      <w:r>
+        <w:rPr>
+          <w:noProof/>
+          <w:sz w:val="28"/>
+          <w:szCs w:val="28"/>
+          <w:lang w:eastAsia="ru-RU"/>
+        </w:rPr>
+        <w:drawing>
+          <wp:inline distT="0" distB="0" distL="0" distR="0" wp14:anchorId="5C29B6A8" wp14:editId="077CB2E6">
+            <wp:extent cx="4396105" cy="2643586"/>
+            <wp:effectExtent l="0" t="0" r="4445" b="4445"/>
+            <wp:docPr id="4" name="Рисунок 4"/>
+            <wp:cNvGraphicFramePr>
+              <a:graphicFrameLocks xmlns:a="http://schemas.openxmlformats.org/drawingml/2006/main" noChangeAspect="1"/>
+            </wp:cNvGraphicFramePr>
+            <a:graphic xmlns:a="http://schemas.openxmlformats.org/drawingml/2006/main">
+              <a:graphicData uri="http://schemas.openxmlformats.org/drawingml/2006/picture">
+                <pic:pic xmlns:pic="http://schemas.openxmlformats.org/drawingml/2006/picture">
+                  <pic:nvPicPr>
+                    <pic:cNvPr id="1" name=""/>
+                    <pic:cNvPicPr/>
+                  </pic:nvPicPr>
+                  <pic:blipFill>
+                    <a:blip r:embed="rId11"/>
+                    <a:stretch>
+                      <a:fillRect/>
+                    </a:stretch>
+                  </pic:blipFill>
+                  <pic:spPr>
+                    <a:xfrm>
+                      <a:off x="0" y="0"/>
+                      <a:ext cx="4409921" cy="2651894"/>
+                    </a:xfrm>
+                    <a:prstGeom prst="rect">
+                      <a:avLst/>
+                    </a:prstGeom>
+                  </pic:spPr>
+                </pic:pic>
+              </a:graphicData>
+            </a:graphic>
+          </wp:inline>
+        </w:drawing>
+      </w:r>
+    </w:p>
+    <w:p>
+      <w:pPr>
+        <w:widowControl/>
+        <w:autoSpaceDE/>
+        <w:autoSpaceDN/>
+        <w:spacing w:line="360" w:lineRule="auto"/>
+        <w:ind w:firstLine="709"/>
+        <w:jc w:val="center"/>
+        <w:rPr>
+          <w:sz w:val="24"/>
+          <w:szCs w:val="24"/>
+          <w:lang w:eastAsia="ru-RU"/>
+        </w:rPr>
+      </w:pPr>
+      <w:r>
+        <w:rPr>
+          <w:sz w:val="24"/>
+          <w:szCs w:val="24"/>
+          <w:lang w:eastAsia="ru-RU"/>
+        </w:rPr>
+        <w:t xml:space="preserve">Рисунок </w:t>
+      </w:r>
+      <w:r>
+        <w:rPr>
+          <w:sz w:val="24"/>
+          <w:szCs w:val="24"/>
+          <w:lang w:eastAsia="ru-RU"/>
+        </w:rPr>
+        <w:t>4</w:t>
+      </w:r>
+      <w:r>
+        <w:rPr>
+          <w:sz w:val="24"/>
+          <w:szCs w:val="24"/>
+          <w:lang w:eastAsia="ru-RU"/>
+        </w:rPr>
+        <w:t xml:space="preserve"> – Миграция базы данных</w:t>
+      </w:r>
+    </w:p>
+    <w:p>
+      <w:pPr>
+        <w:widowControl/>
+        <w:autoSpaceDE/>
+        <w:autoSpaceDN/>
+        <w:spacing w:line="360" w:lineRule="auto"/>
+        <w:ind w:firstLine="709"/>
+        <w:jc w:val="both"/>
+        <w:rPr>
+          <w:sz w:val="28"/>
+          <w:szCs w:val="28"/>
+          <w:lang w:eastAsia="ru-RU"/>
+        </w:rPr>
+      </w:pPr>
+      <w:r>
+        <w:rPr>
+          <w:sz w:val="28"/>
+          <w:szCs w:val="28"/>
+          <w:lang w:eastAsia="ru-RU"/>
+        </w:rPr>
+        <w:lastRenderedPageBreak/>
+        <w:t>При проектировании схемы учитывались следующие соображения:</w:t>
+      </w:r>
+    </w:p>
+    <w:p>
+      <w:pPr>
+        <w:widowControl/>
+        <w:autoSpaceDE/>
+        <w:autoSpaceDN/>
+        <w:spacing w:line="360" w:lineRule="auto"/>
+        <w:ind w:firstLine="709"/>
+        <w:jc w:val="both"/>
+        <w:rPr>
+          <w:sz w:val="28"/>
+          <w:szCs w:val="28"/>
+          <w:lang w:eastAsia="ru-RU"/>
+        </w:rPr>
+      </w:pPr>
+      <w:r>
+        <w:rPr>
+          <w:sz w:val="28"/>
+          <w:szCs w:val="28"/>
+          <w:lang w:eastAsia="ru-RU"/>
+        </w:rPr>
+        <w:t xml:space="preserve">1) </w:t>
+      </w:r>
+      <w:r>
+        <w:rPr>
+          <w:sz w:val="28"/>
+          <w:szCs w:val="28"/>
+          <w:lang w:eastAsia="ru-RU"/>
+        </w:rPr>
+        <w:t>И</w:t>
+      </w:r>
+      <w:r>
+        <w:rPr>
+          <w:sz w:val="28"/>
+          <w:szCs w:val="28"/>
+          <w:lang w:eastAsia="ru-RU"/>
+        </w:rPr>
+        <w:t xml:space="preserve">дентификация репозитория выполняется парой </w:t>
+      </w:r>
+      <w:proofErr w:type="spellStart"/>
+      <w:r>
+        <w:rPr>
+          <w:sz w:val="28"/>
+          <w:szCs w:val="28"/>
+          <w:lang w:eastAsia="ru-RU"/>
+        </w:rPr>
+        <w:t>provider</w:t>
+      </w:r>
+      <w:proofErr w:type="spellEnd"/>
+      <w:r>
+        <w:rPr>
+          <w:sz w:val="28"/>
+          <w:szCs w:val="28"/>
+          <w:lang w:eastAsia="ru-RU"/>
+        </w:rPr>
+        <w:t xml:space="preserve"> и </w:t>
+      </w:r>
+      <w:proofErr w:type="spellStart"/>
+      <w:r>
+        <w:rPr>
+          <w:sz w:val="28"/>
+          <w:szCs w:val="28"/>
+          <w:lang w:eastAsia="ru-RU"/>
+        </w:rPr>
+        <w:t>remote_id</w:t>
+      </w:r>
+      <w:proofErr w:type="spellEnd"/>
+      <w:r>
+        <w:rPr>
+          <w:sz w:val="28"/>
+          <w:szCs w:val="28"/>
+          <w:lang w:eastAsia="ru-RU"/>
+        </w:rPr>
+        <w:t>, что отражено в виде составного ограничения уникальности;</w:t>
+      </w:r>
+    </w:p>
+    <w:p>
+      <w:pPr>
+        <w:widowControl/>
+        <w:autoSpaceDE/>
+        <w:autoSpaceDN/>
+        <w:spacing w:line="360" w:lineRule="auto"/>
+        <w:ind w:firstLine="709"/>
+        <w:jc w:val="both"/>
+        <w:rPr>
+          <w:sz w:val="28"/>
+          <w:szCs w:val="28"/>
+          <w:lang w:eastAsia="ru-RU"/>
+        </w:rPr>
+      </w:pPr>
+      <w:r>
+        <w:rPr>
+          <w:sz w:val="28"/>
+          <w:szCs w:val="28"/>
+          <w:lang w:eastAsia="ru-RU"/>
+        </w:rPr>
+        <w:t xml:space="preserve">2) </w:t>
+      </w:r>
+      <w:r>
+        <w:rPr>
+          <w:sz w:val="28"/>
+          <w:szCs w:val="28"/>
+          <w:lang w:eastAsia="ru-RU"/>
+        </w:rPr>
+        <w:t>И</w:t>
+      </w:r>
+      <w:r>
+        <w:rPr>
+          <w:sz w:val="28"/>
+          <w:szCs w:val="28"/>
+          <w:lang w:eastAsia="ru-RU"/>
+        </w:rPr>
+        <w:t>спользование UUID в качестве первичного ключа обеспечивает независимость внутренней идентификации от внешних идентификаторов и снижает связность данных;</w:t>
+      </w:r>
+    </w:p>
+    <w:p>
+      <w:pPr>
+        <w:widowControl/>
+        <w:autoSpaceDE/>
+        <w:autoSpaceDN/>
+        <w:spacing w:line="360" w:lineRule="auto"/>
+        <w:ind w:firstLine="709"/>
+        <w:jc w:val="both"/>
+        <w:rPr>
+          <w:sz w:val="28"/>
+          <w:szCs w:val="28"/>
+          <w:lang w:eastAsia="ru-RU"/>
+        </w:rPr>
+      </w:pPr>
+      <w:r>
+        <w:rPr>
+          <w:sz w:val="28"/>
+          <w:szCs w:val="28"/>
+          <w:lang w:eastAsia="ru-RU"/>
+        </w:rPr>
+        <w:t xml:space="preserve">3) </w:t>
+      </w:r>
+      <w:r>
+        <w:rPr>
+          <w:sz w:val="28"/>
+          <w:szCs w:val="28"/>
+          <w:lang w:eastAsia="ru-RU"/>
+        </w:rPr>
+        <w:t>П</w:t>
+      </w:r>
+      <w:r>
+        <w:rPr>
+          <w:sz w:val="28"/>
+          <w:szCs w:val="28"/>
+          <w:lang w:eastAsia="ru-RU"/>
+        </w:rPr>
+        <w:t>олитики обработки вынесены в отдельную таблицу, связанную отношением один</w:t>
+      </w:r>
+      <w:r>
+        <w:rPr>
+          <w:sz w:val="28"/>
+          <w:szCs w:val="28"/>
+          <w:lang w:eastAsia="ru-RU"/>
+        </w:rPr>
+        <w:noBreakHyphen/>
+        <w:t>к</w:t>
+      </w:r>
+      <w:r>
+        <w:rPr>
+          <w:sz w:val="28"/>
+          <w:szCs w:val="28"/>
+          <w:lang w:eastAsia="ru-RU"/>
+        </w:rPr>
+        <w:noBreakHyphen/>
+        <w:t>одному, что упрощает расширение набора флагов без изменения основной сущности;</w:t>
+      </w:r>
+    </w:p>
+    <w:p>
+      <w:pPr>
+        <w:widowControl/>
+        <w:autoSpaceDE/>
+        <w:autoSpaceDN/>
+        <w:spacing w:line="360" w:lineRule="auto"/>
+        <w:ind w:firstLine="709"/>
+        <w:jc w:val="both"/>
+        <w:rPr>
+          <w:sz w:val="28"/>
+          <w:szCs w:val="28"/>
+          <w:lang w:eastAsia="ru-RU"/>
+        </w:rPr>
+      </w:pPr>
+      <w:r>
+        <w:rPr>
+          <w:sz w:val="28"/>
+          <w:szCs w:val="28"/>
+          <w:lang w:eastAsia="ru-RU"/>
+        </w:rPr>
+        <w:t xml:space="preserve">4) </w:t>
+      </w:r>
+      <w:r>
+        <w:rPr>
+          <w:sz w:val="28"/>
+          <w:szCs w:val="28"/>
+          <w:lang w:eastAsia="ru-RU"/>
+        </w:rPr>
+        <w:t>Н</w:t>
+      </w:r>
+      <w:r>
+        <w:rPr>
+          <w:sz w:val="28"/>
+          <w:szCs w:val="28"/>
+          <w:lang w:eastAsia="ru-RU"/>
+        </w:rPr>
+        <w:t xml:space="preserve">аличие поля </w:t>
+      </w:r>
+      <w:proofErr w:type="spellStart"/>
+      <w:r>
+        <w:rPr>
+          <w:sz w:val="28"/>
+          <w:szCs w:val="28"/>
+          <w:lang w:eastAsia="ru-RU"/>
+        </w:rPr>
+        <w:t>archived</w:t>
+      </w:r>
+      <w:proofErr w:type="spellEnd"/>
+      <w:r>
+        <w:rPr>
+          <w:sz w:val="28"/>
+          <w:szCs w:val="28"/>
+          <w:lang w:eastAsia="ru-RU"/>
+        </w:rPr>
+        <w:t xml:space="preserve"> позволяет фиксировать статус репозитория и потенциально использовать его для фильтрации без физического удаления данных.</w:t>
+      </w:r>
+    </w:p>
+    <w:p>
+      <w:pPr>
+        <w:widowControl/>
+        <w:autoSpaceDE/>
+        <w:autoSpaceDN/>
+        <w:spacing w:line="360" w:lineRule="auto"/>
+        <w:ind w:firstLine="709"/>
+        <w:jc w:val="both"/>
+        <w:rPr>
+          <w:sz w:val="28"/>
+          <w:szCs w:val="28"/>
+          <w:lang w:eastAsia="ru-RU"/>
+        </w:rPr>
+      </w:pPr>
+      <w:r>
+        <w:rPr>
+          <w:sz w:val="28"/>
+          <w:szCs w:val="28"/>
+          <w:lang w:eastAsia="ru-RU"/>
+        </w:rPr>
+        <w:t xml:space="preserve">Дополнительно следует отметить, что в таблице </w:t>
+      </w:r>
+      <w:proofErr w:type="spellStart"/>
+      <w:r>
+        <w:rPr>
+          <w:sz w:val="28"/>
+          <w:szCs w:val="28"/>
+          <w:lang w:eastAsia="ru-RU"/>
+        </w:rPr>
+        <w:t>tracked_repos</w:t>
+      </w:r>
+      <w:proofErr w:type="spellEnd"/>
+      <w:r>
+        <w:rPr>
+          <w:sz w:val="28"/>
+          <w:szCs w:val="28"/>
+          <w:lang w:eastAsia="ru-RU"/>
+        </w:rPr>
+        <w:t xml:space="preserve"> предусмотрены временные поля </w:t>
+      </w:r>
+      <w:proofErr w:type="spellStart"/>
+      <w:r>
+        <w:rPr>
+          <w:sz w:val="28"/>
+          <w:szCs w:val="28"/>
+          <w:lang w:eastAsia="ru-RU"/>
+        </w:rPr>
+        <w:t>created_at</w:t>
+      </w:r>
+      <w:proofErr w:type="spellEnd"/>
+      <w:r>
+        <w:rPr>
+          <w:sz w:val="28"/>
+          <w:szCs w:val="28"/>
+          <w:lang w:eastAsia="ru-RU"/>
+        </w:rPr>
+        <w:t xml:space="preserve"> и </w:t>
+      </w:r>
+      <w:proofErr w:type="spellStart"/>
+      <w:r>
+        <w:rPr>
+          <w:sz w:val="28"/>
+          <w:szCs w:val="28"/>
+          <w:lang w:eastAsia="ru-RU"/>
+        </w:rPr>
+        <w:t>updated_at</w:t>
+      </w:r>
+      <w:proofErr w:type="spellEnd"/>
+      <w:r>
+        <w:rPr>
+          <w:sz w:val="28"/>
+          <w:szCs w:val="28"/>
+          <w:lang w:eastAsia="ru-RU"/>
+        </w:rPr>
+        <w:t xml:space="preserve">. Их наличие позволяет фиксировать момент создания записи и момент последнего изменения, что важно для последующего анализа активности. В таблице </w:t>
+      </w:r>
+      <w:proofErr w:type="spellStart"/>
+      <w:r>
+        <w:rPr>
+          <w:sz w:val="28"/>
+          <w:szCs w:val="28"/>
+          <w:lang w:eastAsia="ru-RU"/>
+        </w:rPr>
+        <w:t>repo_policies</w:t>
+      </w:r>
+      <w:proofErr w:type="spellEnd"/>
+      <w:r>
+        <w:rPr>
+          <w:sz w:val="28"/>
+          <w:szCs w:val="28"/>
+          <w:lang w:eastAsia="ru-RU"/>
+        </w:rPr>
+        <w:t xml:space="preserve"> предусмотрены логические поля</w:t>
+      </w:r>
+      <w:r>
+        <w:rPr>
+          <w:sz w:val="28"/>
+          <w:szCs w:val="28"/>
+          <w:lang w:eastAsia="ru-RU"/>
+        </w:rPr>
+        <w:noBreakHyphen/>
+        <w:t>флаги, отражающие правила обработки. При необходимости набор флагов может быть расширен путем добавления новых столбцов в таблицу политик и соответствующих изменений на уровне модели и репозитория.</w:t>
+      </w:r>
+    </w:p>
+    <w:p>
+      <w:pPr>
+        <w:pStyle w:val="2"/>
+        <w:spacing w:before="240" w:after="240" w:line="360" w:lineRule="auto"/>
+      </w:pPr>
+      <w:bookmarkStart w:id="15" w:name="_Toc225362750"/>
+      <w:r>
+        <w:t>Слой доступа к данным</w:t>
+      </w:r>
+      <w:bookmarkEnd w:id="15"/>
+    </w:p>
+    <w:p>
+      <w:pPr>
+        <w:widowControl/>
+        <w:autoSpaceDE/>
+        <w:autoSpaceDN/>
+        <w:spacing w:line="360" w:lineRule="auto"/>
+        <w:ind w:firstLine="709"/>
+        <w:jc w:val="both"/>
+        <w:rPr>
+          <w:sz w:val="28"/>
+          <w:szCs w:val="28"/>
+          <w:lang w:eastAsia="ru-RU"/>
+        </w:rPr>
+      </w:pPr>
+      <w:r>
+        <w:rPr>
+          <w:sz w:val="28"/>
+          <w:szCs w:val="28"/>
+          <w:lang w:eastAsia="ru-RU"/>
+        </w:rPr>
+        <w:t xml:space="preserve">Репозиторий </w:t>
+      </w:r>
+      <w:proofErr w:type="spellStart"/>
+      <w:r>
+        <w:rPr>
+          <w:sz w:val="28"/>
+          <w:szCs w:val="28"/>
+          <w:lang w:eastAsia="ru-RU"/>
+        </w:rPr>
+        <w:t>ProjectRepo</w:t>
+      </w:r>
+      <w:proofErr w:type="spellEnd"/>
+      <w:r>
+        <w:rPr>
+          <w:sz w:val="28"/>
+          <w:szCs w:val="28"/>
+          <w:lang w:eastAsia="ru-RU"/>
+        </w:rPr>
+        <w:t xml:space="preserve"> реализует операции:</w:t>
+      </w:r>
+    </w:p>
+    <w:p>
+      <w:pPr>
+        <w:pStyle w:val="a5"/>
+        <w:widowControl/>
+        <w:numPr>
+          <w:ilvl w:val="0"/>
+          <w:numId w:val="12"/>
+        </w:numPr>
+        <w:autoSpaceDE/>
+        <w:autoSpaceDN/>
+        <w:spacing w:line="360" w:lineRule="auto"/>
+        <w:rPr>
+          <w:sz w:val="28"/>
+          <w:szCs w:val="28"/>
+          <w:lang w:eastAsia="ru-RU"/>
+        </w:rPr>
+      </w:pPr>
+      <w:r>
+        <w:rPr>
+          <w:sz w:val="28"/>
+          <w:szCs w:val="28"/>
+          <w:lang w:eastAsia="ru-RU"/>
+        </w:rPr>
+        <w:t xml:space="preserve">List </w:t>
+      </w:r>
+      <w:r>
+        <w:rPr>
+          <w:sz w:val="28"/>
+          <w:szCs w:val="28"/>
+          <w:lang w:eastAsia="ru-RU"/>
+        </w:rPr>
+        <w:t>–</w:t>
+      </w:r>
+      <w:r>
+        <w:rPr>
+          <w:sz w:val="28"/>
+          <w:szCs w:val="28"/>
+          <w:lang w:eastAsia="ru-RU"/>
+        </w:rPr>
+        <w:t xml:space="preserve"> список подключенных репозиториев с политиками;</w:t>
+      </w:r>
+    </w:p>
+    <w:p>
+      <w:pPr>
+        <w:pStyle w:val="a5"/>
+        <w:widowControl/>
+        <w:numPr>
+          <w:ilvl w:val="0"/>
+          <w:numId w:val="12"/>
+        </w:numPr>
+        <w:autoSpaceDE/>
+        <w:autoSpaceDN/>
+        <w:spacing w:line="360" w:lineRule="auto"/>
+        <w:rPr>
+          <w:sz w:val="28"/>
+          <w:szCs w:val="28"/>
+          <w:lang w:eastAsia="ru-RU"/>
+        </w:rPr>
+      </w:pPr>
+      <w:proofErr w:type="spellStart"/>
+      <w:r>
+        <w:rPr>
+          <w:sz w:val="28"/>
+          <w:szCs w:val="28"/>
+          <w:lang w:eastAsia="ru-RU"/>
+        </w:rPr>
+        <w:t>Create</w:t>
+      </w:r>
+      <w:proofErr w:type="spellEnd"/>
+      <w:r>
+        <w:rPr>
+          <w:sz w:val="28"/>
+          <w:szCs w:val="28"/>
+          <w:lang w:eastAsia="ru-RU"/>
+        </w:rPr>
+        <w:t xml:space="preserve"> </w:t>
+      </w:r>
+      <w:r>
+        <w:rPr>
+          <w:sz w:val="28"/>
+          <w:szCs w:val="28"/>
+          <w:lang w:eastAsia="ru-RU"/>
+        </w:rPr>
+        <w:t>–</w:t>
+      </w:r>
+      <w:r>
+        <w:rPr>
+          <w:sz w:val="28"/>
+          <w:szCs w:val="28"/>
+          <w:lang w:eastAsia="ru-RU"/>
+        </w:rPr>
+        <w:t xml:space="preserve"> создание репозитория и политики в транзакции;</w:t>
+      </w:r>
+    </w:p>
+    <w:p>
+      <w:pPr>
+        <w:pStyle w:val="a5"/>
+        <w:widowControl/>
+        <w:numPr>
+          <w:ilvl w:val="0"/>
+          <w:numId w:val="12"/>
+        </w:numPr>
+        <w:autoSpaceDE/>
+        <w:autoSpaceDN/>
+        <w:spacing w:line="360" w:lineRule="auto"/>
+        <w:rPr>
+          <w:sz w:val="28"/>
+          <w:szCs w:val="28"/>
+          <w:lang w:eastAsia="ru-RU"/>
+        </w:rPr>
+      </w:pPr>
+      <w:r>
+        <w:rPr>
+          <w:sz w:val="28"/>
+          <w:szCs w:val="28"/>
+          <w:lang w:eastAsia="ru-RU"/>
+        </w:rPr>
+        <w:t xml:space="preserve">Get </w:t>
+      </w:r>
+      <w:r>
+        <w:rPr>
+          <w:sz w:val="28"/>
+          <w:szCs w:val="28"/>
+          <w:lang w:eastAsia="ru-RU"/>
+        </w:rPr>
+        <w:t>–</w:t>
+      </w:r>
+      <w:r>
+        <w:rPr>
+          <w:sz w:val="28"/>
+          <w:szCs w:val="28"/>
+          <w:lang w:eastAsia="ru-RU"/>
+        </w:rPr>
+        <w:t xml:space="preserve"> получение по паре </w:t>
+      </w:r>
+      <w:proofErr w:type="spellStart"/>
+      <w:r>
+        <w:rPr>
+          <w:sz w:val="28"/>
+          <w:szCs w:val="28"/>
+          <w:lang w:eastAsia="ru-RU"/>
+        </w:rPr>
+        <w:t>provider</w:t>
+      </w:r>
+      <w:proofErr w:type="spellEnd"/>
+      <w:r>
+        <w:rPr>
+          <w:sz w:val="28"/>
+          <w:szCs w:val="28"/>
+          <w:lang w:eastAsia="ru-RU"/>
+        </w:rPr>
+        <w:t xml:space="preserve"> и </w:t>
+      </w:r>
+      <w:proofErr w:type="spellStart"/>
+      <w:r>
+        <w:rPr>
+          <w:sz w:val="28"/>
+          <w:szCs w:val="28"/>
+          <w:lang w:eastAsia="ru-RU"/>
+        </w:rPr>
+        <w:t>remote_id</w:t>
+      </w:r>
+      <w:proofErr w:type="spellEnd"/>
+      <w:r>
+        <w:rPr>
+          <w:sz w:val="28"/>
+          <w:szCs w:val="28"/>
+          <w:lang w:eastAsia="ru-RU"/>
+        </w:rPr>
+        <w:t>;</w:t>
+      </w:r>
+    </w:p>
+    <w:p>
+      <w:pPr>
+        <w:pStyle w:val="a5"/>
+        <w:widowControl/>
+        <w:numPr>
+          <w:ilvl w:val="0"/>
+          <w:numId w:val="12"/>
+        </w:numPr>
+        <w:autoSpaceDE/>
+        <w:autoSpaceDN/>
+        <w:spacing w:line="360" w:lineRule="auto"/>
+        <w:rPr>
+          <w:sz w:val="28"/>
+          <w:szCs w:val="28"/>
+          <w:lang w:eastAsia="ru-RU"/>
+        </w:rPr>
+      </w:pPr>
+      <w:proofErr w:type="spellStart"/>
+      <w:r>
+        <w:rPr>
+          <w:sz w:val="28"/>
+          <w:szCs w:val="28"/>
+          <w:lang w:eastAsia="ru-RU"/>
+        </w:rPr>
+        <w:t>UpdatePolicy</w:t>
+      </w:r>
+      <w:proofErr w:type="spellEnd"/>
+      <w:r>
+        <w:rPr>
+          <w:sz w:val="28"/>
+          <w:szCs w:val="28"/>
+          <w:lang w:eastAsia="ru-RU"/>
+        </w:rPr>
+        <w:t xml:space="preserve"> </w:t>
+      </w:r>
+      <w:r>
+        <w:rPr>
+          <w:sz w:val="28"/>
+          <w:szCs w:val="28"/>
+          <w:lang w:eastAsia="ru-RU"/>
+        </w:rPr>
+        <w:t>–</w:t>
+      </w:r>
+      <w:r>
+        <w:rPr>
+          <w:sz w:val="28"/>
+          <w:szCs w:val="28"/>
+          <w:lang w:eastAsia="ru-RU"/>
+        </w:rPr>
+        <w:t xml:space="preserve"> обновление политики и обновление </w:t>
+      </w:r>
+      <w:proofErr w:type="spellStart"/>
+      <w:r>
+        <w:rPr>
+          <w:sz w:val="28"/>
+          <w:szCs w:val="28"/>
+          <w:lang w:eastAsia="ru-RU"/>
+        </w:rPr>
+        <w:t>updated_at</w:t>
+      </w:r>
+      <w:proofErr w:type="spellEnd"/>
+      <w:r>
+        <w:rPr>
+          <w:sz w:val="28"/>
+          <w:szCs w:val="28"/>
+          <w:lang w:eastAsia="ru-RU"/>
+        </w:rPr>
+        <w:t>;</w:t>
+      </w:r>
+    </w:p>
+    <w:p>
+      <w:pPr>
+        <w:pStyle w:val="a5"/>
+        <w:widowControl/>
+        <w:numPr>
+          <w:ilvl w:val="0"/>
+          <w:numId w:val="12"/>
+        </w:numPr>
+        <w:autoSpaceDE/>
+        <w:autoSpaceDN/>
+        <w:spacing w:line="360" w:lineRule="auto"/>
+        <w:rPr>
+          <w:sz w:val="28"/>
+          <w:szCs w:val="28"/>
+          <w:lang w:eastAsia="ru-RU"/>
+        </w:rPr>
+      </w:pPr>
+      <w:proofErr w:type="spellStart"/>
+      <w:r>
+        <w:rPr>
+          <w:sz w:val="28"/>
+          <w:szCs w:val="28"/>
+          <w:lang w:eastAsia="ru-RU"/>
+        </w:rPr>
+        <w:t>Delete</w:t>
+      </w:r>
+      <w:proofErr w:type="spellEnd"/>
+      <w:r>
+        <w:rPr>
+          <w:sz w:val="28"/>
+          <w:szCs w:val="28"/>
+          <w:lang w:eastAsia="ru-RU"/>
+        </w:rPr>
+        <w:t xml:space="preserve"> </w:t>
+      </w:r>
+      <w:r>
+        <w:rPr>
+          <w:sz w:val="28"/>
+          <w:szCs w:val="28"/>
+          <w:lang w:eastAsia="ru-RU"/>
+        </w:rPr>
+        <w:t>–</w:t>
+      </w:r>
+      <w:r>
+        <w:rPr>
+          <w:sz w:val="28"/>
+          <w:szCs w:val="28"/>
+          <w:lang w:eastAsia="ru-RU"/>
+        </w:rPr>
+        <w:t xml:space="preserve"> удаление</w:t>
+      </w:r>
+      <w:r>
+        <w:rPr>
+          <w:sz w:val="28"/>
+          <w:szCs w:val="28"/>
+          <w:lang w:eastAsia="ru-RU"/>
+        </w:rPr>
+        <w:t xml:space="preserve"> репозитория</w:t>
+      </w:r>
+      <w:r>
+        <w:rPr>
+          <w:sz w:val="28"/>
+          <w:szCs w:val="28"/>
+          <w:lang w:eastAsia="ru-RU"/>
+        </w:rPr>
+        <w:t>.</w:t>
+      </w:r>
+    </w:p>
+    <w:p>
+      <w:pPr>
+        <w:widowControl/>
+        <w:autoSpaceDE/>
+        <w:autoSpaceDN/>
+        <w:spacing w:line="360" w:lineRule="auto"/>
+        <w:jc w:val="center"/>
+        <w:rPr>
+          <w:sz w:val="28"/>
+          <w:szCs w:val="28"/>
+          <w:lang w:eastAsia="ru-RU"/>
+        </w:rPr>
+      </w:pPr>
+      <w:r>
+        <w:rPr>
+          <w:noProof/>
+          <w:sz w:val="28"/>
+          <w:szCs w:val="28"/>
+          <w:lang w:eastAsia="ru-RU"/>
+        </w:rPr>
+        <w:lastRenderedPageBreak/>
+        <w:drawing>
+          <wp:inline distT="0" distB="0" distL="0" distR="0" wp14:anchorId="7BACB305" wp14:editId="5532A7BB">
+            <wp:extent cx="4254500" cy="8675134"/>
+            <wp:effectExtent l="0" t="0" r="0" b="0"/>
+            <wp:docPr id="5" name="Рисунок 5"/>
+            <wp:cNvGraphicFramePr>
+              <a:graphicFrameLocks xmlns:a="http://schemas.openxmlformats.org/drawingml/2006/main" noChangeAspect="1"/>
+            </wp:cNvGraphicFramePr>
+            <a:graphic xmlns:a="http://schemas.openxmlformats.org/drawingml/2006/main">
+              <a:graphicData uri="http://schemas.openxmlformats.org/drawingml/2006/picture">
+                <pic:pic xmlns:pic="http://schemas.openxmlformats.org/drawingml/2006/picture">
+                  <pic:nvPicPr>
+                    <pic:cNvPr id="0" name="Picture 1"/>
                     <pic:cNvPicPr>
                       <a:picLocks noChangeAspect="1" noChangeArrowheads="1"/>
                     </pic:cNvPicPr>
                   </pic:nvPicPr>
                   <pic:blipFill>
-                    <a:blip r:embed="rId8" cstate="print">
+                    <a:blip r:embed="rId12">
                       <a:extLst>
                         <a:ext uri="{28A0092B-C50C-407E-A947-70E740481C1C}">
                           <a14:useLocalDpi xmlns:a14="http://schemas.microsoft.com/office/drawing/2010/main" val="0"/>
                         </a:ext>
                       </a:extLst>
                     </a:blip>
+                    <a:srcRect/>
                     <a:stretch>
                       <a:fillRect/>
                     </a:stretch>
@@ -3859,7 +6420,7 @@
                   <pic:spPr bwMode="auto">
                     <a:xfrm>
                       <a:off x="0" y="0"/>
-                      <a:ext cx="1408566" cy="792348"/>
+                      <a:ext cx="4261139" cy="8688672"/>
                     </a:xfrm>
                     <a:prstGeom prst="rect">
                       <a:avLst/>
@@ -3904,6 +6465,1952 @@
           <w:szCs w:val="24"/>
           <w:lang w:eastAsia="ru-RU"/>
         </w:rPr>
+        <w:t>5</w:t>
+      </w:r>
+      <w:r>
+        <w:rPr>
+          <w:sz w:val="24"/>
+          <w:szCs w:val="24"/>
+          <w:lang w:eastAsia="ru-RU"/>
+        </w:rPr>
+        <w:t xml:space="preserve"> – Основные операции репозитория</w:t>
+      </w:r>
+    </w:p>
+    <w:p>
+      <w:pPr>
+        <w:widowControl/>
+        <w:autoSpaceDE/>
+        <w:autoSpaceDN/>
+        <w:spacing w:line="360" w:lineRule="auto"/>
+        <w:ind w:firstLine="709"/>
+        <w:jc w:val="both"/>
+        <w:rPr>
+          <w:sz w:val="28"/>
+          <w:szCs w:val="28"/>
+          <w:lang w:eastAsia="ru-RU"/>
+        </w:rPr>
+      </w:pPr>
+      <w:r>
+        <w:rPr>
+          <w:sz w:val="28"/>
+          <w:szCs w:val="28"/>
+          <w:lang w:eastAsia="ru-RU"/>
+        </w:rPr>
+        <w:lastRenderedPageBreak/>
+        <w:t>Особенности реализации слоя доступа к данным:</w:t>
+      </w:r>
+    </w:p>
+    <w:p>
+      <w:pPr>
+        <w:pStyle w:val="a5"/>
+        <w:widowControl/>
+        <w:numPr>
+          <w:ilvl w:val="0"/>
+          <w:numId w:val="14"/>
+        </w:numPr>
+        <w:autoSpaceDE/>
+        <w:autoSpaceDN/>
+        <w:spacing w:line="360" w:lineRule="auto"/>
+        <w:rPr>
+          <w:sz w:val="28"/>
+          <w:szCs w:val="28"/>
+          <w:lang w:eastAsia="ru-RU"/>
+        </w:rPr>
+      </w:pPr>
+      <w:r>
+        <w:rPr>
+          <w:sz w:val="28"/>
+          <w:szCs w:val="28"/>
+          <w:lang w:eastAsia="ru-RU"/>
+        </w:rPr>
+        <w:t>О</w:t>
+      </w:r>
+      <w:r>
+        <w:rPr>
+          <w:sz w:val="28"/>
+          <w:szCs w:val="28"/>
+          <w:lang w:eastAsia="ru-RU"/>
+        </w:rPr>
+        <w:t>перация создания репозитория и связанной с ним политики выполняется в рамках транзакции, что обеспечивает атомарность изменения данных;</w:t>
+      </w:r>
+    </w:p>
+    <w:p>
+      <w:pPr>
+        <w:pStyle w:val="a5"/>
+        <w:widowControl/>
+        <w:numPr>
+          <w:ilvl w:val="0"/>
+          <w:numId w:val="14"/>
+        </w:numPr>
+        <w:autoSpaceDE/>
+        <w:autoSpaceDN/>
+        <w:spacing w:line="360" w:lineRule="auto"/>
+        <w:rPr>
+          <w:sz w:val="28"/>
+          <w:szCs w:val="28"/>
+          <w:lang w:eastAsia="ru-RU"/>
+        </w:rPr>
+      </w:pPr>
+      <w:r>
+        <w:rPr>
+          <w:sz w:val="28"/>
+          <w:szCs w:val="28"/>
+          <w:lang w:eastAsia="ru-RU"/>
+        </w:rPr>
+        <w:t>Ч</w:t>
+      </w:r>
+      <w:r>
+        <w:rPr>
+          <w:sz w:val="28"/>
+          <w:szCs w:val="28"/>
+          <w:lang w:eastAsia="ru-RU"/>
+        </w:rPr>
+        <w:t xml:space="preserve">тение данных выполняется с использованием соединения таблиц </w:t>
+      </w:r>
+      <w:proofErr w:type="spellStart"/>
+      <w:r>
+        <w:rPr>
+          <w:sz w:val="28"/>
+          <w:szCs w:val="28"/>
+          <w:lang w:eastAsia="ru-RU"/>
+        </w:rPr>
+        <w:t>tracked_repos</w:t>
+      </w:r>
+      <w:proofErr w:type="spellEnd"/>
+      <w:r>
+        <w:rPr>
+          <w:sz w:val="28"/>
+          <w:szCs w:val="28"/>
+          <w:lang w:eastAsia="ru-RU"/>
+        </w:rPr>
+        <w:t xml:space="preserve"> и </w:t>
+      </w:r>
+      <w:proofErr w:type="spellStart"/>
+      <w:r>
+        <w:rPr>
+          <w:sz w:val="28"/>
+          <w:szCs w:val="28"/>
+          <w:lang w:eastAsia="ru-RU"/>
+        </w:rPr>
+        <w:t>repo_policies</w:t>
+      </w:r>
+      <w:proofErr w:type="spellEnd"/>
+      <w:r>
+        <w:rPr>
+          <w:sz w:val="28"/>
+          <w:szCs w:val="28"/>
+          <w:lang w:eastAsia="ru-RU"/>
+        </w:rPr>
+        <w:t>, что позволяет формировать целостное представление сущности в одном ответе;</w:t>
+      </w:r>
+    </w:p>
+    <w:p>
+      <w:pPr>
+        <w:pStyle w:val="a5"/>
+        <w:widowControl/>
+        <w:numPr>
+          <w:ilvl w:val="0"/>
+          <w:numId w:val="14"/>
+        </w:numPr>
+        <w:autoSpaceDE/>
+        <w:autoSpaceDN/>
+        <w:spacing w:after="240" w:line="360" w:lineRule="auto"/>
+        <w:rPr>
+          <w:sz w:val="28"/>
+          <w:szCs w:val="28"/>
+          <w:lang w:eastAsia="ru-RU"/>
+        </w:rPr>
+      </w:pPr>
+      <w:r>
+        <w:rPr>
+          <w:sz w:val="28"/>
+          <w:szCs w:val="28"/>
+          <w:lang w:eastAsia="ru-RU"/>
+        </w:rPr>
+        <w:t>П</w:t>
+      </w:r>
+      <w:r>
+        <w:rPr>
+          <w:sz w:val="28"/>
+          <w:szCs w:val="28"/>
+          <w:lang w:eastAsia="ru-RU"/>
+        </w:rPr>
+        <w:t xml:space="preserve">ри обновлении политики используется вставка с обновлением при конфликте по ключу </w:t>
+      </w:r>
+      <w:proofErr w:type="spellStart"/>
+      <w:r>
+        <w:rPr>
+          <w:sz w:val="28"/>
+          <w:szCs w:val="28"/>
+          <w:lang w:eastAsia="ru-RU"/>
+        </w:rPr>
+        <w:t>repo_id</w:t>
+      </w:r>
+      <w:proofErr w:type="spellEnd"/>
+      <w:r>
+        <w:rPr>
+          <w:sz w:val="28"/>
+          <w:szCs w:val="28"/>
+          <w:lang w:eastAsia="ru-RU"/>
+        </w:rPr>
+        <w:t xml:space="preserve">, что исключает необходимость предварительной проверки наличия строки в таблице </w:t>
+      </w:r>
+      <w:proofErr w:type="spellStart"/>
+      <w:r>
+        <w:rPr>
+          <w:sz w:val="28"/>
+          <w:szCs w:val="28"/>
+          <w:lang w:eastAsia="ru-RU"/>
+        </w:rPr>
+        <w:t>repo_policies</w:t>
+      </w:r>
+      <w:proofErr w:type="spellEnd"/>
+      <w:r>
+        <w:rPr>
+          <w:sz w:val="28"/>
+          <w:szCs w:val="28"/>
+          <w:lang w:eastAsia="ru-RU"/>
+        </w:rPr>
+        <w:t>.</w:t>
+      </w:r>
+    </w:p>
+    <w:p>
+      <w:pPr>
+        <w:widowControl/>
+        <w:autoSpaceDE/>
+        <w:autoSpaceDN/>
+        <w:spacing w:line="360" w:lineRule="auto"/>
+        <w:jc w:val="center"/>
+        <w:rPr>
+          <w:sz w:val="28"/>
+          <w:szCs w:val="28"/>
+          <w:lang w:eastAsia="ru-RU"/>
+        </w:rPr>
+      </w:pPr>
+      <w:r>
+        <w:rPr>
+          <w:noProof/>
+          <w:sz w:val="28"/>
+          <w:szCs w:val="28"/>
+          <w:lang w:eastAsia="ru-RU"/>
+        </w:rPr>
+        <w:drawing>
+          <wp:inline distT="0" distB="0" distL="0" distR="0" wp14:anchorId="1BFA5112" wp14:editId="46205293">
+            <wp:extent cx="5911850" cy="4798790"/>
+            <wp:effectExtent l="0" t="0" r="0" b="1905"/>
+            <wp:docPr id="6" name="Рисунок 6"/>
+            <wp:cNvGraphicFramePr>
+              <a:graphicFrameLocks xmlns:a="http://schemas.openxmlformats.org/drawingml/2006/main" noChangeAspect="1"/>
+            </wp:cNvGraphicFramePr>
+            <a:graphic xmlns:a="http://schemas.openxmlformats.org/drawingml/2006/main">
+              <a:graphicData uri="http://schemas.openxmlformats.org/drawingml/2006/picture">
+                <pic:pic xmlns:pic="http://schemas.openxmlformats.org/drawingml/2006/picture">
+                  <pic:nvPicPr>
+                    <pic:cNvPr id="1" name=""/>
+                    <pic:cNvPicPr/>
+                  </pic:nvPicPr>
+                  <pic:blipFill>
+                    <a:blip r:embed="rId13"/>
+                    <a:stretch>
+                      <a:fillRect/>
+                    </a:stretch>
+                  </pic:blipFill>
+                  <pic:spPr>
+                    <a:xfrm>
+                      <a:off x="0" y="0"/>
+                      <a:ext cx="5911850" cy="4798790"/>
+                    </a:xfrm>
+                    <a:prstGeom prst="rect">
+                      <a:avLst/>
+                    </a:prstGeom>
+                  </pic:spPr>
+                </pic:pic>
+              </a:graphicData>
+            </a:graphic>
+          </wp:inline>
+        </w:drawing>
+      </w:r>
+    </w:p>
+    <w:p>
+      <w:pPr>
+        <w:widowControl/>
+        <w:autoSpaceDE/>
+        <w:autoSpaceDN/>
+        <w:spacing w:line="360" w:lineRule="auto"/>
+        <w:ind w:firstLine="709"/>
+        <w:jc w:val="center"/>
+        <w:rPr>
+          <w:sz w:val="24"/>
+          <w:szCs w:val="24"/>
+          <w:lang w:eastAsia="ru-RU"/>
+        </w:rPr>
+      </w:pPr>
+      <w:r>
+        <w:rPr>
+          <w:sz w:val="24"/>
+          <w:szCs w:val="24"/>
+          <w:lang w:eastAsia="ru-RU"/>
+        </w:rPr>
+        <w:t xml:space="preserve">Рисунок </w:t>
+      </w:r>
+      <w:r>
+        <w:rPr>
+          <w:sz w:val="24"/>
+          <w:szCs w:val="24"/>
+          <w:lang w:eastAsia="ru-RU"/>
+        </w:rPr>
+        <w:t>6</w:t>
+      </w:r>
+      <w:r>
+        <w:rPr>
+          <w:sz w:val="24"/>
+          <w:szCs w:val="24"/>
+          <w:lang w:eastAsia="ru-RU"/>
+        </w:rPr>
+        <w:t xml:space="preserve"> – Обновление политики</w:t>
+      </w:r>
+    </w:p>
+    <w:p>
+      <w:pPr>
+        <w:widowControl/>
+        <w:autoSpaceDE/>
+        <w:autoSpaceDN/>
+        <w:spacing w:line="360" w:lineRule="auto"/>
+        <w:ind w:firstLine="709"/>
+        <w:jc w:val="center"/>
+        <w:rPr>
+          <w:sz w:val="24"/>
+          <w:szCs w:val="24"/>
+          <w:lang w:eastAsia="ru-RU"/>
+        </w:rPr>
+      </w:pPr>
+    </w:p>
+    <w:p>
+      <w:pPr>
+        <w:widowControl/>
+        <w:autoSpaceDE/>
+        <w:autoSpaceDN/>
+        <w:spacing w:line="360" w:lineRule="auto"/>
+        <w:ind w:firstLine="709"/>
+        <w:jc w:val="center"/>
+        <w:rPr>
+          <w:sz w:val="24"/>
+          <w:szCs w:val="24"/>
+          <w:lang w:eastAsia="ru-RU"/>
+        </w:rPr>
+      </w:pPr>
+    </w:p>
+    <w:p>
+      <w:pPr>
+        <w:pStyle w:val="2"/>
+        <w:spacing w:before="240" w:after="240" w:line="360" w:lineRule="auto"/>
+        <w:ind w:left="709"/>
+      </w:pPr>
+      <w:bookmarkStart w:id="16" w:name="_Toc225362751"/>
+      <w:r>
+        <w:lastRenderedPageBreak/>
+        <w:t>Интерфейс по протоколу HTTP</w:t>
+      </w:r>
+      <w:bookmarkEnd w:id="16"/>
+    </w:p>
+    <w:p>
+      <w:pPr>
+        <w:widowControl/>
+        <w:autoSpaceDE/>
+        <w:autoSpaceDN/>
+        <w:spacing w:line="360" w:lineRule="auto"/>
+        <w:ind w:firstLine="709"/>
+        <w:jc w:val="both"/>
+        <w:rPr>
+          <w:sz w:val="28"/>
+          <w:szCs w:val="28"/>
+          <w:lang w:eastAsia="ru-RU"/>
+        </w:rPr>
+      </w:pPr>
+      <w:r>
+        <w:rPr>
+          <w:sz w:val="28"/>
+          <w:szCs w:val="28"/>
+          <w:lang w:eastAsia="ru-RU"/>
+        </w:rPr>
+        <w:t xml:space="preserve">Пути обработки запросов HTTP реализованы с использованием библиотеки </w:t>
+      </w:r>
+      <w:proofErr w:type="spellStart"/>
+      <w:r>
+        <w:rPr>
+          <w:sz w:val="28"/>
+          <w:szCs w:val="28"/>
+          <w:lang w:eastAsia="ru-RU"/>
+        </w:rPr>
+        <w:t>chi</w:t>
+      </w:r>
+      <w:proofErr w:type="spellEnd"/>
+      <w:r>
+        <w:rPr>
+          <w:sz w:val="28"/>
+          <w:szCs w:val="28"/>
+          <w:lang w:eastAsia="ru-RU"/>
+        </w:rPr>
+        <w:t>. Зарегистрированы:</w:t>
+      </w:r>
+    </w:p>
+    <w:p>
+      <w:pPr>
+        <w:pStyle w:val="a5"/>
+        <w:widowControl/>
+        <w:numPr>
+          <w:ilvl w:val="0"/>
+          <w:numId w:val="15"/>
+        </w:numPr>
+        <w:autoSpaceDE/>
+        <w:autoSpaceDN/>
+        <w:spacing w:line="360" w:lineRule="auto"/>
+        <w:rPr>
+          <w:sz w:val="28"/>
+          <w:szCs w:val="28"/>
+          <w:lang w:eastAsia="ru-RU"/>
+        </w:rPr>
+      </w:pPr>
+      <w:r>
+        <w:rPr>
+          <w:sz w:val="28"/>
+          <w:szCs w:val="28"/>
+          <w:lang w:eastAsia="ru-RU"/>
+        </w:rPr>
+        <w:t>GET /</w:t>
+      </w:r>
+      <w:proofErr w:type="spellStart"/>
+      <w:r>
+        <w:rPr>
+          <w:sz w:val="28"/>
+          <w:szCs w:val="28"/>
+          <w:lang w:eastAsia="ru-RU"/>
+        </w:rPr>
+        <w:t>health</w:t>
+      </w:r>
+      <w:proofErr w:type="spellEnd"/>
+      <w:r>
+        <w:rPr>
+          <w:sz w:val="28"/>
+          <w:szCs w:val="28"/>
+          <w:lang w:eastAsia="ru-RU"/>
+        </w:rPr>
+        <w:t xml:space="preserve"> </w:t>
+      </w:r>
+      <w:r>
+        <w:rPr>
+          <w:sz w:val="28"/>
+          <w:szCs w:val="28"/>
+          <w:lang w:eastAsia="ru-RU"/>
+        </w:rPr>
+        <w:t>–</w:t>
+      </w:r>
+      <w:r>
+        <w:rPr>
+          <w:sz w:val="28"/>
+          <w:szCs w:val="28"/>
+          <w:lang w:eastAsia="ru-RU"/>
+        </w:rPr>
+        <w:t xml:space="preserve"> проверка работоспособности;</w:t>
+      </w:r>
+    </w:p>
+    <w:p>
+      <w:pPr>
+        <w:pStyle w:val="a5"/>
+        <w:widowControl/>
+        <w:numPr>
+          <w:ilvl w:val="0"/>
+          <w:numId w:val="15"/>
+        </w:numPr>
+        <w:autoSpaceDE/>
+        <w:autoSpaceDN/>
+        <w:spacing w:line="360" w:lineRule="auto"/>
+        <w:rPr>
+          <w:sz w:val="28"/>
+          <w:szCs w:val="28"/>
+          <w:lang w:val="en-US" w:eastAsia="ru-RU"/>
+        </w:rPr>
+      </w:pPr>
+      <w:r>
+        <w:rPr>
+          <w:sz w:val="28"/>
+          <w:szCs w:val="28"/>
+          <w:lang w:val="en-US" w:eastAsia="ru-RU"/>
+        </w:rPr>
+        <w:t xml:space="preserve">GET /v1/tracked-repos </w:t>
+      </w:r>
+      <w:r>
+        <w:rPr>
+          <w:sz w:val="28"/>
+          <w:szCs w:val="28"/>
+          <w:lang w:val="en-US" w:eastAsia="ru-RU"/>
+        </w:rPr>
+        <w:t>–</w:t>
+      </w:r>
+      <w:r>
+        <w:rPr>
+          <w:sz w:val="28"/>
+          <w:szCs w:val="28"/>
+          <w:lang w:val="en-US" w:eastAsia="ru-RU"/>
+        </w:rPr>
+        <w:t xml:space="preserve"> </w:t>
+      </w:r>
+      <w:r>
+        <w:rPr>
+          <w:sz w:val="28"/>
+          <w:szCs w:val="28"/>
+          <w:lang w:eastAsia="ru-RU"/>
+        </w:rPr>
+        <w:t>список</w:t>
+      </w:r>
+      <w:r>
+        <w:rPr>
+          <w:sz w:val="28"/>
+          <w:szCs w:val="28"/>
+          <w:lang w:val="en-US" w:eastAsia="ru-RU"/>
+        </w:rPr>
+        <w:t xml:space="preserve"> </w:t>
+      </w:r>
+      <w:r>
+        <w:rPr>
+          <w:sz w:val="28"/>
+          <w:szCs w:val="28"/>
+          <w:lang w:eastAsia="ru-RU"/>
+        </w:rPr>
+        <w:t>репозиториев</w:t>
+      </w:r>
+      <w:r>
+        <w:rPr>
+          <w:sz w:val="28"/>
+          <w:szCs w:val="28"/>
+          <w:lang w:val="en-US" w:eastAsia="ru-RU"/>
+        </w:rPr>
+        <w:t>;</w:t>
+      </w:r>
+    </w:p>
+    <w:p>
+      <w:pPr>
+        <w:pStyle w:val="a5"/>
+        <w:widowControl/>
+        <w:numPr>
+          <w:ilvl w:val="0"/>
+          <w:numId w:val="15"/>
+        </w:numPr>
+        <w:autoSpaceDE/>
+        <w:autoSpaceDN/>
+        <w:spacing w:line="360" w:lineRule="auto"/>
+        <w:rPr>
+          <w:sz w:val="28"/>
+          <w:szCs w:val="28"/>
+          <w:lang w:val="en-US" w:eastAsia="ru-RU"/>
+        </w:rPr>
+      </w:pPr>
+      <w:r>
+        <w:rPr>
+          <w:sz w:val="28"/>
+          <w:szCs w:val="28"/>
+          <w:lang w:val="en-US" w:eastAsia="ru-RU"/>
+        </w:rPr>
+        <w:t xml:space="preserve">POST /v1/tracked-repos </w:t>
+      </w:r>
+      <w:r>
+        <w:rPr>
+          <w:sz w:val="28"/>
+          <w:szCs w:val="28"/>
+          <w:lang w:val="en-US" w:eastAsia="ru-RU"/>
+        </w:rPr>
+        <w:t>–</w:t>
+      </w:r>
+      <w:r>
+        <w:rPr>
+          <w:sz w:val="28"/>
+          <w:szCs w:val="28"/>
+          <w:lang w:val="en-US" w:eastAsia="ru-RU"/>
+        </w:rPr>
+        <w:t xml:space="preserve"> </w:t>
+      </w:r>
+      <w:r>
+        <w:rPr>
+          <w:sz w:val="28"/>
+          <w:szCs w:val="28"/>
+          <w:lang w:eastAsia="ru-RU"/>
+        </w:rPr>
+        <w:t>создание</w:t>
+      </w:r>
+      <w:r>
+        <w:rPr>
+          <w:sz w:val="28"/>
+          <w:szCs w:val="28"/>
+          <w:lang w:val="en-US" w:eastAsia="ru-RU"/>
+        </w:rPr>
+        <w:t xml:space="preserve"> </w:t>
+      </w:r>
+      <w:r>
+        <w:rPr>
+          <w:sz w:val="28"/>
+          <w:szCs w:val="28"/>
+          <w:lang w:eastAsia="ru-RU"/>
+        </w:rPr>
+        <w:t>репозитория</w:t>
+      </w:r>
+      <w:r>
+        <w:rPr>
+          <w:sz w:val="28"/>
+          <w:szCs w:val="28"/>
+          <w:lang w:val="en-US" w:eastAsia="ru-RU"/>
+        </w:rPr>
+        <w:t>;</w:t>
+      </w:r>
+    </w:p>
+    <w:p>
+      <w:pPr>
+        <w:pStyle w:val="a5"/>
+        <w:widowControl/>
+        <w:numPr>
+          <w:ilvl w:val="0"/>
+          <w:numId w:val="15"/>
+        </w:numPr>
+        <w:autoSpaceDE/>
+        <w:autoSpaceDN/>
+        <w:spacing w:line="360" w:lineRule="auto"/>
+        <w:rPr>
+          <w:sz w:val="28"/>
+          <w:szCs w:val="28"/>
+          <w:lang w:val="en-US" w:eastAsia="ru-RU"/>
+        </w:rPr>
+      </w:pPr>
+      <w:r>
+        <w:rPr>
+          <w:sz w:val="28"/>
+          <w:szCs w:val="28"/>
+          <w:lang w:val="en-US" w:eastAsia="ru-RU"/>
+        </w:rPr>
+        <w:t>GET /v1/tracked-repos/{provider}/{</w:t>
+      </w:r>
+      <w:proofErr w:type="spellStart"/>
+      <w:r>
+        <w:rPr>
+          <w:sz w:val="28"/>
+          <w:szCs w:val="28"/>
+          <w:lang w:val="en-US" w:eastAsia="ru-RU"/>
+        </w:rPr>
+        <w:t>remote_id</w:t>
+      </w:r>
+      <w:proofErr w:type="spellEnd"/>
+      <w:r>
+        <w:rPr>
+          <w:sz w:val="28"/>
+          <w:szCs w:val="28"/>
+          <w:lang w:val="en-US" w:eastAsia="ru-RU"/>
+        </w:rPr>
+        <w:t xml:space="preserve">} </w:t>
+      </w:r>
+      <w:r>
+        <w:rPr>
+          <w:sz w:val="28"/>
+          <w:szCs w:val="28"/>
+          <w:lang w:val="en-US" w:eastAsia="ru-RU"/>
+        </w:rPr>
+        <w:t>–</w:t>
+      </w:r>
+      <w:r>
+        <w:rPr>
+          <w:sz w:val="28"/>
+          <w:szCs w:val="28"/>
+          <w:lang w:val="en-US" w:eastAsia="ru-RU"/>
+        </w:rPr>
+        <w:t xml:space="preserve"> </w:t>
+      </w:r>
+      <w:r>
+        <w:rPr>
+          <w:sz w:val="28"/>
+          <w:szCs w:val="28"/>
+          <w:lang w:eastAsia="ru-RU"/>
+        </w:rPr>
+        <w:t>получение</w:t>
+      </w:r>
+      <w:r>
+        <w:rPr>
+          <w:sz w:val="28"/>
+          <w:szCs w:val="28"/>
+          <w:lang w:val="en-US" w:eastAsia="ru-RU"/>
+        </w:rPr>
+        <w:t xml:space="preserve"> </w:t>
+      </w:r>
+      <w:r>
+        <w:rPr>
+          <w:sz w:val="28"/>
+          <w:szCs w:val="28"/>
+          <w:lang w:eastAsia="ru-RU"/>
+        </w:rPr>
+        <w:t>политик</w:t>
+      </w:r>
+      <w:r>
+        <w:rPr>
+          <w:sz w:val="28"/>
+          <w:szCs w:val="28"/>
+          <w:lang w:val="en-US" w:eastAsia="ru-RU"/>
+        </w:rPr>
+        <w:t xml:space="preserve"> </w:t>
+      </w:r>
+      <w:r>
+        <w:rPr>
+          <w:sz w:val="28"/>
+          <w:szCs w:val="28"/>
+          <w:lang w:eastAsia="ru-RU"/>
+        </w:rPr>
+        <w:t>репозитория</w:t>
+      </w:r>
+      <w:r>
+        <w:rPr>
+          <w:sz w:val="28"/>
+          <w:szCs w:val="28"/>
+          <w:lang w:val="en-US" w:eastAsia="ru-RU"/>
+        </w:rPr>
+        <w:t>;</w:t>
+      </w:r>
+    </w:p>
+    <w:p>
+      <w:pPr>
+        <w:pStyle w:val="a5"/>
+        <w:widowControl/>
+        <w:numPr>
+          <w:ilvl w:val="0"/>
+          <w:numId w:val="15"/>
+        </w:numPr>
+        <w:autoSpaceDE/>
+        <w:autoSpaceDN/>
+        <w:spacing w:line="360" w:lineRule="auto"/>
+        <w:rPr>
+          <w:sz w:val="28"/>
+          <w:szCs w:val="28"/>
+          <w:lang w:val="en-US" w:eastAsia="ru-RU"/>
+        </w:rPr>
+      </w:pPr>
+      <w:r>
+        <w:rPr>
+          <w:sz w:val="28"/>
+          <w:szCs w:val="28"/>
+          <w:lang w:val="en-US" w:eastAsia="ru-RU"/>
+        </w:rPr>
+        <w:t>PUT</w:t>
+      </w:r>
+      <w:r>
+        <w:rPr>
+          <w:sz w:val="28"/>
+          <w:szCs w:val="28"/>
+          <w:lang w:val="en-US" w:eastAsia="ru-RU"/>
+        </w:rPr>
+        <w:t xml:space="preserve"> </w:t>
+      </w:r>
+      <w:r>
+        <w:rPr>
+          <w:sz w:val="28"/>
+          <w:szCs w:val="28"/>
+          <w:lang w:val="en-US" w:eastAsia="ru-RU"/>
+        </w:rPr>
+        <w:t>/v1/tracked-repos/{provider}/{</w:t>
+      </w:r>
+      <w:proofErr w:type="spellStart"/>
+      <w:r>
+        <w:rPr>
+          <w:sz w:val="28"/>
+          <w:szCs w:val="28"/>
+          <w:lang w:val="en-US" w:eastAsia="ru-RU"/>
+        </w:rPr>
+        <w:t>remote_id</w:t>
+      </w:r>
+      <w:proofErr w:type="spellEnd"/>
+      <w:r>
+        <w:rPr>
+          <w:sz w:val="28"/>
+          <w:szCs w:val="28"/>
+          <w:lang w:val="en-US" w:eastAsia="ru-RU"/>
+        </w:rPr>
+        <w:t xml:space="preserve">} </w:t>
+      </w:r>
+      <w:r>
+        <w:rPr>
+          <w:sz w:val="28"/>
+          <w:szCs w:val="28"/>
+          <w:lang w:val="en-US" w:eastAsia="ru-RU"/>
+        </w:rPr>
+        <w:t>–</w:t>
+      </w:r>
+      <w:r>
+        <w:rPr>
+          <w:sz w:val="28"/>
+          <w:szCs w:val="28"/>
+          <w:lang w:val="en-US" w:eastAsia="ru-RU"/>
+        </w:rPr>
+        <w:t xml:space="preserve"> </w:t>
+      </w:r>
+      <w:r>
+        <w:rPr>
+          <w:sz w:val="28"/>
+          <w:szCs w:val="28"/>
+          <w:lang w:eastAsia="ru-RU"/>
+        </w:rPr>
+        <w:t>обновление</w:t>
+      </w:r>
+      <w:r>
+        <w:rPr>
+          <w:sz w:val="28"/>
+          <w:szCs w:val="28"/>
+          <w:lang w:val="en-US" w:eastAsia="ru-RU"/>
+        </w:rPr>
+        <w:t xml:space="preserve"> </w:t>
+      </w:r>
+      <w:r>
+        <w:rPr>
+          <w:sz w:val="28"/>
+          <w:szCs w:val="28"/>
+          <w:lang w:eastAsia="ru-RU"/>
+        </w:rPr>
+        <w:t>политики</w:t>
+      </w:r>
+      <w:r>
+        <w:rPr>
+          <w:sz w:val="28"/>
+          <w:szCs w:val="28"/>
+          <w:lang w:val="en-US" w:eastAsia="ru-RU"/>
+        </w:rPr>
+        <w:t>;</w:t>
+      </w:r>
+    </w:p>
+    <w:p>
+      <w:pPr>
+        <w:pStyle w:val="a5"/>
+        <w:widowControl/>
+        <w:numPr>
+          <w:ilvl w:val="0"/>
+          <w:numId w:val="15"/>
+        </w:numPr>
+        <w:autoSpaceDE/>
+        <w:autoSpaceDN/>
+        <w:spacing w:line="360" w:lineRule="auto"/>
+        <w:rPr>
+          <w:sz w:val="28"/>
+          <w:szCs w:val="28"/>
+          <w:lang w:val="en-US" w:eastAsia="ru-RU"/>
+        </w:rPr>
+      </w:pPr>
+      <w:r>
+        <w:rPr>
+          <w:sz w:val="28"/>
+          <w:szCs w:val="28"/>
+          <w:lang w:val="en-US" w:eastAsia="ru-RU"/>
+        </w:rPr>
+        <w:t>DELETE /v1/tracked-repos/{provider}/{</w:t>
+      </w:r>
+      <w:proofErr w:type="spellStart"/>
+      <w:r>
+        <w:rPr>
+          <w:sz w:val="28"/>
+          <w:szCs w:val="28"/>
+          <w:lang w:val="en-US" w:eastAsia="ru-RU"/>
+        </w:rPr>
+        <w:t>remote_id</w:t>
+      </w:r>
+      <w:proofErr w:type="spellEnd"/>
+      <w:r>
+        <w:rPr>
+          <w:sz w:val="28"/>
+          <w:szCs w:val="28"/>
+          <w:lang w:val="en-US" w:eastAsia="ru-RU"/>
+        </w:rPr>
+        <w:t xml:space="preserve">} </w:t>
+      </w:r>
+      <w:r>
+        <w:rPr>
+          <w:sz w:val="28"/>
+          <w:szCs w:val="28"/>
+          <w:lang w:val="en-US" w:eastAsia="ru-RU"/>
+        </w:rPr>
+        <w:t>–</w:t>
+      </w:r>
+      <w:r>
+        <w:rPr>
+          <w:sz w:val="28"/>
+          <w:szCs w:val="28"/>
+          <w:lang w:val="en-US" w:eastAsia="ru-RU"/>
+        </w:rPr>
+        <w:t xml:space="preserve"> </w:t>
+      </w:r>
+      <w:r>
+        <w:rPr>
+          <w:sz w:val="28"/>
+          <w:szCs w:val="28"/>
+          <w:lang w:eastAsia="ru-RU"/>
+        </w:rPr>
+        <w:t>удаление</w:t>
+      </w:r>
+      <w:r>
+        <w:rPr>
+          <w:sz w:val="28"/>
+          <w:szCs w:val="28"/>
+          <w:lang w:val="en-US" w:eastAsia="ru-RU"/>
+        </w:rPr>
+        <w:t xml:space="preserve"> </w:t>
+      </w:r>
+      <w:r>
+        <w:rPr>
+          <w:sz w:val="28"/>
+          <w:szCs w:val="28"/>
+          <w:lang w:eastAsia="ru-RU"/>
+        </w:rPr>
+        <w:t>репозитория</w:t>
+      </w:r>
+      <w:r>
+        <w:rPr>
+          <w:sz w:val="28"/>
+          <w:szCs w:val="28"/>
+          <w:lang w:val="en-US" w:eastAsia="ru-RU"/>
+        </w:rPr>
+        <w:t>;</w:t>
+      </w:r>
+    </w:p>
+    <w:p>
+      <w:pPr>
+        <w:pStyle w:val="a5"/>
+        <w:widowControl/>
+        <w:numPr>
+          <w:ilvl w:val="0"/>
+          <w:numId w:val="15"/>
+        </w:numPr>
+        <w:autoSpaceDE/>
+        <w:autoSpaceDN/>
+        <w:spacing w:line="360" w:lineRule="auto"/>
+        <w:rPr>
+          <w:sz w:val="28"/>
+          <w:szCs w:val="28"/>
+          <w:lang w:eastAsia="ru-RU"/>
+        </w:rPr>
+      </w:pPr>
+      <w:r>
+        <w:rPr>
+          <w:sz w:val="28"/>
+          <w:szCs w:val="28"/>
+          <w:lang w:eastAsia="ru-RU"/>
+        </w:rPr>
+        <w:t>POST /v1/</w:t>
+      </w:r>
+      <w:proofErr w:type="spellStart"/>
+      <w:r>
+        <w:rPr>
+          <w:sz w:val="28"/>
+          <w:szCs w:val="28"/>
+          <w:lang w:eastAsia="ru-RU"/>
+        </w:rPr>
+        <w:t>events</w:t>
+      </w:r>
+      <w:proofErr w:type="spellEnd"/>
+      <w:r>
+        <w:rPr>
+          <w:sz w:val="28"/>
+          <w:szCs w:val="28"/>
+          <w:lang w:eastAsia="ru-RU"/>
+        </w:rPr>
+        <w:t xml:space="preserve"> </w:t>
+      </w:r>
+      <w:r>
+        <w:rPr>
+          <w:sz w:val="28"/>
+          <w:szCs w:val="28"/>
+          <w:lang w:eastAsia="ru-RU"/>
+        </w:rPr>
+        <w:t>–</w:t>
+      </w:r>
+      <w:r>
+        <w:rPr>
+          <w:sz w:val="28"/>
+          <w:szCs w:val="28"/>
+          <w:lang w:eastAsia="ru-RU"/>
+        </w:rPr>
+        <w:t xml:space="preserve"> публикация события в очередь.</w:t>
+      </w:r>
+    </w:p>
+    <w:p>
+      <w:pPr>
+        <w:widowControl/>
+        <w:autoSpaceDE/>
+        <w:autoSpaceDN/>
+        <w:spacing w:line="360" w:lineRule="auto"/>
+        <w:ind w:firstLine="709"/>
+        <w:jc w:val="both"/>
+        <w:rPr>
+          <w:sz w:val="28"/>
+          <w:szCs w:val="28"/>
+          <w:lang w:eastAsia="ru-RU"/>
+        </w:rPr>
+      </w:pPr>
+      <w:r>
+        <w:rPr>
+          <w:sz w:val="28"/>
+          <w:szCs w:val="28"/>
+          <w:lang w:eastAsia="ru-RU"/>
+        </w:rPr>
+        <w:t xml:space="preserve">Для тестируемости слоя HTTP репозиторий передается через интерфейс </w:t>
+      </w:r>
+      <w:proofErr w:type="spellStart"/>
+      <w:r>
+        <w:rPr>
+          <w:sz w:val="28"/>
+          <w:szCs w:val="28"/>
+          <w:lang w:eastAsia="ru-RU"/>
+        </w:rPr>
+        <w:t>Repo</w:t>
+      </w:r>
+      <w:proofErr w:type="spellEnd"/>
+      <w:r>
+        <w:rPr>
+          <w:sz w:val="28"/>
+          <w:szCs w:val="28"/>
+          <w:lang w:eastAsia="ru-RU"/>
+        </w:rPr>
+        <w:t xml:space="preserve"> (интерфейс репозитория), что позволяет подменять реализацию в тестах.</w:t>
+      </w:r>
+    </w:p>
+    <w:p>
+      <w:pPr>
+        <w:widowControl/>
+        <w:autoSpaceDE/>
+        <w:autoSpaceDN/>
+        <w:spacing w:line="360" w:lineRule="auto"/>
+        <w:jc w:val="center"/>
+        <w:rPr>
+          <w:sz w:val="28"/>
+          <w:szCs w:val="28"/>
+          <w:lang w:eastAsia="ru-RU"/>
+        </w:rPr>
+      </w:pPr>
+      <w:r>
+        <w:rPr>
+          <w:noProof/>
+          <w:sz w:val="28"/>
+          <w:szCs w:val="28"/>
+          <w:lang w:eastAsia="ru-RU"/>
+        </w:rPr>
+        <w:lastRenderedPageBreak/>
+        <w:drawing>
+          <wp:inline distT="0" distB="0" distL="0" distR="0" wp14:anchorId="2A103D05" wp14:editId="2B611A58">
+            <wp:extent cx="5726195" cy="5745480"/>
+            <wp:effectExtent l="0" t="0" r="8255" b="7620"/>
+            <wp:docPr id="8" name="Рисунок 8"/>
+            <wp:cNvGraphicFramePr>
+              <a:graphicFrameLocks xmlns:a="http://schemas.openxmlformats.org/drawingml/2006/main" noChangeAspect="1"/>
+            </wp:cNvGraphicFramePr>
+            <a:graphic xmlns:a="http://schemas.openxmlformats.org/drawingml/2006/main">
+              <a:graphicData uri="http://schemas.openxmlformats.org/drawingml/2006/picture">
+                <pic:pic xmlns:pic="http://schemas.openxmlformats.org/drawingml/2006/picture">
+                  <pic:nvPicPr>
+                    <pic:cNvPr id="1" name=""/>
+                    <pic:cNvPicPr/>
+                  </pic:nvPicPr>
+                  <pic:blipFill>
+                    <a:blip r:embed="rId14"/>
+                    <a:stretch>
+                      <a:fillRect/>
+                    </a:stretch>
+                  </pic:blipFill>
+                  <pic:spPr>
+                    <a:xfrm>
+                      <a:off x="0" y="0"/>
+                      <a:ext cx="5735831" cy="5755148"/>
+                    </a:xfrm>
+                    <a:prstGeom prst="rect">
+                      <a:avLst/>
+                    </a:prstGeom>
+                  </pic:spPr>
+                </pic:pic>
+              </a:graphicData>
+            </a:graphic>
+          </wp:inline>
+        </w:drawing>
+      </w:r>
+    </w:p>
+    <w:p>
+      <w:pPr>
+        <w:widowControl/>
+        <w:autoSpaceDE/>
+        <w:autoSpaceDN/>
+        <w:spacing w:line="360" w:lineRule="auto"/>
+        <w:ind w:firstLine="709"/>
+        <w:jc w:val="center"/>
+        <w:rPr>
+          <w:sz w:val="24"/>
+          <w:szCs w:val="24"/>
+          <w:lang w:eastAsia="ru-RU"/>
+        </w:rPr>
+      </w:pPr>
+      <w:r>
+        <w:rPr>
+          <w:sz w:val="24"/>
+          <w:szCs w:val="24"/>
+          <w:lang w:eastAsia="ru-RU"/>
+        </w:rPr>
+        <w:t xml:space="preserve">Рисунок </w:t>
+      </w:r>
+      <w:r>
+        <w:rPr>
+          <w:sz w:val="24"/>
+          <w:szCs w:val="24"/>
+          <w:lang w:eastAsia="ru-RU"/>
+        </w:rPr>
+        <w:t>7</w:t>
+      </w:r>
+      <w:r>
+        <w:rPr>
+          <w:sz w:val="24"/>
+          <w:szCs w:val="24"/>
+          <w:lang w:eastAsia="ru-RU"/>
+        </w:rPr>
+        <w:t xml:space="preserve"> – Регистрация путей обработки запросов HTT</w:t>
+      </w:r>
+      <w:r>
+        <w:rPr>
+          <w:sz w:val="24"/>
+          <w:szCs w:val="24"/>
+          <w:lang w:val="en-US" w:eastAsia="ru-RU"/>
+        </w:rPr>
+        <w:t>P</w:t>
+      </w:r>
+    </w:p>
+    <w:p>
+      <w:pPr>
+        <w:widowControl/>
+        <w:autoSpaceDE/>
+        <w:autoSpaceDN/>
+        <w:spacing w:before="240" w:after="240" w:line="360" w:lineRule="auto"/>
+        <w:ind w:firstLine="709"/>
+        <w:jc w:val="both"/>
+        <w:rPr>
+          <w:b/>
+          <w:bCs/>
+          <w:sz w:val="28"/>
+          <w:szCs w:val="28"/>
+        </w:rPr>
+      </w:pPr>
+      <w:r>
+        <w:rPr>
+          <w:b/>
+          <w:bCs/>
+          <w:sz w:val="28"/>
+          <w:szCs w:val="28"/>
+        </w:rPr>
+        <w:t>Тестирование</w:t>
+      </w:r>
+    </w:p>
+    <w:p>
+      <w:pPr>
+        <w:widowControl/>
+        <w:autoSpaceDE/>
+        <w:autoSpaceDN/>
+        <w:spacing w:line="360" w:lineRule="auto"/>
+        <w:ind w:firstLine="709"/>
+        <w:jc w:val="both"/>
+        <w:rPr>
+          <w:sz w:val="28"/>
+          <w:szCs w:val="28"/>
+          <w:lang w:eastAsia="ru-RU"/>
+        </w:rPr>
+      </w:pPr>
+      <w:r>
+        <w:rPr>
+          <w:sz w:val="28"/>
+          <w:szCs w:val="28"/>
+          <w:lang w:eastAsia="ru-RU"/>
+        </w:rPr>
+        <w:t>В рамках обеспечения качества кода были реализованы базовые модульные тесты:</w:t>
+      </w:r>
+    </w:p>
+    <w:p>
+      <w:pPr>
+        <w:widowControl/>
+        <w:autoSpaceDE/>
+        <w:autoSpaceDN/>
+        <w:spacing w:line="360" w:lineRule="auto"/>
+        <w:ind w:firstLine="709"/>
+        <w:jc w:val="both"/>
+        <w:rPr>
+          <w:sz w:val="28"/>
+          <w:szCs w:val="28"/>
+          <w:lang w:eastAsia="ru-RU"/>
+        </w:rPr>
+      </w:pPr>
+      <w:r>
+        <w:rPr>
+          <w:sz w:val="28"/>
+          <w:szCs w:val="28"/>
+          <w:lang w:eastAsia="ru-RU"/>
+        </w:rPr>
+        <w:t xml:space="preserve">1. Тесты обработки запросов HTTP с использованием пакета </w:t>
+      </w:r>
+      <w:proofErr w:type="spellStart"/>
+      <w:r>
+        <w:rPr>
+          <w:sz w:val="28"/>
+          <w:szCs w:val="28"/>
+          <w:lang w:eastAsia="ru-RU"/>
+        </w:rPr>
+        <w:t>httptest</w:t>
+      </w:r>
+      <w:proofErr w:type="spellEnd"/>
+      <w:r>
+        <w:rPr>
+          <w:sz w:val="28"/>
+          <w:szCs w:val="28"/>
+          <w:lang w:eastAsia="ru-RU"/>
+        </w:rPr>
+        <w:t>:</w:t>
+      </w:r>
+    </w:p>
+    <w:p>
+      <w:pPr>
+        <w:pStyle w:val="a5"/>
+        <w:widowControl/>
+        <w:numPr>
+          <w:ilvl w:val="0"/>
+          <w:numId w:val="17"/>
+        </w:numPr>
+        <w:autoSpaceDE/>
+        <w:autoSpaceDN/>
+        <w:spacing w:line="360" w:lineRule="auto"/>
+        <w:rPr>
+          <w:sz w:val="28"/>
+          <w:szCs w:val="28"/>
+          <w:lang w:eastAsia="ru-RU"/>
+        </w:rPr>
+      </w:pPr>
+      <w:r>
+        <w:rPr>
+          <w:sz w:val="28"/>
+          <w:szCs w:val="28"/>
+          <w:lang w:eastAsia="ru-RU"/>
+        </w:rPr>
+        <w:t>У</w:t>
+      </w:r>
+      <w:r>
+        <w:rPr>
+          <w:sz w:val="28"/>
+          <w:szCs w:val="28"/>
+          <w:lang w:eastAsia="ru-RU"/>
+        </w:rPr>
+        <w:t>спешный GET /</w:t>
+      </w:r>
+      <w:proofErr w:type="spellStart"/>
+      <w:r>
+        <w:rPr>
+          <w:sz w:val="28"/>
+          <w:szCs w:val="28"/>
+          <w:lang w:eastAsia="ru-RU"/>
+        </w:rPr>
+        <w:t>health</w:t>
+      </w:r>
+      <w:proofErr w:type="spellEnd"/>
+      <w:r>
+        <w:rPr>
+          <w:sz w:val="28"/>
+          <w:szCs w:val="28"/>
+          <w:lang w:eastAsia="ru-RU"/>
+        </w:rPr>
+        <w:t>;</w:t>
+      </w:r>
+    </w:p>
+    <w:p>
+      <w:pPr>
+        <w:pStyle w:val="a5"/>
+        <w:widowControl/>
+        <w:numPr>
+          <w:ilvl w:val="0"/>
+          <w:numId w:val="17"/>
+        </w:numPr>
+        <w:autoSpaceDE/>
+        <w:autoSpaceDN/>
+        <w:spacing w:line="360" w:lineRule="auto"/>
+        <w:rPr>
+          <w:sz w:val="28"/>
+          <w:szCs w:val="28"/>
+          <w:lang w:eastAsia="ru-RU"/>
+        </w:rPr>
+      </w:pPr>
+      <w:r>
+        <w:rPr>
+          <w:sz w:val="28"/>
+          <w:szCs w:val="28"/>
+          <w:lang w:eastAsia="ru-RU"/>
+        </w:rPr>
+        <w:t>П</w:t>
+      </w:r>
+      <w:r>
+        <w:rPr>
+          <w:sz w:val="28"/>
+          <w:szCs w:val="28"/>
+          <w:lang w:eastAsia="ru-RU"/>
+        </w:rPr>
+        <w:t xml:space="preserve">роверка обработки </w:t>
+      </w:r>
+      <w:proofErr w:type="spellStart"/>
+      <w:r>
+        <w:rPr>
+          <w:sz w:val="28"/>
+          <w:szCs w:val="28"/>
+          <w:lang w:eastAsia="ru-RU"/>
+        </w:rPr>
+        <w:t>невалидного</w:t>
+      </w:r>
+      <w:proofErr w:type="spellEnd"/>
+      <w:r>
+        <w:rPr>
+          <w:sz w:val="28"/>
+          <w:szCs w:val="28"/>
+          <w:lang w:eastAsia="ru-RU"/>
+        </w:rPr>
+        <w:t xml:space="preserve"> JSON на /v1/</w:t>
+      </w:r>
+      <w:proofErr w:type="spellStart"/>
+      <w:r>
+        <w:rPr>
+          <w:sz w:val="28"/>
+          <w:szCs w:val="28"/>
+          <w:lang w:eastAsia="ru-RU"/>
+        </w:rPr>
+        <w:t>events</w:t>
+      </w:r>
+      <w:proofErr w:type="spellEnd"/>
+      <w:r>
+        <w:rPr>
+          <w:sz w:val="28"/>
+          <w:szCs w:val="28"/>
+          <w:lang w:eastAsia="ru-RU"/>
+        </w:rPr>
+        <w:t>;</w:t>
+      </w:r>
+    </w:p>
+    <w:p>
+      <w:pPr>
+        <w:pStyle w:val="a5"/>
+        <w:widowControl/>
+        <w:numPr>
+          <w:ilvl w:val="0"/>
+          <w:numId w:val="17"/>
+        </w:numPr>
+        <w:autoSpaceDE/>
+        <w:autoSpaceDN/>
+        <w:spacing w:line="360" w:lineRule="auto"/>
+        <w:rPr>
+          <w:sz w:val="28"/>
+          <w:szCs w:val="28"/>
+          <w:lang w:eastAsia="ru-RU"/>
+        </w:rPr>
+      </w:pPr>
+      <w:r>
+        <w:rPr>
+          <w:sz w:val="28"/>
+          <w:szCs w:val="28"/>
+          <w:lang w:eastAsia="ru-RU"/>
+        </w:rPr>
+        <w:t>П</w:t>
+      </w:r>
+      <w:r>
+        <w:rPr>
+          <w:sz w:val="28"/>
+          <w:szCs w:val="28"/>
+          <w:lang w:eastAsia="ru-RU"/>
+        </w:rPr>
+        <w:t xml:space="preserve">роверка кода ответа при </w:t>
+      </w:r>
+      <w:proofErr w:type="spellStart"/>
+      <w:r>
+        <w:rPr>
+          <w:sz w:val="28"/>
+          <w:szCs w:val="28"/>
+          <w:lang w:eastAsia="ru-RU"/>
+        </w:rPr>
+        <w:t>валидационной</w:t>
+      </w:r>
+      <w:proofErr w:type="spellEnd"/>
+      <w:r>
+        <w:rPr>
+          <w:sz w:val="28"/>
+          <w:szCs w:val="28"/>
+          <w:lang w:eastAsia="ru-RU"/>
+        </w:rPr>
+        <w:t xml:space="preserve"> ошибке создания репозитория.</w:t>
+      </w:r>
+    </w:p>
+    <w:p>
+      <w:pPr>
+        <w:widowControl/>
+        <w:autoSpaceDE/>
+        <w:autoSpaceDN/>
+        <w:spacing w:line="360" w:lineRule="auto"/>
+        <w:ind w:firstLine="709"/>
+        <w:jc w:val="both"/>
+        <w:rPr>
+          <w:sz w:val="28"/>
+          <w:szCs w:val="28"/>
+          <w:lang w:eastAsia="ru-RU"/>
+        </w:rPr>
+      </w:pPr>
+      <w:r>
+        <w:rPr>
+          <w:sz w:val="28"/>
+          <w:szCs w:val="28"/>
+          <w:lang w:eastAsia="ru-RU"/>
+        </w:rPr>
+        <w:lastRenderedPageBreak/>
+        <w:t xml:space="preserve">2. Тесты репозитория с использованием библиотеки </w:t>
+      </w:r>
+      <w:proofErr w:type="spellStart"/>
+      <w:r>
+        <w:rPr>
+          <w:sz w:val="28"/>
+          <w:szCs w:val="28"/>
+          <w:lang w:eastAsia="ru-RU"/>
+        </w:rPr>
+        <w:t>sqlmock</w:t>
+      </w:r>
+      <w:proofErr w:type="spellEnd"/>
+      <w:r>
+        <w:rPr>
+          <w:sz w:val="28"/>
+          <w:szCs w:val="28"/>
+          <w:lang w:eastAsia="ru-RU"/>
+        </w:rPr>
+        <w:t>:</w:t>
+      </w:r>
+    </w:p>
+    <w:p>
+      <w:pPr>
+        <w:pStyle w:val="a5"/>
+        <w:widowControl/>
+        <w:numPr>
+          <w:ilvl w:val="0"/>
+          <w:numId w:val="16"/>
+        </w:numPr>
+        <w:autoSpaceDE/>
+        <w:autoSpaceDN/>
+        <w:spacing w:line="360" w:lineRule="auto"/>
+        <w:rPr>
+          <w:sz w:val="28"/>
+          <w:szCs w:val="28"/>
+          <w:lang w:eastAsia="ru-RU"/>
+        </w:rPr>
+      </w:pPr>
+      <w:r>
+        <w:rPr>
+          <w:sz w:val="28"/>
+          <w:szCs w:val="28"/>
+          <w:lang w:eastAsia="ru-RU"/>
+        </w:rPr>
+        <w:t>П</w:t>
+      </w:r>
+      <w:r>
+        <w:rPr>
+          <w:sz w:val="28"/>
+          <w:szCs w:val="28"/>
+          <w:lang w:eastAsia="ru-RU"/>
+        </w:rPr>
+        <w:t xml:space="preserve">роверка параметров </w:t>
+      </w:r>
+      <w:proofErr w:type="spellStart"/>
+      <w:r>
+        <w:rPr>
+          <w:sz w:val="28"/>
+          <w:szCs w:val="28"/>
+          <w:lang w:eastAsia="ru-RU"/>
+        </w:rPr>
+        <w:t>Create</w:t>
+      </w:r>
+      <w:proofErr w:type="spellEnd"/>
+      <w:r>
+        <w:rPr>
+          <w:sz w:val="28"/>
+          <w:szCs w:val="28"/>
+          <w:lang w:eastAsia="ru-RU"/>
+        </w:rPr>
+        <w:t>;</w:t>
+      </w:r>
+    </w:p>
+    <w:p>
+      <w:pPr>
+        <w:pStyle w:val="a5"/>
+        <w:widowControl/>
+        <w:numPr>
+          <w:ilvl w:val="0"/>
+          <w:numId w:val="16"/>
+        </w:numPr>
+        <w:autoSpaceDE/>
+        <w:autoSpaceDN/>
+        <w:spacing w:line="360" w:lineRule="auto"/>
+        <w:rPr>
+          <w:sz w:val="28"/>
+          <w:szCs w:val="28"/>
+          <w:lang w:eastAsia="ru-RU"/>
+        </w:rPr>
+      </w:pPr>
+      <w:r>
+        <w:rPr>
+          <w:sz w:val="28"/>
+          <w:szCs w:val="28"/>
+          <w:lang w:eastAsia="ru-RU"/>
+        </w:rPr>
+        <w:t>О</w:t>
+      </w:r>
+      <w:r>
+        <w:rPr>
+          <w:sz w:val="28"/>
+          <w:szCs w:val="28"/>
+          <w:lang w:eastAsia="ru-RU"/>
+        </w:rPr>
+        <w:t xml:space="preserve">бработка конфликта уникальности как </w:t>
+      </w:r>
+      <w:proofErr w:type="spellStart"/>
+      <w:r>
+        <w:rPr>
+          <w:sz w:val="28"/>
+          <w:szCs w:val="28"/>
+          <w:lang w:eastAsia="ru-RU"/>
+        </w:rPr>
+        <w:t>ErrConflict</w:t>
+      </w:r>
+      <w:proofErr w:type="spellEnd"/>
+      <w:r>
+        <w:rPr>
+          <w:sz w:val="28"/>
+          <w:szCs w:val="28"/>
+          <w:lang w:eastAsia="ru-RU"/>
+        </w:rPr>
+        <w:t>;</w:t>
+      </w:r>
+    </w:p>
+    <w:p>
+      <w:pPr>
+        <w:pStyle w:val="a5"/>
+        <w:widowControl/>
+        <w:numPr>
+          <w:ilvl w:val="0"/>
+          <w:numId w:val="16"/>
+        </w:numPr>
+        <w:autoSpaceDE/>
+        <w:autoSpaceDN/>
+        <w:spacing w:line="360" w:lineRule="auto"/>
+        <w:rPr>
+          <w:sz w:val="28"/>
+          <w:szCs w:val="28"/>
+          <w:lang w:eastAsia="ru-RU"/>
+        </w:rPr>
+      </w:pPr>
+      <w:r>
+        <w:rPr>
+          <w:sz w:val="28"/>
+          <w:szCs w:val="28"/>
+          <w:lang w:eastAsia="ru-RU"/>
+        </w:rPr>
+        <w:t>С</w:t>
+      </w:r>
+      <w:r>
+        <w:rPr>
+          <w:sz w:val="28"/>
+          <w:szCs w:val="28"/>
+          <w:lang w:eastAsia="ru-RU"/>
+        </w:rPr>
+        <w:t xml:space="preserve">ценарии отсутствия записи для Get и </w:t>
+      </w:r>
+      <w:proofErr w:type="spellStart"/>
+      <w:r>
+        <w:rPr>
+          <w:sz w:val="28"/>
+          <w:szCs w:val="28"/>
+          <w:lang w:eastAsia="ru-RU"/>
+        </w:rPr>
+        <w:t>Delete</w:t>
+      </w:r>
+      <w:proofErr w:type="spellEnd"/>
+      <w:r>
+        <w:rPr>
+          <w:sz w:val="28"/>
+          <w:szCs w:val="28"/>
+          <w:lang w:eastAsia="ru-RU"/>
+        </w:rPr>
+        <w:t>.</w:t>
+      </w:r>
+    </w:p>
+    <w:p>
+      <w:pPr>
+        <w:widowControl/>
+        <w:autoSpaceDE/>
+        <w:autoSpaceDN/>
+        <w:spacing w:after="240" w:line="360" w:lineRule="auto"/>
+        <w:ind w:firstLine="709"/>
+        <w:jc w:val="both"/>
+        <w:rPr>
+          <w:sz w:val="28"/>
+          <w:szCs w:val="28"/>
+          <w:lang w:eastAsia="ru-RU"/>
+        </w:rPr>
+      </w:pPr>
+      <w:r>
+        <w:rPr>
+          <w:sz w:val="28"/>
+          <w:szCs w:val="28"/>
+          <w:lang w:eastAsia="ru-RU"/>
+        </w:rPr>
+        <w:t>Тестирование было организовано на уровне модулей таким образом, чтобы минимизировать влияние внешних зависимостей. Для подсистемы HTTP использовался встроенный механизм тестирования обработчиков с формированием запросов и анализом ответов. Для подсистемы хранения применялась подмена SQL</w:t>
+      </w:r>
+      <w:r>
+        <w:rPr>
+          <w:sz w:val="28"/>
+          <w:szCs w:val="28"/>
+          <w:lang w:eastAsia="ru-RU"/>
+        </w:rPr>
+        <w:noBreakHyphen/>
+        <w:t>соединения, позволяющая проверять корректность формирования запросов, обработку ошибок и соответствие возвращаемых доменных ошибок ожидаемым сценариям.</w:t>
+      </w:r>
+    </w:p>
+    <w:p>
+      <w:pPr>
+        <w:widowControl/>
+        <w:autoSpaceDE/>
+        <w:autoSpaceDN/>
+        <w:spacing w:line="360" w:lineRule="auto"/>
+        <w:jc w:val="center"/>
+        <w:rPr>
+          <w:sz w:val="28"/>
+          <w:szCs w:val="28"/>
+          <w:lang w:eastAsia="ru-RU"/>
+        </w:rPr>
+      </w:pPr>
+      <w:r>
+        <w:rPr>
+          <w:noProof/>
+          <w:sz w:val="28"/>
+          <w:szCs w:val="28"/>
+          <w:lang w:eastAsia="ru-RU"/>
+        </w:rPr>
+        <w:lastRenderedPageBreak/>
+        <w:drawing>
+          <wp:inline distT="0" distB="0" distL="0" distR="0" wp14:anchorId="20C4EAA1" wp14:editId="0A62C6C1">
+            <wp:extent cx="6033770" cy="6048375"/>
+            <wp:effectExtent l="0" t="0" r="5080" b="9525"/>
+            <wp:docPr id="12" name="Рисунок 12"/>
+            <wp:cNvGraphicFramePr>
+              <a:graphicFrameLocks xmlns:a="http://schemas.openxmlformats.org/drawingml/2006/main" noChangeAspect="1"/>
+            </wp:cNvGraphicFramePr>
+            <a:graphic xmlns:a="http://schemas.openxmlformats.org/drawingml/2006/main">
+              <a:graphicData uri="http://schemas.openxmlformats.org/drawingml/2006/picture">
+                <pic:pic xmlns:pic="http://schemas.openxmlformats.org/drawingml/2006/picture">
+                  <pic:nvPicPr>
+                    <pic:cNvPr id="1" name=""/>
+                    <pic:cNvPicPr/>
+                  </pic:nvPicPr>
+                  <pic:blipFill>
+                    <a:blip r:embed="rId15"/>
+                    <a:stretch>
+                      <a:fillRect/>
+                    </a:stretch>
+                  </pic:blipFill>
+                  <pic:spPr>
+                    <a:xfrm>
+                      <a:off x="0" y="0"/>
+                      <a:ext cx="6033770" cy="6048375"/>
+                    </a:xfrm>
+                    <a:prstGeom prst="rect">
+                      <a:avLst/>
+                    </a:prstGeom>
+                  </pic:spPr>
+                </pic:pic>
+              </a:graphicData>
+            </a:graphic>
+          </wp:inline>
+        </w:drawing>
+      </w:r>
+    </w:p>
+    <w:p>
+      <w:pPr>
+        <w:widowControl/>
+        <w:autoSpaceDE/>
+        <w:autoSpaceDN/>
+        <w:spacing w:line="360" w:lineRule="auto"/>
+        <w:ind w:firstLine="709"/>
+        <w:jc w:val="center"/>
+        <w:rPr>
+          <w:sz w:val="24"/>
+          <w:szCs w:val="24"/>
+          <w:lang w:eastAsia="ru-RU"/>
+        </w:rPr>
+      </w:pPr>
+      <w:r>
+        <w:rPr>
+          <w:sz w:val="24"/>
+          <w:szCs w:val="24"/>
+          <w:lang w:eastAsia="ru-RU"/>
+        </w:rPr>
+        <w:t xml:space="preserve">Рисунок </w:t>
+      </w:r>
+      <w:r>
+        <w:rPr>
+          <w:sz w:val="24"/>
+          <w:szCs w:val="24"/>
+          <w:lang w:eastAsia="ru-RU"/>
+        </w:rPr>
+        <w:t>8</w:t>
+      </w:r>
+      <w:r>
+        <w:rPr>
+          <w:sz w:val="24"/>
+          <w:szCs w:val="24"/>
+          <w:lang w:eastAsia="ru-RU"/>
+        </w:rPr>
+        <w:t xml:space="preserve"> – Пример тестов обработки запросов HTTP</w:t>
+      </w:r>
+    </w:p>
+    <w:p>
+      <w:pPr>
+        <w:widowControl/>
+        <w:autoSpaceDE/>
+        <w:autoSpaceDN/>
+        <w:spacing w:line="360" w:lineRule="auto"/>
+        <w:ind w:firstLine="709"/>
+        <w:jc w:val="center"/>
+        <w:rPr>
+          <w:sz w:val="24"/>
+          <w:szCs w:val="24"/>
+          <w:lang w:eastAsia="ru-RU"/>
+        </w:rPr>
+      </w:pPr>
+      <w:r>
+        <w:rPr>
+          <w:noProof/>
+          <w:sz w:val="24"/>
+          <w:szCs w:val="24"/>
+          <w:lang w:eastAsia="ru-RU"/>
+        </w:rPr>
+        <w:lastRenderedPageBreak/>
+        <w:drawing>
+          <wp:inline distT="0" distB="0" distL="0" distR="0" wp14:anchorId="39BC72AC" wp14:editId="12E4EC6F">
+            <wp:extent cx="4503420" cy="4831870"/>
+            <wp:effectExtent l="0" t="0" r="0" b="6985"/>
+            <wp:docPr id="13" name="Рисунок 13"/>
+            <wp:cNvGraphicFramePr>
+              <a:graphicFrameLocks xmlns:a="http://schemas.openxmlformats.org/drawingml/2006/main" noChangeAspect="1"/>
+            </wp:cNvGraphicFramePr>
+            <a:graphic xmlns:a="http://schemas.openxmlformats.org/drawingml/2006/main">
+              <a:graphicData uri="http://schemas.openxmlformats.org/drawingml/2006/picture">
+                <pic:pic xmlns:pic="http://schemas.openxmlformats.org/drawingml/2006/picture">
+                  <pic:nvPicPr>
+                    <pic:cNvPr id="1" name=""/>
+                    <pic:cNvPicPr/>
+                  </pic:nvPicPr>
+                  <pic:blipFill>
+                    <a:blip r:embed="rId16"/>
+                    <a:stretch>
+                      <a:fillRect/>
+                    </a:stretch>
+                  </pic:blipFill>
+                  <pic:spPr>
+                    <a:xfrm>
+                      <a:off x="0" y="0"/>
+                      <a:ext cx="4517771" cy="4847267"/>
+                    </a:xfrm>
+                    <a:prstGeom prst="rect">
+                      <a:avLst/>
+                    </a:prstGeom>
+                  </pic:spPr>
+                </pic:pic>
+              </a:graphicData>
+            </a:graphic>
+          </wp:inline>
+        </w:drawing>
+      </w:r>
+    </w:p>
+    <w:p>
+      <w:pPr>
+        <w:widowControl/>
+        <w:autoSpaceDE/>
+        <w:autoSpaceDN/>
+        <w:spacing w:after="240" w:line="360" w:lineRule="auto"/>
+        <w:ind w:firstLine="709"/>
+        <w:jc w:val="center"/>
+        <w:rPr>
+          <w:sz w:val="24"/>
+          <w:szCs w:val="24"/>
+          <w:lang w:eastAsia="ru-RU"/>
+        </w:rPr>
+      </w:pPr>
+      <w:r>
+        <w:rPr>
+          <w:sz w:val="24"/>
+          <w:szCs w:val="24"/>
+          <w:lang w:eastAsia="ru-RU"/>
+        </w:rPr>
+        <w:t xml:space="preserve">Рисунок </w:t>
+      </w:r>
+      <w:r>
+        <w:rPr>
+          <w:sz w:val="24"/>
+          <w:szCs w:val="24"/>
+          <w:lang w:eastAsia="ru-RU"/>
+        </w:rPr>
+        <w:t>9</w:t>
+      </w:r>
+      <w:r>
+        <w:rPr>
+          <w:sz w:val="24"/>
+          <w:szCs w:val="24"/>
+          <w:lang w:eastAsia="ru-RU"/>
+        </w:rPr>
+        <w:t xml:space="preserve"> – Пример тестов репозитория</w:t>
+      </w:r>
+    </w:p>
+    <w:p>
+      <w:pPr>
+        <w:widowControl/>
+        <w:autoSpaceDE/>
+        <w:autoSpaceDN/>
+        <w:spacing w:line="360" w:lineRule="auto"/>
+        <w:ind w:firstLine="709"/>
+        <w:jc w:val="both"/>
+        <w:rPr>
+          <w:sz w:val="28"/>
+          <w:szCs w:val="28"/>
+          <w:lang w:eastAsia="ru-RU"/>
+        </w:rPr>
+      </w:pPr>
+      <w:r>
+        <w:rPr>
+          <w:sz w:val="28"/>
+          <w:szCs w:val="28"/>
+          <w:lang w:eastAsia="ru-RU"/>
+        </w:rPr>
+        <w:t xml:space="preserve">Приведенный набор тестов демонстрирует проверку корректности формирования ответа при обращении к пути проверки работоспособности, а также проверку обработки некорректных входных данных (например, </w:t>
+      </w:r>
+      <w:proofErr w:type="spellStart"/>
+      <w:r>
+        <w:rPr>
+          <w:sz w:val="28"/>
+          <w:szCs w:val="28"/>
+          <w:lang w:eastAsia="ru-RU"/>
+        </w:rPr>
+        <w:t>невалидного</w:t>
+      </w:r>
+      <w:proofErr w:type="spellEnd"/>
+      <w:r>
+        <w:rPr>
+          <w:sz w:val="28"/>
+          <w:szCs w:val="28"/>
+          <w:lang w:eastAsia="ru-RU"/>
+        </w:rPr>
+        <w:t xml:space="preserve"> JSON). </w:t>
+      </w:r>
+      <w:r>
+        <w:rPr>
+          <w:sz w:val="28"/>
+          <w:szCs w:val="28"/>
+          <w:lang w:eastAsia="ru-RU"/>
+        </w:rPr>
+        <w:t>Тесты репозитория направлены на подтверждение корректности поведения слоя доступа к данным в условиях отсутствия записи и при возникновении конфликта уникальности. Дополнительно подобный подход позволяет проверить, что низкоуровневые ошибки базы данных корректно преобразуются в доменные ошибки, используемые на прикладном уровне.</w:t>
+      </w:r>
+    </w:p>
+    <w:p>
+      <w:pPr>
+        <w:widowControl/>
+        <w:autoSpaceDE/>
+        <w:autoSpaceDN/>
+        <w:spacing w:line="360" w:lineRule="auto"/>
+        <w:jc w:val="center"/>
+        <w:rPr>
+          <w:sz w:val="28"/>
+          <w:szCs w:val="28"/>
+          <w:lang w:eastAsia="ru-RU"/>
+        </w:rPr>
+      </w:pPr>
+      <w:r>
+        <w:rPr>
+          <w:noProof/>
+          <w:sz w:val="28"/>
+          <w:szCs w:val="28"/>
+          <w:lang w:eastAsia="ru-RU"/>
+        </w:rPr>
+        <w:drawing>
+          <wp:inline distT="0" distB="0" distL="0" distR="0" wp14:anchorId="17E2F5D3" wp14:editId="04157A23">
+            <wp:extent cx="2209800" cy="714936"/>
+            <wp:effectExtent l="0" t="0" r="0" b="9525"/>
+            <wp:docPr id="21" name="Рисунок 21"/>
+            <wp:cNvGraphicFramePr>
+              <a:graphicFrameLocks xmlns:a="http://schemas.openxmlformats.org/drawingml/2006/main" noChangeAspect="1"/>
+            </wp:cNvGraphicFramePr>
+            <a:graphic xmlns:a="http://schemas.openxmlformats.org/drawingml/2006/main">
+              <a:graphicData uri="http://schemas.openxmlformats.org/drawingml/2006/picture">
+                <pic:pic xmlns:pic="http://schemas.openxmlformats.org/drawingml/2006/picture">
+                  <pic:nvPicPr>
+                    <pic:cNvPr id="0" name="Picture 3"/>
+                    <pic:cNvPicPr>
+                      <a:picLocks noChangeAspect="1" noChangeArrowheads="1"/>
+                    </pic:cNvPicPr>
+                  </pic:nvPicPr>
+                  <pic:blipFill>
+                    <a:blip r:embed="rId17">
+                      <a:extLst>
+                        <a:ext uri="{28A0092B-C50C-407E-A947-70E740481C1C}">
+                          <a14:useLocalDpi xmlns:a14="http://schemas.microsoft.com/office/drawing/2010/main" val="0"/>
+                        </a:ext>
+                      </a:extLst>
+                    </a:blip>
+                    <a:srcRect/>
+                    <a:stretch>
+                      <a:fillRect/>
+                    </a:stretch>
+                  </pic:blipFill>
+                  <pic:spPr bwMode="auto">
+                    <a:xfrm>
+                      <a:off x="0" y="0"/>
+                      <a:ext cx="2281609" cy="738168"/>
+                    </a:xfrm>
+                    <a:prstGeom prst="rect">
+                      <a:avLst/>
+                    </a:prstGeom>
+                    <a:noFill/>
+                    <a:ln>
+                      <a:noFill/>
+                    </a:ln>
+                  </pic:spPr>
+                </pic:pic>
+              </a:graphicData>
+            </a:graphic>
+          </wp:inline>
+        </w:drawing>
+      </w:r>
+    </w:p>
+    <w:p>
+      <w:pPr>
+        <w:widowControl/>
+        <w:autoSpaceDE/>
+        <w:autoSpaceDN/>
+        <w:spacing w:line="360" w:lineRule="auto"/>
+        <w:ind w:firstLine="709"/>
+        <w:jc w:val="center"/>
+        <w:rPr>
+          <w:sz w:val="24"/>
+          <w:szCs w:val="24"/>
+          <w:lang w:eastAsia="ru-RU"/>
+        </w:rPr>
+      </w:pPr>
+      <w:r>
+        <w:rPr>
+          <w:sz w:val="24"/>
+          <w:szCs w:val="24"/>
+          <w:lang w:eastAsia="ru-RU"/>
+        </w:rPr>
+        <w:t xml:space="preserve">Рисунок </w:t>
+      </w:r>
+      <w:r>
+        <w:rPr>
+          <w:sz w:val="24"/>
+          <w:szCs w:val="24"/>
+          <w:lang w:eastAsia="ru-RU"/>
+        </w:rPr>
         <w:t>10</w:t>
       </w:r>
       <w:r>
@@ -3921,11 +8428,12 @@
         <w:spacing w:before="240" w:after="240" w:line="360" w:lineRule="auto"/>
         <w:ind w:left="709" w:firstLine="11"/>
       </w:pPr>
-      <w:bookmarkStart w:id="13" w:name="_Toc225362752"/>
-      <w:r>
+      <w:bookmarkStart w:id="17" w:name="_Toc225362752"/>
+      <w:r>
+        <w:lastRenderedPageBreak/>
         <w:t>Документирование результатов</w:t>
       </w:r>
-      <w:bookmarkEnd w:id="13"/>
+      <w:bookmarkEnd w:id="17"/>
     </w:p>
     <w:p>
       <w:pPr>
@@ -3936,26 +8444,86 @@
         <w:ind w:firstLine="709"/>
         <w:jc w:val="both"/>
         <w:rPr>
-          <w:sz w:val="24"/>
-          <w:szCs w:val="24"/>
-          <w:lang w:val="en-US" w:eastAsia="ru-RU"/>
-        </w:rPr>
-      </w:pPr>
-      <w:r>
-        <w:rPr>
-          <w:sz w:val="28"/>
-          <w:szCs w:val="28"/>
-          <w:lang w:eastAsia="ru-RU"/>
-        </w:rPr>
-        <w:t>Документация кода оформлена</w:t>
-      </w:r>
-      <w:r>
-        <w:rPr>
-          <w:sz w:val="28"/>
-          <w:szCs w:val="28"/>
-          <w:lang w:val="en-US" w:eastAsia="ru-RU"/>
-        </w:rPr>
-        <w:t>…</w:t>
+          <w:sz w:val="28"/>
+          <w:szCs w:val="28"/>
+          <w:lang w:eastAsia="ru-RU"/>
+        </w:rPr>
+      </w:pPr>
+      <w:r>
+        <w:rPr>
+          <w:sz w:val="28"/>
+          <w:szCs w:val="28"/>
+          <w:lang w:eastAsia="ru-RU"/>
+        </w:rPr>
+        <w:t>Документация кода оформлена в виде комментариев</w:t>
+      </w:r>
+      <w:r>
+        <w:rPr>
+          <w:sz w:val="28"/>
+          <w:szCs w:val="28"/>
+          <w:lang w:eastAsia="ru-RU"/>
+        </w:rPr>
+        <w:noBreakHyphen/>
+        <w:t>описаний (</w:t>
+      </w:r>
+      <w:proofErr w:type="spellStart"/>
+      <w:r>
+        <w:rPr>
+          <w:sz w:val="28"/>
+          <w:szCs w:val="28"/>
+          <w:lang w:eastAsia="ru-RU"/>
+        </w:rPr>
+        <w:t>GoDoc</w:t>
+      </w:r>
+      <w:proofErr w:type="spellEnd"/>
+      <w:r>
+        <w:rPr>
+          <w:sz w:val="28"/>
+          <w:szCs w:val="28"/>
+          <w:lang w:eastAsia="ru-RU"/>
+        </w:rPr>
+        <w:t>), размещенных непосредственно перед ключевыми типами, интерфейсами и функциями. Такой формат документации позволяет фиксировать назначение сущностей и контракт поведения (входные параметры, ожидаемый результат, типовые варианты ошибок) непосредственно рядом с реализацией, что снижает риск рассогласования между кодом и описанием.</w:t>
+      </w:r>
+    </w:p>
+    <w:p>
+      <w:pPr>
+        <w:widowControl/>
+        <w:autoSpaceDE/>
+        <w:autoSpaceDN/>
+        <w:spacing w:line="360" w:lineRule="auto"/>
+        <w:ind w:firstLine="709"/>
+        <w:jc w:val="both"/>
+        <w:rPr>
+          <w:sz w:val="28"/>
+          <w:szCs w:val="28"/>
+          <w:lang w:eastAsia="ru-RU"/>
+        </w:rPr>
+      </w:pPr>
+      <w:r>
+        <w:rPr>
+          <w:sz w:val="28"/>
+          <w:szCs w:val="28"/>
+          <w:lang w:eastAsia="ru-RU"/>
+        </w:rPr>
+        <w:t xml:space="preserve">Для интерфейса сервиса подготовлено описание в формате </w:t>
+      </w:r>
+      <w:proofErr w:type="spellStart"/>
+      <w:r>
+        <w:rPr>
+          <w:sz w:val="28"/>
+          <w:szCs w:val="28"/>
+          <w:lang w:eastAsia="ru-RU"/>
+        </w:rPr>
+        <w:t>OpenAPI</w:t>
+      </w:r>
+      <w:proofErr w:type="spellEnd"/>
+      <w:r>
+        <w:rPr>
+          <w:sz w:val="28"/>
+          <w:szCs w:val="28"/>
+          <w:lang w:eastAsia="ru-RU"/>
+        </w:rPr>
+        <w:t>. Документ содержит перечень путей обработки запросов, описания запросов и ответов, а также структуры данных для основных сущностей. Указанная документация обеспечивает возможность воспроизвести сценарии вызова интерфейса и может использоваться в дальнейшем для автоматизации проверки совместимости интерфейса.</w:t>
       </w:r>
     </w:p>
     <w:p>
@@ -3967,11 +8535,112 @@
         <w:ind w:firstLine="709"/>
         <w:jc w:val="center"/>
         <w:rPr>
+          <w:sz w:val="28"/>
+          <w:szCs w:val="28"/>
+          <w:lang w:eastAsia="ru-RU"/>
+        </w:rPr>
+      </w:pPr>
+      <w:r>
+        <w:rPr>
+          <w:noProof/>
+          <w:sz w:val="28"/>
+          <w:szCs w:val="28"/>
+          <w:lang w:eastAsia="ru-RU"/>
+        </w:rPr>
+        <w:lastRenderedPageBreak/>
+        <w:drawing>
+          <wp:inline distT="0" distB="0" distL="0" distR="0" wp14:anchorId="02AC990D" wp14:editId="32782998">
+            <wp:extent cx="4545491" cy="5836920"/>
+            <wp:effectExtent l="0" t="0" r="7620" b="0"/>
+            <wp:docPr id="22" name="Рисунок 22"/>
+            <wp:cNvGraphicFramePr>
+              <a:graphicFrameLocks xmlns:a="http://schemas.openxmlformats.org/drawingml/2006/main" noChangeAspect="1"/>
+            </wp:cNvGraphicFramePr>
+            <a:graphic xmlns:a="http://schemas.openxmlformats.org/drawingml/2006/main">
+              <a:graphicData uri="http://schemas.openxmlformats.org/drawingml/2006/picture">
+                <pic:pic xmlns:pic="http://schemas.openxmlformats.org/drawingml/2006/picture">
+                  <pic:nvPicPr>
+                    <pic:cNvPr id="1" name=""/>
+                    <pic:cNvPicPr/>
+                  </pic:nvPicPr>
+                  <pic:blipFill>
+                    <a:blip r:embed="rId18"/>
+                    <a:stretch>
+                      <a:fillRect/>
+                    </a:stretch>
+                  </pic:blipFill>
+                  <pic:spPr>
+                    <a:xfrm>
+                      <a:off x="0" y="0"/>
+                      <a:ext cx="4548333" cy="5840570"/>
+                    </a:xfrm>
+                    <a:prstGeom prst="rect">
+                      <a:avLst/>
+                    </a:prstGeom>
+                  </pic:spPr>
+                </pic:pic>
+              </a:graphicData>
+            </a:graphic>
+          </wp:inline>
+        </w:drawing>
+      </w:r>
+    </w:p>
+    <w:p>
+      <w:pPr>
+        <w:widowControl/>
+        <w:autoSpaceDE/>
+        <w:autoSpaceDN/>
+        <w:spacing w:after="240" w:line="360" w:lineRule="auto"/>
+        <w:ind w:firstLine="709"/>
+        <w:jc w:val="center"/>
+        <w:rPr>
           <w:sz w:val="24"/>
           <w:szCs w:val="24"/>
           <w:lang w:eastAsia="ru-RU"/>
         </w:rPr>
       </w:pPr>
+      <w:r>
+        <w:rPr>
+          <w:sz w:val="24"/>
+          <w:szCs w:val="24"/>
+          <w:lang w:eastAsia="ru-RU"/>
+        </w:rPr>
+        <w:t xml:space="preserve">Рисунок </w:t>
+      </w:r>
+      <w:r>
+        <w:rPr>
+          <w:sz w:val="24"/>
+          <w:szCs w:val="24"/>
+          <w:lang w:eastAsia="ru-RU"/>
+        </w:rPr>
+        <w:t>1</w:t>
+      </w:r>
+      <w:r>
+        <w:rPr>
+          <w:sz w:val="24"/>
+          <w:szCs w:val="24"/>
+          <w:lang w:eastAsia="ru-RU"/>
+        </w:rPr>
+        <w:t>1</w:t>
+      </w:r>
+      <w:r>
+        <w:rPr>
+          <w:sz w:val="24"/>
+          <w:szCs w:val="24"/>
+          <w:lang w:eastAsia="ru-RU"/>
+        </w:rPr>
+        <w:t xml:space="preserve"> – Описание интерфейса в формате </w:t>
+      </w:r>
+      <w:proofErr w:type="spellStart"/>
+      <w:r>
+        <w:rPr>
+          <w:sz w:val="24"/>
+          <w:szCs w:val="24"/>
+          <w:lang w:eastAsia="ru-RU"/>
+        </w:rPr>
+        <w:t>OpenAPI</w:t>
+      </w:r>
+      <w:proofErr w:type="spellEnd"/>
     </w:p>
     <w:p>
       <w:pPr>
@@ -4052,12 +8721,12 @@
         <w:spacing w:before="0" w:after="240" w:line="360" w:lineRule="auto"/>
         <w:ind w:right="0"/>
       </w:pPr>
-      <w:bookmarkStart w:id="14" w:name="_Toc225362753"/>
+      <w:bookmarkStart w:id="18" w:name="_Toc225362753"/>
       <w:r>
         <w:lastRenderedPageBreak/>
         <w:t>ЗАКЛЮЧЕНИЕ</w:t>
       </w:r>
-      <w:bookmarkEnd w:id="14"/>
+      <w:bookmarkEnd w:id="18"/>
     </w:p>
     <w:p>
       <w:pPr>
@@ -4079,39 +8748,265 @@
           <w:szCs w:val="28"/>
           <w:lang w:eastAsia="ru-RU"/>
         </w:rPr>
-        <w:t>П</w:t>
-      </w:r>
-      <w:r>
-        <w:rPr>
-          <w:sz w:val="28"/>
-          <w:szCs w:val="28"/>
-          <w:lang w:eastAsia="ru-RU"/>
-        </w:rPr>
-        <w:t>рактика в компании «</w:t>
-      </w:r>
-      <w:r>
-        <w:rPr>
-          <w:sz w:val="28"/>
-          <w:szCs w:val="28"/>
-          <w:lang w:eastAsia="ru-RU"/>
-        </w:rPr>
-        <w:t>ООО</w:t>
-      </w:r>
-      <w:r>
-        <w:rPr>
-          <w:sz w:val="28"/>
-          <w:szCs w:val="28"/>
-          <w:lang w:eastAsia="ru-RU"/>
-        </w:rPr>
-        <w:t>» оказалась насыщенным этапом</w:t>
-      </w:r>
-      <w:r>
-        <w:rPr>
-          <w:sz w:val="28"/>
-          <w:szCs w:val="28"/>
-          <w:lang w:eastAsia="ru-RU"/>
-        </w:rPr>
-        <w:t>…</w:t>
+        <w:t xml:space="preserve">Учебная практика в компании «МТС Веб Сервисы» оказалась насыщенным этапом, в ходе которого </w:t>
+      </w:r>
+      <w:r>
+        <w:rPr>
+          <w:sz w:val="28"/>
+          <w:szCs w:val="28"/>
+          <w:lang w:eastAsia="ru-RU"/>
+        </w:rPr>
+        <w:t>был</w:t>
+      </w:r>
+      <w:r>
+        <w:rPr>
+          <w:sz w:val="28"/>
+          <w:szCs w:val="28"/>
+          <w:lang w:eastAsia="ru-RU"/>
+        </w:rPr>
+        <w:t>о</w:t>
+      </w:r>
+      <w:r>
+        <w:rPr>
+          <w:sz w:val="28"/>
+          <w:szCs w:val="28"/>
+          <w:lang w:eastAsia="ru-RU"/>
+        </w:rPr>
+        <w:t xml:space="preserve"> </w:t>
+      </w:r>
+      <w:r>
+        <w:rPr>
+          <w:sz w:val="28"/>
+          <w:szCs w:val="28"/>
+          <w:lang w:eastAsia="ru-RU"/>
+        </w:rPr>
+        <w:t>р</w:t>
+      </w:r>
+      <w:r>
+        <w:rPr>
+          <w:sz w:val="28"/>
+          <w:szCs w:val="28"/>
+          <w:lang w:eastAsia="ru-RU"/>
+        </w:rPr>
+        <w:t>еализова</w:t>
+      </w:r>
+      <w:r>
+        <w:rPr>
+          <w:sz w:val="28"/>
+          <w:szCs w:val="28"/>
+          <w:lang w:eastAsia="ru-RU"/>
+        </w:rPr>
+        <w:t>н</w:t>
+      </w:r>
+      <w:r>
+        <w:rPr>
+          <w:sz w:val="28"/>
+          <w:szCs w:val="28"/>
+          <w:lang w:eastAsia="ru-RU"/>
+        </w:rPr>
+        <w:t>о добавление нового функционала в</w:t>
+      </w:r>
+      <w:r>
+        <w:rPr>
+          <w:sz w:val="28"/>
+          <w:szCs w:val="28"/>
+          <w:lang w:eastAsia="ru-RU"/>
+        </w:rPr>
+        <w:t xml:space="preserve"> сервис управления агентами</w:t>
+      </w:r>
+      <w:r>
+        <w:rPr>
+          <w:sz w:val="28"/>
+          <w:szCs w:val="28"/>
+          <w:lang w:eastAsia="ru-RU"/>
+        </w:rPr>
+        <w:t>, включающее</w:t>
+      </w:r>
+      <w:r>
+        <w:rPr>
+          <w:sz w:val="28"/>
+          <w:szCs w:val="28"/>
+          <w:lang w:eastAsia="ru-RU"/>
+        </w:rPr>
+        <w:t xml:space="preserve"> конфигурацию через переменные окружения</w:t>
+      </w:r>
+      <w:r>
+        <w:rPr>
+          <w:sz w:val="28"/>
+          <w:szCs w:val="28"/>
+          <w:lang w:eastAsia="ru-RU"/>
+        </w:rPr>
+        <w:t>,</w:t>
+      </w:r>
+      <w:r>
+        <w:rPr>
+          <w:sz w:val="28"/>
+          <w:szCs w:val="28"/>
+          <w:lang w:eastAsia="ru-RU"/>
+        </w:rPr>
+        <w:t xml:space="preserve"> хранение данных в </w:t>
+      </w:r>
+      <w:proofErr w:type="spellStart"/>
+      <w:r>
+        <w:rPr>
+          <w:sz w:val="28"/>
+          <w:szCs w:val="28"/>
+          <w:lang w:eastAsia="ru-RU"/>
+        </w:rPr>
+        <w:t>PostgreSQL</w:t>
+      </w:r>
+      <w:proofErr w:type="spellEnd"/>
+      <w:r>
+        <w:rPr>
+          <w:sz w:val="28"/>
+          <w:szCs w:val="28"/>
+          <w:lang w:eastAsia="ru-RU"/>
+        </w:rPr>
+        <w:t xml:space="preserve"> с миграциями</w:t>
+      </w:r>
+      <w:r>
+        <w:rPr>
+          <w:sz w:val="28"/>
+          <w:szCs w:val="28"/>
+          <w:lang w:eastAsia="ru-RU"/>
+        </w:rPr>
+        <w:t xml:space="preserve">, </w:t>
+      </w:r>
+      <w:r>
+        <w:rPr>
+          <w:sz w:val="28"/>
+          <w:szCs w:val="28"/>
+          <w:lang w:eastAsia="ru-RU"/>
+        </w:rPr>
+        <w:t>интерфейс по протоколу HTTP для управления сущностями</w:t>
+      </w:r>
+      <w:r>
+        <w:rPr>
+          <w:sz w:val="28"/>
+          <w:szCs w:val="28"/>
+          <w:lang w:eastAsia="ru-RU"/>
+        </w:rPr>
+        <w:t>,</w:t>
+      </w:r>
+      <w:r>
+        <w:rPr>
+          <w:sz w:val="28"/>
+          <w:szCs w:val="28"/>
+          <w:lang w:eastAsia="ru-RU"/>
+        </w:rPr>
+        <w:t xml:space="preserve"> базовое модульное тестирование слоя HTTP и репозитория</w:t>
+      </w:r>
+      <w:r>
+        <w:rPr>
+          <w:sz w:val="28"/>
+          <w:szCs w:val="28"/>
+          <w:lang w:eastAsia="ru-RU"/>
+        </w:rPr>
+        <w:t>.</w:t>
+      </w:r>
+      <w:r>
+        <w:rPr>
+          <w:sz w:val="28"/>
+          <w:szCs w:val="28"/>
+          <w:lang w:eastAsia="ru-RU"/>
+        </w:rPr>
+        <w:t xml:space="preserve"> На завершающем этапе </w:t>
+      </w:r>
+      <w:r>
+        <w:rPr>
+          <w:sz w:val="28"/>
+          <w:szCs w:val="28"/>
+          <w:lang w:eastAsia="ru-RU"/>
+        </w:rPr>
+        <w:t>был</w:t>
+      </w:r>
+      <w:r>
+        <w:rPr>
+          <w:sz w:val="28"/>
+          <w:szCs w:val="28"/>
+          <w:lang w:eastAsia="ru-RU"/>
+        </w:rPr>
+        <w:t xml:space="preserve"> оформ</w:t>
+      </w:r>
+      <w:r>
+        <w:rPr>
+          <w:sz w:val="28"/>
+          <w:szCs w:val="28"/>
+          <w:lang w:eastAsia="ru-RU"/>
+        </w:rPr>
+        <w:t>лен</w:t>
+      </w:r>
+      <w:r>
+        <w:rPr>
+          <w:sz w:val="28"/>
+          <w:szCs w:val="28"/>
+          <w:lang w:eastAsia="ru-RU"/>
+        </w:rPr>
+        <w:t xml:space="preserve"> отч</w:t>
+      </w:r>
+      <w:r>
+        <w:rPr>
+          <w:sz w:val="28"/>
+          <w:szCs w:val="28"/>
+          <w:lang w:eastAsia="ru-RU"/>
+        </w:rPr>
+        <w:t>е</w:t>
+      </w:r>
+      <w:r>
+        <w:rPr>
+          <w:sz w:val="28"/>
+          <w:szCs w:val="28"/>
+          <w:lang w:eastAsia="ru-RU"/>
+        </w:rPr>
+        <w:t>т</w:t>
+      </w:r>
+      <w:r>
+        <w:rPr>
+          <w:sz w:val="28"/>
+          <w:szCs w:val="28"/>
+          <w:lang w:eastAsia="ru-RU"/>
+        </w:rPr>
+        <w:t xml:space="preserve"> с </w:t>
+      </w:r>
+      <w:r>
+        <w:rPr>
+          <w:sz w:val="28"/>
+          <w:szCs w:val="28"/>
+          <w:lang w:eastAsia="ru-RU"/>
+        </w:rPr>
+        <w:t>описание</w:t>
+      </w:r>
+      <w:r>
+        <w:rPr>
+          <w:sz w:val="28"/>
+          <w:szCs w:val="28"/>
+          <w:lang w:eastAsia="ru-RU"/>
+        </w:rPr>
+        <w:t>м</w:t>
+      </w:r>
+      <w:r>
+        <w:rPr>
+          <w:sz w:val="28"/>
+          <w:szCs w:val="28"/>
+          <w:lang w:eastAsia="ru-RU"/>
+        </w:rPr>
+        <w:t xml:space="preserve"> </w:t>
+      </w:r>
+      <w:r>
+        <w:rPr>
+          <w:sz w:val="28"/>
+          <w:szCs w:val="28"/>
+          <w:lang w:eastAsia="ru-RU"/>
+        </w:rPr>
+        <w:t xml:space="preserve">технического задания и </w:t>
+      </w:r>
+      <w:r>
+        <w:rPr>
+          <w:sz w:val="28"/>
+          <w:szCs w:val="28"/>
+          <w:lang w:eastAsia="ru-RU"/>
+        </w:rPr>
+        <w:t>процесса работы.</w:t>
       </w:r>
     </w:p>
     <w:p>
@@ -4127,6 +9022,61 @@
           <w:szCs w:val="28"/>
           <w:lang w:eastAsia="ru-RU"/>
         </w:rPr>
+      </w:pPr>
+      <w:r>
+        <w:rPr>
+          <w:sz w:val="28"/>
+          <w:szCs w:val="28"/>
+          <w:lang w:eastAsia="ru-RU"/>
+        </w:rPr>
+        <w:t>Кроме технической составляющей, практика дала опыт взаимодействия с командой и организации рабочего процесса: планирование задач, фиксация результатов и оформление отч</w:t>
+      </w:r>
+      <w:r>
+        <w:rPr>
+          <w:sz w:val="28"/>
+          <w:szCs w:val="28"/>
+          <w:lang w:eastAsia="ru-RU"/>
+        </w:rPr>
+        <w:t>е</w:t>
+      </w:r>
+      <w:r>
+        <w:rPr>
+          <w:sz w:val="28"/>
+          <w:szCs w:val="28"/>
+          <w:lang w:eastAsia="ru-RU"/>
+        </w:rPr>
+        <w:t>тности. Полученные знания и навыки можно применить для дальнейшего развития сервиса и проектирования других распредел</w:t>
+      </w:r>
+      <w:r>
+        <w:rPr>
+          <w:sz w:val="28"/>
+          <w:szCs w:val="28"/>
+          <w:lang w:eastAsia="ru-RU"/>
+        </w:rPr>
+        <w:t>е</w:t>
+      </w:r>
+      <w:r>
+        <w:rPr>
+          <w:sz w:val="28"/>
+          <w:szCs w:val="28"/>
+          <w:lang w:eastAsia="ru-RU"/>
+        </w:rPr>
+        <w:t>нных систем в корпоративной среде.</w:t>
+      </w:r>
+    </w:p>
+    <w:p>
+      <w:pPr>
+        <w:widowControl/>
+        <w:autoSpaceDE/>
+        <w:autoSpaceDN/>
+        <w:spacing w:line="360" w:lineRule="auto"/>
+        <w:ind w:firstLine="709"/>
+        <w:jc w:val="both"/>
+        <w:rPr>
+          <w:sz w:val="28"/>
+          <w:szCs w:val="28"/>
+          <w:lang w:eastAsia="ru-RU"/>
+        </w:rPr>
         <w:sectPr>
           <w:pgSz w:w="11910" w:h="16840"/>
           <w:pgMar w:top="1040" w:right="708" w:bottom="1380" w:left="1700" w:header="0" w:footer="1192" w:gutter="0"/>
@@ -4140,7 +9090,7 @@
         <w:spacing w:before="0" w:after="240" w:line="360" w:lineRule="auto"/>
         <w:ind w:right="0"/>
       </w:pPr>
-      <w:bookmarkStart w:id="15" w:name="_Toc225362754"/>
+      <w:bookmarkStart w:id="19" w:name="_Toc225362754"/>
       <w:r>
         <w:lastRenderedPageBreak/>
         <w:t>СПИСОК</w:t>
@@ -4148,7 +9098,7 @@
       <w:r>
         <w:t xml:space="preserve"> ЛИТЕРАТУРЫ</w:t>
       </w:r>
-      <w:bookmarkEnd w:id="15"/>
+      <w:bookmarkEnd w:id="19"/>
     </w:p>
     <w:p>
       <w:pPr>
@@ -4167,56 +9117,31 @@
         <w:rPr>
           <w:sz w:val="28"/>
         </w:rPr>
-        <w:t>ООО</w:t>
-      </w:r>
-      <w:r>
-        <w:rPr>
-          <w:sz w:val="28"/>
-        </w:rPr>
-        <w:t>. Официальный сайт [Электронный ресурс]. Режим доступа: https://</w:t>
-      </w:r>
-      <w:r>
-        <w:rPr>
-          <w:sz w:val="28"/>
-          <w:lang w:val="en-US"/>
-        </w:rPr>
-        <w:t>ooo</w:t>
-      </w:r>
-      <w:r>
-        <w:rPr>
-          <w:sz w:val="28"/>
-        </w:rPr>
-        <w:t xml:space="preserve">.ru (дата обращения: </w:t>
-      </w:r>
-      <w:r>
-        <w:rPr>
-          <w:sz w:val="28"/>
-        </w:rPr>
-        <w:t>1</w:t>
-      </w:r>
-      <w:r>
-        <w:rPr>
-          <w:sz w:val="28"/>
-        </w:rPr>
-        <w:t>6</w:t>
-      </w:r>
-      <w:r>
-        <w:rPr>
-          <w:sz w:val="28"/>
-        </w:rPr>
-        <w:t>.02.202</w:t>
-      </w:r>
-      <w:r>
-        <w:rPr>
-          <w:sz w:val="28"/>
-        </w:rPr>
-        <w:t>6</w:t>
-      </w:r>
-      <w:r>
-        <w:rPr>
-          <w:sz w:val="28"/>
-        </w:rPr>
-        <w:t>).</w:t>
+        <w:t xml:space="preserve">Язык программирования Go. Официальная документация [Электронный ресурс]. Режим доступа: https://go.dev/doc/ (дата обращения: </w:t>
+      </w:r>
+      <w:r>
+        <w:rPr>
+          <w:sz w:val="28"/>
+        </w:rPr>
+        <w:t>16</w:t>
+      </w:r>
+      <w:r>
+        <w:rPr>
+          <w:sz w:val="28"/>
+        </w:rPr>
+        <w:t>.</w:t>
+      </w:r>
+      <w:r>
+        <w:rPr>
+          <w:sz w:val="28"/>
+        </w:rPr>
+        <w:t>02</w:t>
+      </w:r>
+      <w:r>
+        <w:rPr>
+          <w:sz w:val="28"/>
+        </w:rPr>
+        <w:t>.2026).</w:t>
       </w:r>
     </w:p>
     <w:p>
@@ -4232,11 +9157,365 @@
           <w:sz w:val="28"/>
         </w:rPr>
       </w:pPr>
-      <w:r>
-        <w:rPr>
-          <w:sz w:val="28"/>
-        </w:rPr>
-        <w:t xml:space="preserve">zerolog [Электронный ресурс]. Режим доступа: https://github.com/rs/zerolog (дата обращения: </w:t>
+      <w:proofErr w:type="spellStart"/>
+      <w:r>
+        <w:rPr>
+          <w:sz w:val="28"/>
+        </w:rPr>
+        <w:t>PostgreSQL</w:t>
+      </w:r>
+      <w:proofErr w:type="spellEnd"/>
+      <w:r>
+        <w:rPr>
+          <w:sz w:val="28"/>
+        </w:rPr>
+        <w:t xml:space="preserve">. Официальная документация [Электронный ресурс]. Режим доступа: https://www.postgresql.org/docs/ (дата обращения: </w:t>
+      </w:r>
+      <w:r>
+        <w:rPr>
+          <w:sz w:val="28"/>
+        </w:rPr>
+        <w:t>21</w:t>
+      </w:r>
+      <w:r>
+        <w:rPr>
+          <w:sz w:val="28"/>
+        </w:rPr>
+        <w:t>.</w:t>
+      </w:r>
+      <w:r>
+        <w:rPr>
+          <w:sz w:val="28"/>
+        </w:rPr>
+        <w:t>02</w:t>
+      </w:r>
+      <w:r>
+        <w:rPr>
+          <w:sz w:val="28"/>
+        </w:rPr>
+        <w:t>.2026).</w:t>
+      </w:r>
+    </w:p>
+    <w:p>
+      <w:pPr>
+        <w:pStyle w:val="a5"/>
+        <w:numPr>
+          <w:ilvl w:val="0"/>
+          <w:numId w:val="8"/>
+        </w:numPr>
+        <w:spacing w:line="360" w:lineRule="auto"/>
+        <w:ind w:left="1418" w:hanging="709"/>
+        <w:rPr>
+          <w:sz w:val="28"/>
+        </w:rPr>
+      </w:pPr>
+      <w:r>
+        <w:rPr>
+          <w:sz w:val="28"/>
+        </w:rPr>
+        <w:t xml:space="preserve">Спецификация </w:t>
+      </w:r>
+      <w:proofErr w:type="spellStart"/>
+      <w:r>
+        <w:rPr>
+          <w:sz w:val="28"/>
+        </w:rPr>
+        <w:t>OpenAPI</w:t>
+      </w:r>
+      <w:proofErr w:type="spellEnd"/>
+      <w:r>
+        <w:rPr>
+          <w:sz w:val="28"/>
+        </w:rPr>
+        <w:t xml:space="preserve"> [Электронный ресурс]. Режим доступа: https://swagger.io/specification/ (дата обращения: </w:t>
+      </w:r>
+      <w:r>
+        <w:rPr>
+          <w:sz w:val="28"/>
+        </w:rPr>
+        <w:t>28</w:t>
+      </w:r>
+      <w:r>
+        <w:rPr>
+          <w:sz w:val="28"/>
+        </w:rPr>
+        <w:t>.</w:t>
+      </w:r>
+      <w:r>
+        <w:rPr>
+          <w:sz w:val="28"/>
+        </w:rPr>
+        <w:t>02</w:t>
+      </w:r>
+      <w:r>
+        <w:rPr>
+          <w:sz w:val="28"/>
+        </w:rPr>
+        <w:t>.2026).</w:t>
+      </w:r>
+    </w:p>
+    <w:p>
+      <w:pPr>
+        <w:pStyle w:val="a5"/>
+        <w:numPr>
+          <w:ilvl w:val="0"/>
+          <w:numId w:val="8"/>
+        </w:numPr>
+        <w:spacing w:line="360" w:lineRule="auto"/>
+        <w:ind w:left="1418" w:hanging="709"/>
+        <w:rPr>
+          <w:sz w:val="28"/>
+        </w:rPr>
+      </w:pPr>
+      <w:proofErr w:type="spellStart"/>
+      <w:r>
+        <w:rPr>
+          <w:sz w:val="28"/>
+        </w:rPr>
+        <w:t>go-chi</w:t>
+      </w:r>
+      <w:proofErr w:type="spellEnd"/>
+      <w:r>
+        <w:rPr>
+          <w:sz w:val="28"/>
+        </w:rPr>
+        <w:t>/</w:t>
+      </w:r>
+      <w:proofErr w:type="spellStart"/>
+      <w:r>
+        <w:rPr>
+          <w:sz w:val="28"/>
+        </w:rPr>
+        <w:t>chi</w:t>
+      </w:r>
+      <w:proofErr w:type="spellEnd"/>
+      <w:r>
+        <w:rPr>
+          <w:sz w:val="28"/>
+        </w:rPr>
+        <w:t xml:space="preserve"> [Электронный ресурс]. Режим доступа: https://github.com/go-chi/chi (дата обращения: </w:t>
+      </w:r>
+      <w:r>
+        <w:rPr>
+          <w:sz w:val="28"/>
+        </w:rPr>
+        <w:t>05</w:t>
+      </w:r>
+      <w:r>
+        <w:rPr>
+          <w:sz w:val="28"/>
+        </w:rPr>
+        <w:t>.</w:t>
+      </w:r>
+      <w:r>
+        <w:rPr>
+          <w:sz w:val="28"/>
+        </w:rPr>
+        <w:t>03</w:t>
+      </w:r>
+      <w:r>
+        <w:rPr>
+          <w:sz w:val="28"/>
+        </w:rPr>
+        <w:t>.2026).</w:t>
+      </w:r>
+    </w:p>
+    <w:p>
+      <w:pPr>
+        <w:pStyle w:val="a5"/>
+        <w:numPr>
+          <w:ilvl w:val="0"/>
+          <w:numId w:val="8"/>
+        </w:numPr>
+        <w:spacing w:line="360" w:lineRule="auto"/>
+        <w:ind w:left="1418" w:hanging="709"/>
+        <w:rPr>
+          <w:sz w:val="28"/>
+        </w:rPr>
+      </w:pPr>
+      <w:proofErr w:type="spellStart"/>
+      <w:r>
+        <w:rPr>
+          <w:sz w:val="28"/>
+        </w:rPr>
+        <w:t>sqlx</w:t>
+      </w:r>
+      <w:proofErr w:type="spellEnd"/>
+      <w:r>
+        <w:rPr>
+          <w:sz w:val="28"/>
+        </w:rPr>
+        <w:t xml:space="preserve"> [Электронный ресурс]. Режим доступа: https://github.com/jmoiron/sqlx (дата обращения: </w:t>
+      </w:r>
+      <w:r>
+        <w:rPr>
+          <w:sz w:val="28"/>
+        </w:rPr>
+        <w:t>12</w:t>
+      </w:r>
+      <w:r>
+        <w:rPr>
+          <w:sz w:val="28"/>
+        </w:rPr>
+        <w:t>.</w:t>
+      </w:r>
+      <w:r>
+        <w:rPr>
+          <w:sz w:val="28"/>
+        </w:rPr>
+        <w:t>03</w:t>
+      </w:r>
+      <w:r>
+        <w:rPr>
+          <w:sz w:val="28"/>
+        </w:rPr>
+        <w:t>.2026).</w:t>
+      </w:r>
+    </w:p>
+    <w:p>
+      <w:pPr>
+        <w:pStyle w:val="a5"/>
+        <w:numPr>
+          <w:ilvl w:val="0"/>
+          <w:numId w:val="8"/>
+        </w:numPr>
+        <w:spacing w:line="360" w:lineRule="auto"/>
+        <w:ind w:left="1418" w:hanging="709"/>
+        <w:rPr>
+          <w:sz w:val="28"/>
+        </w:rPr>
+      </w:pPr>
+      <w:proofErr w:type="spellStart"/>
+      <w:r>
+        <w:rPr>
+          <w:sz w:val="28"/>
+        </w:rPr>
+        <w:t>pgx</w:t>
+      </w:r>
+      <w:proofErr w:type="spellEnd"/>
+      <w:r>
+        <w:rPr>
+          <w:sz w:val="28"/>
+        </w:rPr>
+        <w:t xml:space="preserve"> [Электронный ресурс]. Режим доступа: https://github.com/jackc/pgx (дата обращения: </w:t>
+      </w:r>
+      <w:r>
+        <w:rPr>
+          <w:sz w:val="28"/>
+        </w:rPr>
+        <w:t>15</w:t>
+      </w:r>
+      <w:r>
+        <w:rPr>
+          <w:sz w:val="28"/>
+        </w:rPr>
+        <w:t>.</w:t>
+      </w:r>
+      <w:r>
+        <w:rPr>
+          <w:sz w:val="28"/>
+        </w:rPr>
+        <w:t>03</w:t>
+      </w:r>
+      <w:r>
+        <w:rPr>
+          <w:sz w:val="28"/>
+        </w:rPr>
+        <w:t>.2026).</w:t>
+      </w:r>
+    </w:p>
+    <w:p>
+      <w:pPr>
+        <w:pStyle w:val="a5"/>
+        <w:numPr>
+          <w:ilvl w:val="0"/>
+          <w:numId w:val="8"/>
+        </w:numPr>
+        <w:spacing w:line="360" w:lineRule="auto"/>
+        <w:ind w:left="1418" w:hanging="709"/>
+        <w:rPr>
+          <w:sz w:val="28"/>
+        </w:rPr>
+      </w:pPr>
+      <w:proofErr w:type="spellStart"/>
+      <w:r>
+        <w:rPr>
+          <w:sz w:val="28"/>
+        </w:rPr>
+        <w:t>golang-migrate</w:t>
+      </w:r>
+      <w:proofErr w:type="spellEnd"/>
+      <w:r>
+        <w:rPr>
+          <w:sz w:val="28"/>
+        </w:rPr>
+        <w:t>/</w:t>
+      </w:r>
+      <w:proofErr w:type="spellStart"/>
+      <w:r>
+        <w:rPr>
+          <w:sz w:val="28"/>
+        </w:rPr>
+        <w:t>migrate</w:t>
+      </w:r>
+      <w:proofErr w:type="spellEnd"/>
+      <w:r>
+        <w:rPr>
+          <w:sz w:val="28"/>
+        </w:rPr>
+        <w:t xml:space="preserve"> [Электронный ресурс]. Режим доступа: https://github.com/golang-migrate/migrate (дата обращения: </w:t>
+      </w:r>
+      <w:r>
+        <w:rPr>
+          <w:sz w:val="28"/>
+        </w:rPr>
+        <w:t>20</w:t>
+      </w:r>
+      <w:r>
+        <w:rPr>
+          <w:sz w:val="28"/>
+        </w:rPr>
+        <w:t>.</w:t>
+      </w:r>
+      <w:r>
+        <w:rPr>
+          <w:sz w:val="28"/>
+        </w:rPr>
+        <w:t>03</w:t>
+      </w:r>
+      <w:r>
+        <w:rPr>
+          <w:sz w:val="28"/>
+        </w:rPr>
+        <w:t>.2026).</w:t>
+      </w:r>
+    </w:p>
+    <w:p>
+      <w:pPr>
+        <w:pStyle w:val="a5"/>
+        <w:numPr>
+          <w:ilvl w:val="0"/>
+          <w:numId w:val="8"/>
+        </w:numPr>
+        <w:spacing w:line="360" w:lineRule="auto"/>
+        <w:ind w:left="1418" w:hanging="709"/>
+        <w:rPr>
+          <w:sz w:val="28"/>
+        </w:rPr>
+      </w:pPr>
+      <w:proofErr w:type="spellStart"/>
+      <w:r>
+        <w:rPr>
+          <w:sz w:val="28"/>
+        </w:rPr>
+        <w:t>zerolog</w:t>
+      </w:r>
+      <w:proofErr w:type="spellEnd"/>
+      <w:r>
+        <w:rPr>
+          <w:sz w:val="28"/>
+        </w:rPr>
+        <w:t xml:space="preserve"> [Электронный ресурс]. Режим доступа: https://github.com/rs/zerolog (дата обращения: </w:t>
       </w:r>
       <w:r>
         <w:rPr>
@@ -4255,6 +9534,116 @@
           <w:sz w:val="28"/>
         </w:rPr>
         <w:t>03</w:t>
+      </w:r>
+      <w:r>
+        <w:rPr>
+          <w:sz w:val="28"/>
+        </w:rPr>
+        <w:t>.2026).</w:t>
+      </w:r>
+    </w:p>
+    <w:p>
+      <w:pPr>
+        <w:pStyle w:val="a5"/>
+        <w:numPr>
+          <w:ilvl w:val="0"/>
+          <w:numId w:val="8"/>
+        </w:numPr>
+        <w:spacing w:line="360" w:lineRule="auto"/>
+        <w:ind w:left="1418" w:hanging="709"/>
+        <w:rPr>
+          <w:sz w:val="28"/>
+        </w:rPr>
+      </w:pPr>
+      <w:r>
+        <w:rPr>
+          <w:sz w:val="28"/>
+        </w:rPr>
+        <w:t>caarlos0/</w:t>
+      </w:r>
+      <w:proofErr w:type="spellStart"/>
+      <w:r>
+        <w:rPr>
+          <w:sz w:val="28"/>
+        </w:rPr>
+        <w:t>env</w:t>
+      </w:r>
+      <w:proofErr w:type="spellEnd"/>
+      <w:r>
+        <w:rPr>
+          <w:sz w:val="28"/>
+        </w:rPr>
+        <w:t xml:space="preserve"> [Электронный ресурс]. Режим доступа: https://github.com/caarlos0/env (дата обращения: </w:t>
+      </w:r>
+      <w:r>
+        <w:rPr>
+          <w:sz w:val="28"/>
+        </w:rPr>
+        <w:t>03</w:t>
+      </w:r>
+      <w:r>
+        <w:rPr>
+          <w:sz w:val="28"/>
+        </w:rPr>
+        <w:t>.</w:t>
+      </w:r>
+      <w:r>
+        <w:rPr>
+          <w:sz w:val="28"/>
+        </w:rPr>
+        <w:t>04</w:t>
+      </w:r>
+      <w:r>
+        <w:rPr>
+          <w:sz w:val="28"/>
+        </w:rPr>
+        <w:t>.2026).</w:t>
+      </w:r>
+    </w:p>
+    <w:p>
+      <w:pPr>
+        <w:pStyle w:val="a5"/>
+        <w:numPr>
+          <w:ilvl w:val="0"/>
+          <w:numId w:val="8"/>
+        </w:numPr>
+        <w:spacing w:line="360" w:lineRule="auto"/>
+        <w:ind w:left="1418" w:hanging="709"/>
+        <w:rPr>
+          <w:sz w:val="28"/>
+        </w:rPr>
+      </w:pPr>
+      <w:proofErr w:type="spellStart"/>
+      <w:r>
+        <w:rPr>
+          <w:sz w:val="28"/>
+        </w:rPr>
+        <w:t>go-sqlmock</w:t>
+      </w:r>
+      <w:proofErr w:type="spellEnd"/>
+      <w:r>
+        <w:rPr>
+          <w:sz w:val="28"/>
+        </w:rPr>
+        <w:t xml:space="preserve"> [Электронный ресурс]. Режим доступа: https://github.com/DATA-DOG/go-sqlmock (дата обращения: </w:t>
+      </w:r>
+      <w:r>
+        <w:rPr>
+          <w:sz w:val="28"/>
+        </w:rPr>
+        <w:t>10</w:t>
+      </w:r>
+      <w:r>
+        <w:rPr>
+          <w:sz w:val="28"/>
+        </w:rPr>
+        <w:t>.</w:t>
+      </w:r>
+      <w:r>
+        <w:rPr>
+          <w:sz w:val="28"/>
+        </w:rPr>
+        <w:t>04</w:t>
       </w:r>
       <w:r>
         <w:rPr>
